--- a/P282_Final_Submission_Manuscript.docx
+++ b/P282_Final_Submission_Manuscript.docx
@@ -9,68 +9,41 @@
       </w:pPr>
       <w:r>
         <w:rPr>
+          <w:rFonts w:ascii="Times New Roman" w:hAnsi="Times New Roman"/>
           <w:b/>
-          <w:color w:val="0F172A"/>
-          <w:sz w:val="34"/>
+          <w:color w:val="111111"/>
+          <w:sz w:val="33"/>
         </w:rPr>
         <w:t>Evidence-Bound Scoring and Verification in a Scenario-Driven Cyber Range</w:t>
       </w:r>
     </w:p>
     <w:p>
       <w:pPr>
-        <w:spacing w:after="40"/>
+        <w:spacing w:before="0" w:after="40"/>
         <w:jc w:val="center"/>
       </w:pPr>
       <w:r>
         <w:rPr>
-          <w:color w:val="1E293B"/>
-          <w:sz w:val="22"/>
+          <w:rFonts w:ascii="Times New Roman" w:hAnsi="Times New Roman"/>
+          <w:b/>
+          <w:sz w:val="21"/>
         </w:rPr>
         <w:t>Navinkumar M, Girinath K, Natarajan V, Heamanthraj S, Sabarinathan V, Nabin Sil</w:t>
       </w:r>
     </w:p>
     <w:p>
       <w:pPr>
-        <w:spacing w:after="280"/>
+        <w:spacing w:before="0" w:after="240"/>
         <w:jc w:val="center"/>
       </w:pPr>
       <w:r>
         <w:rPr>
+          <w:rFonts w:ascii="Times New Roman" w:hAnsi="Times New Roman"/>
           <w:i/>
-          <w:color w:val="475569"/>
+          <w:color w:val="444444"/>
           <w:sz w:val="19"/>
         </w:rPr>
         <w:t>School of Innovation, KGISL Institute of Technology, Coimbatore, India</w:t>
-      </w:r>
-    </w:p>
-    <w:p>
-      <w:pPr>
-        <w:spacing w:before="120" w:after="80"/>
-        <w:jc w:val="both"/>
-      </w:pPr>
-      <w:r>
-        <w:rPr>
-          <w:b/>
-        </w:rPr>
-        <w:t xml:space="preserve">Abstract— </w:t>
-      </w:r>
-      <w:r>
-        <w:t>A cyber-range score is meaningful only when the underlying telemetry supporting that score is authenticated, scoped to an active exercise session, strictly validated against expected schemas, and immutably persisted. In many educational cyber-range architectures, evaluation engines calculate numerical points from unauthenticated telemetry streams, creating a critical disconnect where front-end dashboards present seemingly valid competency scores that lack empirical provenance. This paper examines evidence admission and scoring controls in a scenario-driven cyber-range prototype (CyberPro, Project P282) designed for industrial control system practice under scenario PLC-001 ('PLC Attack Detection'). We conduct an empirical audit of the received prototype implementation, identifying eleven reproducible control failures spanning telemetry source spoofing, cross-user session contamination, type-coercion bypasses, silently overwritten threshold configurations, and unwarranted clean-state reset certifications. We implement a corrected candidate architecture that enforces constant-time shared secret collector authority, strict learner session ownership, primitive string type checks, nullish threshold coalescing, and evidence-dependent reset abstention. Evaluating both implementations across an automated, isolated regression suite, the received prototype satisfied only 5 of 16 selected control requirements (31.3%), whereas the corrected candidate satisfied all 16 of 16 requirements (100.0%). An expanded deterministic evaluation across 64 scripted exercise fixtures confirmed 256 passing score-stage checks, 224 verifiable event-to-objective evidence links, and 64 zero-mutation raw evidence retention checks, complemented by 17 loopback HTTP security checks and clean disk-backed SQLite close/reopen persistence. Crucially, we distinguish software control-plane verification from operational security: this study does not evaluate human learning outcomes, physical PLC hardware, live industrial network containment, or multi-tenant cloud environments. Our findings demonstrate how transparent telemetry admission controls and reproducible software auditing provide a rigorous, evidence-based foundation for cyber-range assessment.</w:t>
-      </w:r>
-    </w:p>
-    <w:p>
-      <w:pPr>
-        <w:spacing w:after="240"/>
-      </w:pPr>
-      <w:r>
-        <w:rPr>
-          <w:b/>
-          <w:i/>
-        </w:rPr>
-        <w:t xml:space="preserve">Keywords— </w:t>
-      </w:r>
-      <w:r>
-        <w:t>Cyber range, telemetry authority, evidence provenance, scoring controls, clean-state reset, regression verification, industrial control systems.</w:t>
       </w:r>
     </w:p>
     <w:p>
@@ -80,111 +53,46 @@
       </w:pPr>
       <w:r>
         <w:rPr>
+          <w:rFonts w:ascii="Times New Roman" w:hAnsi="Times New Roman"/>
           <w:b/>
-          <w:color w:val="0F172A"/>
-          <w:sz w:val="24"/>
+          <w:color w:val="002060"/>
+          <w:sz w:val="23"/>
         </w:rPr>
-        <w:t>1. Introduction</w:t>
+        <w:t>Abstract</w:t>
       </w:r>
     </w:p>
     <w:p>
       <w:pPr>
-        <w:spacing w:after="80" w:line="276" w:lineRule="auto"/>
+        <w:spacing w:before="0" w:after="80"/>
         <w:jc w:val="both"/>
       </w:pPr>
       <w:r>
         <w:rPr>
-          <w:sz w:val="21"/>
+          <w:rFonts w:ascii="Times New Roman" w:hAnsi="Times New Roman"/>
+          <w:sz w:val="20"/>
         </w:rPr>
-        <w:t>Cyber ranges are essential experimental platforms for developing, testing, and assessing defensive cybersecurity capabilities across enterprise IT and critical infrastructure environments [1]. By virtualizing network services, industrial controllers, and telemetry sensors, cyber ranges offer safe operational environments where trainees can analyze hostile network reconnaissance, investigate malicious command injections, and practice defensive mitigation without endangering operational production systems. The core educational and evaluative value of any cyber range lies in the integrity of its assessment pipeline: a trainee's reported score must directly reflect authenticated actions taken during an exercise, grounded in verifiable evidence captured from the lab environment.</w:t>
+        <w:t>A cyber-range score is meaningful only when the underlying telemetry supporting that score is authoritative, correctly scoped, strictly typed, traceable to persisted events, and reproducible. In scenario-driven training environments, particularly those simulating operational technology (OT) and industrial control systems (ICS), a visually complete dashboard can easily obscure fundamental gaps in telemetry provenance and admission integrity. We investigate a frozen cyber-range prototype (213 source files matching commit 8f426d631f423176063bf2ffac9d2af904f308c7) designed around an OpenPLC/Modbus reconnaissance scenario (PLC-001). Testing the received modules against sixteen declared control requirements revealed eleven critical failures: students could inject unauthenticated intrusion detection system (IDS) events, submit telemetry into unowned or closed exercises, bypass analysis length checks via malformed arrays or untrimmed whitespace, have configured zero score thresholds overridden by JavaScript logical-OR defaults, and obtain clean-state reset certification without verified residue eradication. To resolve these vulnerabilities, we developed a candidate implementation introducing collector-only shared-secret authority, exercise ownership and active-status guards, strict scenario binding, typed string payload bounds, explicit nullish threshold evaluation, and reset abstention when verification evidence is absent. Evaluated against deterministic SQLite-backed test fixtures and loopback HTTP checks, the received prototype satisfied only 5 of 16 requirements, whereas the candidate implementation satisfied 16 of 16. Across 64 scripted exercise fixtures, the candidate verified 256 deterministic score stages (25, 50, 75, and 75/100), 224 unique event-to-objective links, and 64 unaltered raw-event retention checks. In addition, 17 of 17 loopback HTTP security checks passed, and disk database persistence was verified after normal closure and reopening. Crucially, this study is strictly bounded to software- and control-plane verification. The evaluation involved zero human participants, zero live Docker container executions, zero AI-provider calls, and no real physical PLC or Modbus network attacks; submitted containment labels and 50-character text strings verify submission format rather than incident-response quality or physical containment. Our contribution is an evidence-oriented engineering method for identifying, demonstrating, and correcting admission and scoring control weaknesses in a cyber-range prototype.</w:t>
       </w:r>
     </w:p>
     <w:p>
       <w:pPr>
-        <w:spacing w:after="80" w:line="276" w:lineRule="auto"/>
-        <w:jc w:val="both"/>
+        <w:spacing w:before="40" w:after="160"/>
       </w:pPr>
       <w:r>
         <w:rPr>
-          <w:sz w:val="21"/>
+          <w:rFonts w:ascii="Times New Roman" w:hAnsi="Times New Roman"/>
+          <w:b/>
+          <w:sz w:val="19"/>
         </w:rPr>
-        <w:t>Despite growing adoption of virtual training platforms, an architectural challenge persists across educational and commercial cyber ranges: the divergence between front-end presentation and back-end evidence authority. Web portals regularly display real-time gauges, mission completion bars, and automated score summaries that appear authoritative to instructors. However, if the telemetry ingestion pipeline accepts arbitrary submissions from any browser session, fails to verify that incoming events belong to the user's active exercise session, or evaluates text submissions using loose length checks, the displayed score becomes an artifact of software illusion rather than genuine defensive competence. In industrial automation and operational technology (OT) networks governed by protocols like Modbus/TCP, this divergence is especially consequential [3]. False confidence developed through unreliable range scoring can lead defenders to misjudge system state or overlook operational anomalies when protecting real industrial processes.</w:t>
+        <w:t xml:space="preserve">Keywords: </w:t>
       </w:r>
-    </w:p>
-    <w:p>
-      <w:pPr>
-        <w:spacing w:after="80" w:line="276" w:lineRule="auto"/>
-        <w:jc w:val="both"/>
-      </w:pPr>
       <w:r>
         <w:rPr>
-          <w:sz w:val="21"/>
+          <w:rFonts w:ascii="Times New Roman" w:hAnsi="Times New Roman"/>
+          <w:i/>
+          <w:sz w:val="19"/>
         </w:rPr>
-        <w:t>This paper addresses this architectural vulnerability through a systematic investigation of CyberPro (Project P282 / P-2024-28-CS-118), an educational cyber-range prototype built on Node.js, Express, and SQLite. Rather than asserting broad, unsubstantiated claims regarding educational efficacy or complete production security, we formulate a disciplined software engineering study comparing the received prototype implementation against a corrected candidate implementation. Our investigation is guided by four focused research questions:</w:t>
-      </w:r>
-    </w:p>
-    <w:p>
-      <w:pPr>
-        <w:pStyle w:val="ListBullet"/>
-        <w:spacing w:after="60" w:line="276" w:lineRule="auto"/>
-        <w:jc w:val="both"/>
-      </w:pPr>
-      <w:r>
-        <w:rPr>
-          <w:sz w:val="21"/>
-        </w:rPr>
-        <w:t>RQ1 (Baseline Control Enforcement): Do the received telemetry ingestion, scoring calculation, and environment reset modules enforce declared security and evaluation requirements when exposed to targeted counterexamples?</w:t>
-      </w:r>
-    </w:p>
-    <w:p>
-      <w:pPr>
-        <w:pStyle w:val="ListBullet"/>
-        <w:spacing w:after="60" w:line="276" w:lineRule="auto"/>
-        <w:jc w:val="both"/>
-      </w:pPr>
-      <w:r>
-        <w:rPr>
-          <w:sz w:val="21"/>
-        </w:rPr>
-        <w:t>RQ2 (Candidate Control Remediation): Does introducing strict telemetry authority, session ownership, typed payload bounds, and reset-abstention controls eliminate the identified counterexample vulnerabilities?</w:t>
-      </w:r>
-    </w:p>
-    <w:p>
-      <w:pPr>
-        <w:pStyle w:val="ListBullet"/>
-        <w:spacing w:after="60" w:line="276" w:lineRule="auto"/>
-        <w:jc w:val="both"/>
-      </w:pPr>
-      <w:r>
-        <w:rPr>
-          <w:sz w:val="21"/>
-        </w:rPr>
-        <w:t>RQ3 (Score Traceability and Audit Preservation): Can final numerical scores and objective passing decisions be deterministically reconstructed from persisted SQLite event logs while maintaining raw evidence immutability?</w:t>
-      </w:r>
-    </w:p>
-    <w:p>
-      <w:pPr>
-        <w:pStyle w:val="ListBullet"/>
-        <w:spacing w:after="60" w:line="276" w:lineRule="auto"/>
-        <w:jc w:val="both"/>
-      </w:pPr>
-      <w:r>
-        <w:rPr>
-          <w:sz w:val="21"/>
-        </w:rPr>
-        <w:t>RQ4 (Evidence Scope and Boundary Characterization): What specific engineering claims are empirically supported by a deterministic software control-plane study, and what operational limitations must be formally disclaimed?</w:t>
-      </w:r>
-    </w:p>
-    <w:p>
-      <w:pPr>
-        <w:spacing w:after="80" w:line="276" w:lineRule="auto"/>
-        <w:jc w:val="both"/>
-      </w:pPr>
-      <w:r>
-        <w:rPr>
-          <w:sz w:val="21"/>
-        </w:rPr>
-        <w:t>Our contributions are strictly empirical and architectural. We document eleven concrete software vulnerabilities discovered in the received prototype, detail the design and implementation of sixteen evidence-bound control requirements, and evaluate both versions using an automated test harness across paired requirement fixtures, 64 scripted exercise workflows, and 17 loopback HTTP security checks. We explicitly disclaim claims of human learning gains, live Docker environment reset, and physical industrial hardware containment, offering an honest, reproducible model for evidence-based cyber-range assessment.</w:t>
+        <w:t>Cyber range, telemetry authority, evidence provenance, scoring controls, clean-state reset, regression testing, operational technology security.</w:t>
       </w:r>
     </w:p>
     <w:p>
@@ -194,47 +102,83 @@
       </w:pPr>
       <w:r>
         <w:rPr>
+          <w:rFonts w:ascii="Times New Roman" w:hAnsi="Times New Roman"/>
           <w:b/>
-          <w:color w:val="0F172A"/>
-          <w:sz w:val="24"/>
+          <w:color w:val="002060"/>
+          <w:sz w:val="23"/>
         </w:rPr>
-        <w:t>2. Related Work</w:t>
+        <w:t>1. Introduction</w:t>
       </w:r>
     </w:p>
     <w:p>
       <w:pPr>
-        <w:spacing w:after="80" w:line="276" w:lineRule="auto"/>
+        <w:spacing w:before="0" w:after="80"/>
         <w:jc w:val="both"/>
       </w:pPr>
       <w:r>
         <w:rPr>
-          <w:sz w:val="21"/>
+          <w:rFonts w:ascii="Times New Roman" w:hAnsi="Times New Roman"/>
+          <w:sz w:val="20"/>
         </w:rPr>
-        <w:t>The architecture and role of cyber ranges in security education have been extensively examined in recent literature. Yamin et al. established a comprehensive taxonomy of cyber ranges and security testbeds, classifying systems by scenario realism, virtualization infrastructure, teaming roles, and scoring automation [1]. They highlighted that automated evaluation requires deterministic capture of user and system events. Similarly, Chindrus and Caruntu presented a case study of a red-versus-blue competition platform [2], emphasizing that scoring transparency is paramount for competitive fairness. While their work demonstrated competitive scenarios, competitive score models often rely on simple capture-the-flag (CTF) tokens or host reachability probes, which do not reflect multi-stage evidence chains required for complex defensive workflows.</w:t>
+        <w:t>Cyber ranges serve as vital training environments for developing and validating defensive cybersecurity skills across enterprise and critical infrastructure domains [1]. By simulating realistic network topologies, attack vectors, and operational systems, ranges enable practitioners to identify threats, execute incident response playbooks, and practice mitigation strategies without placing production infrastructure at risk. However, the integrity and credibility of any educational or competitive cyber range hinge fundamentally upon its assessment model: a participant's score must reflect genuine, verified defensive competence supported by uncompromised, authenticated evidence.</w:t>
       </w:r>
     </w:p>
     <w:p>
       <w:pPr>
-        <w:spacing w:after="80" w:line="276" w:lineRule="auto"/>
+        <w:spacing w:before="0" w:after="80"/>
         <w:jc w:val="both"/>
       </w:pPr>
       <w:r>
         <w:rPr>
-          <w:sz w:val="21"/>
+          <w:rFonts w:ascii="Times New Roman" w:hAnsi="Times New Roman"/>
+          <w:sz w:val="20"/>
         </w:rPr>
-        <w:t>In industrial control systems (ICS) and operational technology, defensive competency requirements are substantially more stringent. NIST Special Publication 800-82 Revision 3 ('Guide to Operational Technology Security') establishes that industrial environments require defense-in-depth, strict boundary protection, and rigorous telemetry verification due to the severe physical safety, environmental, and financial risks of industrial compromise [3]. In OT environments, a defender must not merely observe an alert; they must verify sensor provenance, isolate compromised programmable logic controllers (PLCs), and restore deterministic operations. The NICE Workforce Framework (NIST SP 800-181 Rev. 1) categorizes cybersecurity competencies into discrete Tasks, Knowledge, and Skills (TKS) [4], noting that operational competence requires validated performance of defensive tasks rather than superficial completion of multiple-choice quizzes or unvalidated narrative submissions.</w:t>
+        <w:t>A persistent engineering challenge in cyber-range design is the divergence between front-end presentation and underlying telemetry provenance. A dashboard may display elaborate scorecards, progress bars, and operational timelines that appear completely convincing to instructors and trainees. Yet, if the telemetry ingestion pipeline fails to validate who generated an event, whether the event belongs to an active exercise, or whether submitted data conforms to rigorous type specifications, the resulting score becomes an artifact of software illusion rather than defensive achievement. This concern is exceptionally pronounced in Operational Technology (OT) and Cyber-Physical System (CPS) environments [3]. In industrial automation networks governed by protocols such as Modbus/TCP, improper assumptions regarding process state or telemetry authenticity carry severe real-world safety, environmental, and physical consequences. Misplaced confidence fostered by flawed range telemetry can lead trainees to overestimate their defensive capabilities when confronting real industrial threats.</w:t>
       </w:r>
     </w:p>
     <w:p>
       <w:pPr>
-        <w:spacing w:after="80" w:line="276" w:lineRule="auto"/>
+        <w:spacing w:before="0" w:after="80"/>
         <w:jc w:val="both"/>
       </w:pPr>
       <w:r>
         <w:rPr>
-          <w:sz w:val="21"/>
+          <w:rFonts w:ascii="Times New Roman" w:hAnsi="Times New Roman"/>
+          <w:sz w:val="20"/>
         </w:rPr>
-        <w:t>From a software security perspective, NIST SP 800-218 (Secure Software Development Framework, SSDF v1.1) provides foundational practices for mitigating software vulnerabilities through well-defined security requirements, defensive input validation, and regression verification [5]. In our work, we apply SSDF principles to the cyber-range software control plane itself. While prior cyber-range literature frequently focuses on scenario storytelling or container orchestration, our research fills a critical gap: auditing and formalizing the integrity of the evidence-to-score pipeline that translates raw operational events into accredited trainee evaluation records.</w:t>
+        <w:t>This paper investigates this gap through a rigorous, evidence-bounded study of a scenario-driven cyber-range prototype known as CyberPro (Project P282 / P-2024-28-CS-118). Rather than advancing broad, unverified claims regarding enterprise scalability or pedagogical efficacy, we present a focused engineering case comparing the received implementation of the platform against a corrected candidate implementation. We structure our investigation around four bounded research questions:</w:t>
+      </w:r>
+    </w:p>
+    <w:p>
+      <w:pPr>
+        <w:spacing w:before="0" w:after="80"/>
+        <w:jc w:val="both"/>
+      </w:pPr>
+      <w:r>
+        <w:rPr>
+          <w:rFonts w:ascii="Times New Roman" w:hAnsi="Times New Roman"/>
+          <w:sz w:val="20"/>
+        </w:rPr>
+        <w:t>• RQ1 (Received Control Enforcement): Do the received telemetry admission, scoring, and reset modules enforce their declared security and evaluation rules when tested against targeted counterexamples?</w:t>
+        <w:br/>
+        <w:t>• RQ2 (Candidate Control Remediation): Do the corrected evidence-admission, ownership, typing, and reset-abstention controls prevent the identified counterexamples from contaminating score calculations?</w:t>
+        <w:br/>
+        <w:t>• RQ3 (Score Reconstructability and Evidence Retention): Can final score outputs and objective linkages be deterministically reconstructed from persisted SQLite events without modifying raw underlying audit records?</w:t>
+        <w:br/>
+        <w:t>• RQ4 (Evidence Boundary Characterization): What technical conclusions can be legitimately supported by bounded software-control-plane evaluation, and what operational claims must be explicitly disclaimed?</w:t>
+      </w:r>
+    </w:p>
+    <w:p>
+      <w:pPr>
+        <w:spacing w:before="0" w:after="80"/>
+        <w:jc w:val="both"/>
+      </w:pPr>
+      <w:r>
+        <w:rPr>
+          <w:rFonts w:ascii="Times New Roman" w:hAnsi="Times New Roman"/>
+          <w:sz w:val="20"/>
+        </w:rPr>
+        <w:t>Importantly, this work does not claim to establish human learning outcomes, educational effectiveness, or real-world industrial containment. The contribution is strictly an empirical, software-level demonstration of how evidence admission, scoring derivation, and environment reset certification can be engineered with scientific defensibility and audit traceability.</w:t>
       </w:r>
     </w:p>
     <w:p>
@@ -244,124 +188,51 @@
       </w:pPr>
       <w:r>
         <w:rPr>
+          <w:rFonts w:ascii="Times New Roman" w:hAnsi="Times New Roman"/>
           <w:b/>
-          <w:color w:val="0F172A"/>
-          <w:sz w:val="24"/>
+          <w:color w:val="002060"/>
+          <w:sz w:val="23"/>
         </w:rPr>
-        <w:t>3. Problem Definition and Research Gap</w:t>
+        <w:t>2. Project Context and Related Work</w:t>
       </w:r>
     </w:p>
     <w:p>
       <w:pPr>
-        <w:spacing w:after="80" w:line="276" w:lineRule="auto"/>
+        <w:spacing w:before="0" w:after="80"/>
         <w:jc w:val="both"/>
       </w:pPr>
       <w:r>
         <w:rPr>
-          <w:sz w:val="21"/>
+          <w:rFonts w:ascii="Times New Roman" w:hAnsi="Times New Roman"/>
+          <w:sz w:val="20"/>
         </w:rPr>
-        <w:t>In an automated scenario-driven cyber range, student evaluation follows an evidence pipeline: raw operational occurrences generate telemetry events, which are ingested into a database, evaluated against scenario objectives, aggregated by a scoring engine, and presented on a dashboard. Formally, this pipeline can be represented as a five-stage transformation chain:</w:t>
+        <w:t>The CyberPro project originated as a developmental cyber-range initiative within the School of Innovation at KGISL Institute of Technology, selecting a containerized virtual range architecture over physical hardware testbeds and simulated AI smart-grid environments. The core scenario, designated PLC-001, was formulated to provide hands-on practice detecting Modbus/TCP reconnaissance against an OpenPLC runtime controlling simulated oil-well pumping infrastructure (the OilSprings lab). Our investigation commenced with an exhaustive audit of all project assets, spanning 213 source files corresponding exactly to public Git commit 8f426d631f423176063bf2ffac9d2af904f308c7, six developmental milestone dossiers, ten tracked engineering actions, and associated feedback sheets.</w:t>
       </w:r>
     </w:p>
     <w:p>
       <w:pPr>
-        <w:spacing w:after="80" w:line="276" w:lineRule="auto"/>
+        <w:spacing w:before="0" w:after="80"/>
         <w:jc w:val="both"/>
       </w:pPr>
       <w:r>
         <w:rPr>
-          <w:sz w:val="21"/>
+          <w:rFonts w:ascii="Times New Roman" w:hAnsi="Times New Roman"/>
+          <w:sz w:val="20"/>
         </w:rPr>
-        <w:t xml:space="preserve">    Raw Event (E)  --&gt;  Validation (V)  --&gt;  Objective Match (O)  --&gt;  Score Derivation (S)  --&gt;  Audit Report (R)</w:t>
+        <w:t>A critical finding from our archival review was a substantial discrepancy between historical project claims and available empirical evidence. Early milestone reports and presentation decks asserted that the platform had been validated across six or seven student users, achieved a 90% task completion rate, and reduced threat detection latency from approximately six minutes to four minutes. However, physical inspection of the linked feedback repository revealed exactly two user survey responses, each recording an opinion score of 4 out of 5, with no underlying timestamped event logs, completion denominators, or trial protocols. Consequently, this revised paper explicitly removes those historical figures from its experimental findings, treating them strictly as unverified historical background that motivates rigorous, automated evaluation.</w:t>
       </w:r>
     </w:p>
     <w:p>
       <w:pPr>
-        <w:spacing w:after="80" w:line="276" w:lineRule="auto"/>
+        <w:spacing w:before="0" w:after="80"/>
         <w:jc w:val="both"/>
       </w:pPr>
       <w:r>
         <w:rPr>
-          <w:sz w:val="21"/>
+          <w:rFonts w:ascii="Times New Roman" w:hAnsi="Times New Roman"/>
+          <w:sz w:val="20"/>
         </w:rPr>
-        <w:t>In an untrusted educational environment, each stage of this chain is susceptible to integrity failures if strict controls are not enforced. We identify five critical threat classes that compromise cyber-range assessment integrity:</w:t>
-      </w:r>
-    </w:p>
-    <w:p>
-      <w:pPr>
-        <w:pStyle w:val="ListBullet"/>
-        <w:spacing w:after="60" w:line="276" w:lineRule="auto"/>
-        <w:jc w:val="both"/>
-      </w:pPr>
-      <w:r>
-        <w:rPr>
-          <w:sz w:val="21"/>
-        </w:rPr>
-        <w:t>1. Telemetry Source Spoofing: An unauthorized browser session submits telemetry claiming to be an automated intrusion detection system (IDS) or PLC sensor, allowing a trainee to claim points for detecting attacks that never occurred.</w:t>
-      </w:r>
-    </w:p>
-    <w:p>
-      <w:pPr>
-        <w:pStyle w:val="ListBullet"/>
-        <w:spacing w:after="60" w:line="276" w:lineRule="auto"/>
-        <w:jc w:val="both"/>
-      </w:pPr>
-      <w:r>
-        <w:rPr>
-          <w:sz w:val="21"/>
-        </w:rPr>
-        <w:t>2. Session Scope Contamination: An authenticated learner submits telemetry referencing another student's exercise session ID, injecting unearned points into a peer's session or overwriting exercise records.</w:t>
-      </w:r>
-    </w:p>
-    <w:p>
-      <w:pPr>
-        <w:pStyle w:val="ListBullet"/>
-        <w:spacing w:after="60" w:line="276" w:lineRule="auto"/>
-        <w:jc w:val="both"/>
-      </w:pPr>
-      <w:r>
-        <w:rPr>
-          <w:sz w:val="21"/>
-        </w:rPr>
-        <w:t>3. Dynamic Type-Coercion Bypasses: Weak JavaScript type assertions (e.g., checking .length on arrays or untrimmed strings) allow learners to satisfy character-count requirements using whitespace strings or nested empty arrays.</w:t>
-      </w:r>
-    </w:p>
-    <w:p>
-      <w:pPr>
-        <w:pStyle w:val="ListBullet"/>
-        <w:spacing w:after="60" w:line="276" w:lineRule="auto"/>
-        <w:jc w:val="both"/>
-      </w:pPr>
-      <w:r>
-        <w:rPr>
-          <w:sz w:val="21"/>
-        </w:rPr>
-        <w:t>4. Threshold Handling Failures: Utilizing logical-OR operators (threshold || default) replaces a legitimate configured threshold of zero with an arbitrary default value, distorting intended evaluation rubrics.</w:t>
-      </w:r>
-    </w:p>
-    <w:p>
-      <w:pPr>
-        <w:pStyle w:val="ListBullet"/>
-        <w:spacing w:after="60" w:line="276" w:lineRule="auto"/>
-        <w:jc w:val="both"/>
-      </w:pPr>
-      <w:r>
-        <w:rPr>
-          <w:sz w:val="21"/>
-        </w:rPr>
-        <w:t>5. Liveness-Only Reset Certification: Marking a lab environment as cleanly reset based solely on whether web ports respond to HTTP GET requests, ignoring whether monitoring probes exist or whether malware residue remains.</w:t>
-      </w:r>
-    </w:p>
-    <w:p>
-      <w:pPr>
-        <w:spacing w:after="80" w:line="276" w:lineRule="auto"/>
-        <w:jc w:val="both"/>
-      </w:pPr>
-      <w:r>
-        <w:rPr>
-          <w:sz w:val="21"/>
-        </w:rPr>
-        <w:t>The fundamental research gap is that while existing cyber ranges invest heavily in front-end visual fidelity, the software contracts governing evidence admission and scoring calculation are rarely subjected to formal regression testing or adversarial counterexample evaluation. When these controls fail, the cyber range produces unverified scores that cannot withstand academic or professional audit.</w:t>
+        <w:t>Our work builds upon several foundational bodies of literature. Yamin et al. established comprehensive taxonomies for cyber ranges, categorizing platforms across scenario design, functional tools, user roles, and evaluation systems [1]. They highlighted that automated assessment requires deterministic telemetry capture. Chindrus and Caruntu documented a red-and-blue team cybersecurity competition platform [2], emphasizing that competition scoring requires objective data pipelines; however, their reported human outcomes cannot be transferred to an unvalidated student prototype. The National Institute of Standards and Technology (NIST) Special Publication 800-82 Rev. 3 provides definitive guidance on OT security [3], establishing that industrial systems require defense-in-depth, strict protocol boundaries, and absolute telemetry integrity due to physical process hazards. The NICE Workforce Framework (NIST SP 800-181 Rev. 1) categorizes cybersecurity competencies into discrete Tasks, Knowledge, and Skills (TKS) [4], underscoring that submitting a text label does not equate to demonstrating operational competence. Finally, NIST SP 800-218 (Secure Software Development Framework, SSDF v1.1) provides the methodological foundation for our code audit, counterexample retention, and regression verification [5]. We do not claim global architectural novelty; rather, we contribute a transparent, reproducible case study in securing cyber-range scoring pipelines.</w:t>
       </w:r>
     </w:p>
     <w:p>
@@ -371,113 +242,63 @@
       </w:pPr>
       <w:r>
         <w:rPr>
+          <w:rFonts w:ascii="Times New Roman" w:hAnsi="Times New Roman"/>
           <w:b/>
-          <w:color w:val="0F172A"/>
-          <w:sz w:val="24"/>
+          <w:color w:val="002060"/>
+          <w:sz w:val="23"/>
         </w:rPr>
-        <w:t>4. System Architecture and Scenario Model</w:t>
+        <w:t>3. Problem Definition and Evidence-Admission Threats</w:t>
       </w:r>
     </w:p>
     <w:p>
       <w:pPr>
-        <w:spacing w:after="80" w:line="276" w:lineRule="auto"/>
+        <w:spacing w:before="0" w:after="80"/>
         <w:jc w:val="both"/>
       </w:pPr>
       <w:r>
         <w:rPr>
-          <w:sz w:val="21"/>
+          <w:rFonts w:ascii="Times New Roman" w:hAnsi="Times New Roman"/>
+          <w:sz w:val="20"/>
         </w:rPr>
-        <w:t>CyberPro is structured as a modular Node.js/Express web platform backed by a file-based SQLite database. The platform provides user authentication, scenario management, telemetry ingestion, automated objective evaluation, deterministic scoring traces, chronological timeline synthesis, and environment reset orchestration. A REST API serves web front-ends and handles telemetry ingestion from automated container collectors.</w:t>
+        <w:t>In a scenario-driven cyber range, an assessment engine converts raw system observations into student scores through an automated pipeline: Sensor Telemetry → Ingestion Route → Event Persistence → Objective Evaluation → Score Aggregation. If this pipeline assumes implicit trust in submitted payloads, it becomes susceptible to severe evidence-admission threats:</w:t>
       </w:r>
     </w:p>
     <w:p>
       <w:pPr>
-        <w:keepNext/>
-        <w:spacing w:before="160" w:after="60"/>
+        <w:spacing w:before="0" w:after="80"/>
+        <w:jc w:val="both"/>
       </w:pPr>
       <w:r>
         <w:rPr>
-          <w:b/>
-          <w:color w:val="1E293B"/>
-          <w:sz w:val="22"/>
+          <w:rFonts w:ascii="Times New Roman" w:hAnsi="Times New Roman"/>
+          <w:sz w:val="20"/>
         </w:rPr>
-        <w:t>4.1 Scenario Model: PLC-001 (PLC Attack Detection)</w:t>
+        <w:t>1. Telemetry Source Spoofing: Trainees can bypass detection tasks by forging events attributed to automated sensors (such as network intrusion detection systems or log collectors), effectively scoring points without triggering or analyzing actual network traffic.</w:t>
+        <w:br/>
+        <w:t>2. Cross-Exercise Contamination: When ingestion routes omit strict session and exercise identifier checks, events submitted by one trainee can be bound to another trainee's exercise, corrupting scores across parallel sessions.</w:t>
+        <w:br/>
+        <w:t>3. Out-of-Scope and Lifecycle Invalidation: Telemetry submitted to completed, aborted, or uninitialized exercises may still trigger objective evaluation if status guards are not enforced at insertion time.</w:t>
+        <w:br/>
+        <w:t>4. Scenario Mismatch: Submitting telemetry intended for a different scenario definition can allow incompatible objectives to pass if scenario identifiers are unvalidated.</w:t>
+        <w:br/>
+        <w:t>5. Payload Type Coercion and Length Bypasses: Dynamic language type coercion (such as JavaScript's handling of arrays, objects, and strings) permits malformed payloads—such as empty objects or arrays with length properties—to satisfy naive text length assertions without providing real investigative narrative.</w:t>
+        <w:br/>
+        <w:t>6. Threshold Override via Falsy Coercion: Using logical-OR operators (e.g., threshold || default) inadvertently overrides valid zero thresholds, forcing unintended defaults onto the scoring engine.</w:t>
+        <w:br/>
+        <w:t>7. False Clean-State Certification: Reset engines that rely solely on HTTP liveness probes or evaluate empty probe arrays as 'healthy' can certify an environment as clean despite persistent configuration drift, left-over attacker artifacts, or corrupted database state.</w:t>
       </w:r>
     </w:p>
     <w:p>
       <w:pPr>
-        <w:spacing w:after="80" w:line="276" w:lineRule="auto"/>
+        <w:spacing w:before="0" w:after="80"/>
         <w:jc w:val="both"/>
       </w:pPr>
       <w:r>
         <w:rPr>
-          <w:sz w:val="21"/>
+          <w:rFonts w:ascii="Times New Roman" w:hAnsi="Times New Roman"/>
+          <w:sz w:val="20"/>
         </w:rPr>
-        <w:t>To evaluate evidence admission under realistic OT constraints, we examine scenario PLC-001 ('PLC Attack Detection'). The scenario simulates an attacker conducting unauthorized Modbus/TCP reconnaissance against an OpenPLC runtime controlling a simulated pumping facility (the OilSprings architecture). The scenario manifest is declared in scenario.json and defines four discrete objectives, each carrying 25 points toward a maximum nominal score of 100:</w:t>
-      </w:r>
-    </w:p>
-    <w:p>
-      <w:pPr>
-        <w:pStyle w:val="ListBullet"/>
-        <w:spacing w:after="60" w:line="276" w:lineRule="auto"/>
-        <w:jc w:val="both"/>
-      </w:pPr>
-      <w:r>
-        <w:rPr>
-          <w:sz w:val="21"/>
-        </w:rPr>
-        <w:t>Objective 1 (PLC-001-OBJ-1, Required, 25 pts): 'Detect Suspicious PLC Activity'. Triggered when an automated IDS sensor detects unauthorized Modbus read/write commands and posts a modbus_anomaly event.</w:t>
-      </w:r>
-    </w:p>
-    <w:p>
-      <w:pPr>
-        <w:pStyle w:val="ListBullet"/>
-        <w:spacing w:after="60" w:line="276" w:lineRule="auto"/>
-        <w:jc w:val="both"/>
-      </w:pPr>
-      <w:r>
-        <w:rPr>
-          <w:sz w:val="21"/>
-        </w:rPr>
-        <w:t>Objective 2 (PLC-001-OBJ-2, Required, 25 pts): 'Identify Compromised Host'. Triggered when the trainee investigates network logs and submits a host_identified event with target='openplc'.</w:t>
-      </w:r>
-    </w:p>
-    <w:p>
-      <w:pPr>
-        <w:pStyle w:val="ListBullet"/>
-        <w:spacing w:after="60" w:line="276" w:lineRule="auto"/>
-        <w:jc w:val="both"/>
-      </w:pPr>
-      <w:r>
-        <w:rPr>
-          <w:sz w:val="21"/>
-        </w:rPr>
-        <w:t>Objective 3 (PLC-001-OBJ-3, Required, 25 pts): 'Submit Incident Analysis'. Triggered when the trainee submits a log_analysis_submitted event containing a descriptive narrative of at least 50 trimmed characters.</w:t>
-      </w:r>
-    </w:p>
-    <w:p>
-      <w:pPr>
-        <w:pStyle w:val="ListBullet"/>
-        <w:spacing w:after="60" w:line="276" w:lineRule="auto"/>
-        <w:jc w:val="both"/>
-      </w:pPr>
-      <w:r>
-        <w:rPr>
-          <w:sz w:val="21"/>
-        </w:rPr>
-        <w:t>Objective 4 (PLC-001-OBJ-4, Optional Bonus, 25 pts): 'Execute Containment Action'. Triggered when the trainee submits a containment_action event with action='quarantine_host' to isolate the compromised controller.</w:t>
-      </w:r>
-    </w:p>
-    <w:p>
-      <w:pPr>
-        <w:spacing w:after="80" w:line="276" w:lineRule="auto"/>
-        <w:jc w:val="both"/>
-      </w:pPr>
-      <w:r>
-        <w:rPr>
-          <w:sz w:val="21"/>
-        </w:rPr>
-        <w:t>Under the scenario rules, passing the exercise requires achieving a minimum score of 75 points AND completing all three required objectives (Objectives 1, 2, and 3). Completing the optional fourth objective awards an additional 25 points, yielding a maximum score of 100 points. Importantly, our architecture recognizes that Objective 3's 50-character threshold and Objective 4's containment label are structural submission constraints; they do not, by themselves, prove real-world forensic acumen or operational network isolation.</w:t>
+        <w:t>Addressing these threats requires establishing strict evidence admission controls, cryptographic provenance boundaries, and mandatory reset abstention when verification data is incomplete.</w:t>
       </w:r>
     </w:p>
     <w:p>
@@ -487,23 +308,98 @@
       </w:pPr>
       <w:r>
         <w:rPr>
+          <w:rFonts w:ascii="Times New Roman" w:hAnsi="Times New Roman"/>
           <w:b/>
-          <w:color w:val="0F172A"/>
-          <w:sz w:val="24"/>
+          <w:color w:val="002060"/>
+          <w:sz w:val="23"/>
         </w:rPr>
-        <w:t>5. Evidence-Bound Control Design</w:t>
+        <w:t>4. Cyber-Range Architecture and Scenario Model</w:t>
       </w:r>
     </w:p>
     <w:p>
       <w:pPr>
-        <w:spacing w:after="80" w:line="276" w:lineRule="auto"/>
+        <w:spacing w:before="0" w:after="80"/>
         <w:jc w:val="both"/>
       </w:pPr>
       <w:r>
         <w:rPr>
-          <w:sz w:val="21"/>
+          <w:rFonts w:ascii="Times New Roman" w:hAnsi="Times New Roman"/>
+          <w:sz w:val="20"/>
         </w:rPr>
-        <w:t>To establish scientific defensibility, we audited the received CyberPro codebase against sixteen declared security and evaluation requirements. The audit revealed that the received prototype failed eleven of the sixteen requirements, allowing serious evidence pollution. Table 1 catalogs these identified flaws alongside the corrected candidate behaviors.</w:t>
+        <w:t>CyberPro is implemented as a modular Node.js and Express application backed by SQLite. Its logical architecture comprises a scenario management system, a telemetry ingestion interface, an objective evaluation engine, a scoring engine, an After-Action Review (AAR) reporting module, and an automated environment reset manager. It is essential to distinguish between the logical design and the runtime-verified software control plane evaluated in this paper.</w:t>
+      </w:r>
+    </w:p>
+    <w:p>
+      <w:pPr>
+        <w:spacing w:before="0" w:after="80"/>
+        <w:jc w:val="both"/>
+      </w:pPr>
+      <w:r>
+        <w:rPr>
+          <w:rFonts w:ascii="Times New Roman" w:hAnsi="Times New Roman"/>
+          <w:sz w:val="20"/>
+        </w:rPr>
+        <w:t>The core scenario, PLC-001 ('PLC Attack Detection'), is formally specified in a JSON manifest (scenarios/PLC-001/scenario.json). It models a simulated reconnaissance and command injection attack against an OpenPLC controller within the OilSprings industrial lab. The manifest defines four discrete objectives, each carrying 25 points (maximum 100 points), with a nominal passing threshold of 75 points requiring the successful completion of all three required objectives:</w:t>
+      </w:r>
+    </w:p>
+    <w:p>
+      <w:pPr>
+        <w:spacing w:before="0" w:after="80"/>
+        <w:jc w:val="both"/>
+      </w:pPr>
+      <w:r>
+        <w:rPr>
+          <w:rFonts w:ascii="Times New Roman" w:hAnsi="Times New Roman"/>
+          <w:sz w:val="20"/>
+        </w:rPr>
+        <w:t>• Objective 1 (PLC-001-OBJ-1, Required, 25 pts): 'Detect Suspicious PLC Activity'. Requires an alert from source 'ids' with event_type 'modbus_anomaly', destination port 502, and severity of 'medium', 'high', or 'critical'.</w:t>
+        <w:br/>
+        <w:t>• Objective 2 (PLC-001-OBJ-2, Required, 25 pts): 'Identify Affected Host'. Requires a trainee submission from source 'student' with event_type 'host_identified' containing the exact target IP address '10.10.2.10'.</w:t>
+        <w:br/>
+        <w:t>• Objective 3 (PLC-001-OBJ-3, Required, 25 pts): 'Analyse IDS Logs'. Requires a trainee submission from source 'student' with event_type 'log_analysis_submitted' containing an analysis_text field with at least 50 characters.</w:t>
+        <w:br/>
+        <w:t>• Objective 4 (PLC-001-OBJ-4, Optional Bonus, 25 pts): 'Contain Incident'. Allows a trainee submission from source 'student' with event_type 'containment_action' specifying an allowed action type ('block_ip', 'isolate_container', 'firewall_rule', or 'disconnect_network').</w:t>
+      </w:r>
+    </w:p>
+    <w:p>
+      <w:pPr>
+        <w:spacing w:before="0" w:after="80"/>
+        <w:jc w:val="both"/>
+      </w:pPr>
+      <w:r>
+        <w:rPr>
+          <w:rFonts w:ascii="Times New Roman" w:hAnsi="Times New Roman"/>
+          <w:sz w:val="20"/>
+        </w:rPr>
+        <w:t>Crucially, our architecture makes explicit that Objective 3's 50-character threshold is merely a structural format check, and Objective 4's containment label is a submitted string choice. Neither represents verified incident investigation quality, nor does it confirm that network traffic was physically isolated in an industrial network.</w:t>
+      </w:r>
+    </w:p>
+    <w:p>
+      <w:pPr>
+        <w:keepNext/>
+        <w:spacing w:before="240" w:after="80"/>
+      </w:pPr>
+      <w:r>
+        <w:rPr>
+          <w:rFonts w:ascii="Times New Roman" w:hAnsi="Times New Roman"/>
+          <w:b/>
+          <w:color w:val="002060"/>
+          <w:sz w:val="23"/>
+        </w:rPr>
+        <w:t>5. Received Implementation and Identified Failures</w:t>
+      </w:r>
+    </w:p>
+    <w:p>
+      <w:pPr>
+        <w:spacing w:before="0" w:after="80"/>
+        <w:jc w:val="both"/>
+      </w:pPr>
+      <w:r>
+        <w:rPr>
+          <w:rFonts w:ascii="Times New Roman" w:hAnsi="Times New Roman"/>
+          <w:sz w:val="20"/>
+        </w:rPr>
+        <w:t>Auditing the received CyberPro codebase against sixteen declared security and evaluation requirements exposed eleven significant vulnerabilities across the telemetry ingestion, scoring, and reset modules. Table 1 summarizes these identified issues, comparing the received behavior against the corrected candidate behavior.</w:t>
       </w:r>
     </w:p>
     <w:tbl>
@@ -513,41 +409,43 @@
         <w:tblLook w:firstColumn="1" w:firstRow="1" w:lastColumn="0" w:lastRow="0" w:noHBand="0" w:noVBand="1" w:val="04A0"/>
         <w:tblBorders>
           <w:top w:val="single" w:sz="6" w:space="0" w:color="D1D5DB"/>
+          <w:bottom w:val="single" w:sz="8" w:space="0" w:color="D1D5DB"/>
           <w:left w:val="none"/>
-          <w:bottom w:val="single" w:sz="8" w:space="0" w:color="D1D5DB"/>
           <w:right w:val="none"/>
           <w:insideH w:val="single" w:sz="4" w:space="0" w:color="D1D5DB"/>
           <w:insideV w:val="none"/>
         </w:tblBorders>
       </w:tblPr>
       <w:tblGrid>
-        <w:gridCol w:w="1872"/>
-        <w:gridCol w:w="1872"/>
-        <w:gridCol w:w="1872"/>
-        <w:gridCol w:w="1872"/>
-        <w:gridCol w:w="1872"/>
+        <w:gridCol w:w="1987"/>
+        <w:gridCol w:w="1987"/>
+        <w:gridCol w:w="1987"/>
+        <w:gridCol w:w="1987"/>
+        <w:gridCol w:w="1987"/>
       </w:tblGrid>
       <w:tr>
         <w:tc>
           <w:tcPr>
-            <w:tcW w:type="dxa" w:w="1872"/>
-            <w:shd w:fill="F1F5F9"/>
+            <w:tcW w:type="dxa" w:w="1728"/>
+            <w:shd w:fill="1F497D"/>
             <w:tcMar>
               <w:top w:w="120" w:type="dxa"/>
               <w:bottom w:w="120" w:type="dxa"/>
-              <w:left w:w="140" w:type="dxa"/>
-              <w:right w:w="140" w:type="dxa"/>
+              <w:left w:w="90" w:type="dxa"/>
+              <w:right w:w="90" w:type="dxa"/>
             </w:tcMar>
           </w:tcPr>
           <w:p>
             <w:pPr>
+              <w:spacing w:before="0" w:after="0"/>
               <w:jc w:val="center"/>
             </w:pPr>
             <w:r>
               <w:rPr>
+                <w:rFonts w:ascii="Times New Roman" w:hAnsi="Times New Roman"/>
                 <w:b/>
-                <w:color w:val="0F172A"/>
-                <w:sz w:val="19"/>
+                <w:color w:val="FFFFFF"/>
+                <w:sz w:val="17"/>
               </w:rPr>
               <w:t>Issue / Flaw</w:t>
             </w:r>
@@ -555,24 +453,26 @@
         </w:tc>
         <w:tc>
           <w:tcPr>
-            <w:tcW w:type="dxa" w:w="1872"/>
-            <w:shd w:fill="F1F5F9"/>
+            <w:tcW w:type="dxa" w:w="2016"/>
+            <w:shd w:fill="1F497D"/>
             <w:tcMar>
               <w:top w:w="120" w:type="dxa"/>
               <w:bottom w:w="120" w:type="dxa"/>
-              <w:left w:w="140" w:type="dxa"/>
-              <w:right w:w="140" w:type="dxa"/>
+              <w:left w:w="90" w:type="dxa"/>
+              <w:right w:w="90" w:type="dxa"/>
             </w:tcMar>
           </w:tcPr>
           <w:p>
             <w:pPr>
+              <w:spacing w:before="0" w:after="0"/>
               <w:jc w:val="center"/>
             </w:pPr>
             <w:r>
               <w:rPr>
+                <w:rFonts w:ascii="Times New Roman" w:hAnsi="Times New Roman"/>
                 <w:b/>
-                <w:color w:val="0F172A"/>
-                <w:sz w:val="19"/>
+                <w:color w:val="FFFFFF"/>
+                <w:sz w:val="17"/>
               </w:rPr>
               <w:t>Received Prototype Behavior</w:t>
             </w:r>
@@ -580,24 +480,26 @@
         </w:tc>
         <w:tc>
           <w:tcPr>
-            <w:tcW w:type="dxa" w:w="1872"/>
-            <w:shd w:fill="F1F5F9"/>
+            <w:tcW w:type="dxa" w:w="2016"/>
+            <w:shd w:fill="1F497D"/>
             <w:tcMar>
               <w:top w:w="120" w:type="dxa"/>
               <w:bottom w:w="120" w:type="dxa"/>
-              <w:left w:w="140" w:type="dxa"/>
-              <w:right w:w="140" w:type="dxa"/>
+              <w:left w:w="90" w:type="dxa"/>
+              <w:right w:w="90" w:type="dxa"/>
             </w:tcMar>
           </w:tcPr>
           <w:p>
             <w:pPr>
+              <w:spacing w:before="0" w:after="0"/>
               <w:jc w:val="center"/>
             </w:pPr>
             <w:r>
               <w:rPr>
+                <w:rFonts w:ascii="Times New Roman" w:hAnsi="Times New Roman"/>
                 <w:b/>
-                <w:color w:val="0F172A"/>
-                <w:sz w:val="19"/>
+                <w:color w:val="FFFFFF"/>
+                <w:sz w:val="17"/>
               </w:rPr>
               <w:t>Problematic Impact</w:t>
             </w:r>
@@ -605,24 +507,26 @@
         </w:tc>
         <w:tc>
           <w:tcPr>
-            <w:tcW w:type="dxa" w:w="1872"/>
-            <w:shd w:fill="F1F5F9"/>
+            <w:tcW w:type="dxa" w:w="2160"/>
+            <w:shd w:fill="1F497D"/>
             <w:tcMar>
               <w:top w:w="120" w:type="dxa"/>
               <w:bottom w:w="120" w:type="dxa"/>
-              <w:left w:w="140" w:type="dxa"/>
-              <w:right w:w="140" w:type="dxa"/>
+              <w:left w:w="90" w:type="dxa"/>
+              <w:right w:w="90" w:type="dxa"/>
             </w:tcMar>
           </w:tcPr>
           <w:p>
             <w:pPr>
+              <w:spacing w:before="0" w:after="0"/>
               <w:jc w:val="center"/>
             </w:pPr>
             <w:r>
               <w:rPr>
+                <w:rFonts w:ascii="Times New Roman" w:hAnsi="Times New Roman"/>
                 <w:b/>
-                <w:color w:val="0F172A"/>
-                <w:sz w:val="19"/>
+                <w:color w:val="FFFFFF"/>
+                <w:sz w:val="17"/>
               </w:rPr>
               <w:t>Corrected Candidate Behavior</w:t>
             </w:r>
@@ -630,26 +534,28 @@
         </w:tc>
         <w:tc>
           <w:tcPr>
-            <w:tcW w:type="dxa" w:w="1872"/>
-            <w:shd w:fill="F1F5F9"/>
+            <w:tcW w:type="dxa" w:w="2016"/>
+            <w:shd w:fill="1F497D"/>
             <w:tcMar>
               <w:top w:w="120" w:type="dxa"/>
               <w:bottom w:w="120" w:type="dxa"/>
-              <w:left w:w="140" w:type="dxa"/>
-              <w:right w:w="140" w:type="dxa"/>
+              <w:left w:w="90" w:type="dxa"/>
+              <w:right w:w="90" w:type="dxa"/>
             </w:tcMar>
           </w:tcPr>
           <w:p>
             <w:pPr>
+              <w:spacing w:before="0" w:after="0"/>
               <w:jc w:val="center"/>
             </w:pPr>
             <w:r>
               <w:rPr>
+                <w:rFonts w:ascii="Times New Roman" w:hAnsi="Times New Roman"/>
                 <w:b/>
-                <w:color w:val="0F172A"/>
-                <w:sz w:val="19"/>
+                <w:color w:val="FFFFFF"/>
+                <w:sz w:val="17"/>
               </w:rPr>
-              <w:t>Verification Rule</w:t>
+              <w:t>Verification Evidence</w:t>
             </w:r>
           </w:p>
         </w:tc>
@@ -657,22 +563,23 @@
       <w:tr>
         <w:tc>
           <w:tcPr>
-            <w:tcW w:type="dxa" w:w="1872"/>
-            <w:shd w:fill="FFFFFF"/>
+            <w:tcW w:type="dxa" w:w="1728"/>
             <w:tcMar>
-              <w:top w:w="80" w:type="dxa"/>
-              <w:bottom w:w="80" w:type="dxa"/>
-              <w:left w:w="120" w:type="dxa"/>
-              <w:right w:w="120" w:type="dxa"/>
+              <w:top w:w="70" w:type="dxa"/>
+              <w:bottom w:w="70" w:type="dxa"/>
+              <w:left w:w="80" w:type="dxa"/>
+              <w:right w:w="80" w:type="dxa"/>
             </w:tcMar>
           </w:tcPr>
           <w:p>
             <w:pPr>
-              <w:jc w:val="left"/>
+              <w:spacing w:before="0" w:after="0"/>
+              <w:jc w:val="center"/>
             </w:pPr>
             <w:r>
               <w:rPr>
-                <w:sz w:val="17"/>
+                <w:rFonts w:ascii="Times New Roman" w:hAnsi="Times New Roman"/>
+                <w:sz w:val="16"/>
               </w:rPr>
               <w:t>Telemetry Source Authority</w:t>
             </w:r>
@@ -680,93 +587,97 @@
         </w:tc>
         <w:tc>
           <w:tcPr>
-            <w:tcW w:type="dxa" w:w="1872"/>
-            <w:shd w:fill="FFFFFF"/>
+            <w:tcW w:type="dxa" w:w="2016"/>
             <w:tcMar>
-              <w:top w:w="80" w:type="dxa"/>
-              <w:bottom w:w="80" w:type="dxa"/>
-              <w:left w:w="120" w:type="dxa"/>
-              <w:right w:w="120" w:type="dxa"/>
+              <w:top w:w="70" w:type="dxa"/>
+              <w:bottom w:w="70" w:type="dxa"/>
+              <w:left w:w="80" w:type="dxa"/>
+              <w:right w:w="80" w:type="dxa"/>
             </w:tcMar>
           </w:tcPr>
           <w:p>
             <w:pPr>
+              <w:spacing w:before="0" w:after="0"/>
               <w:jc w:val="left"/>
             </w:pPr>
             <w:r>
               <w:rPr>
-                <w:sz w:val="17"/>
+                <w:rFonts w:ascii="Times New Roman" w:hAnsi="Times New Roman"/>
+                <w:sz w:val="16"/>
               </w:rPr>
-              <w:t>Accepted source='ids' from standard student session.</w:t>
+              <w:t>Any authenticated student session could submit events with source='ids'.</w:t>
             </w:r>
           </w:p>
         </w:tc>
         <w:tc>
           <w:tcPr>
-            <w:tcW w:type="dxa" w:w="1872"/>
-            <w:shd w:fill="FFFFFF"/>
+            <w:tcW w:type="dxa" w:w="2016"/>
             <w:tcMar>
-              <w:top w:w="80" w:type="dxa"/>
-              <w:bottom w:w="80" w:type="dxa"/>
-              <w:left w:w="120" w:type="dxa"/>
-              <w:right w:w="120" w:type="dxa"/>
+              <w:top w:w="70" w:type="dxa"/>
+              <w:bottom w:w="70" w:type="dxa"/>
+              <w:left w:w="80" w:type="dxa"/>
+              <w:right w:w="80" w:type="dxa"/>
             </w:tcMar>
           </w:tcPr>
           <w:p>
             <w:pPr>
+              <w:spacing w:before="0" w:after="0"/>
               <w:jc w:val="left"/>
             </w:pPr>
             <w:r>
               <w:rPr>
-                <w:sz w:val="17"/>
+                <w:rFonts w:ascii="Times New Roman" w:hAnsi="Times New Roman"/>
+                <w:sz w:val="16"/>
               </w:rPr>
-              <w:t>Learners could forge automated detector alerts without attack.</w:t>
+              <w:t>Students could forge automated detector alerts, claiming 25 points without an attack.</w:t>
             </w:r>
           </w:p>
         </w:tc>
         <w:tc>
           <w:tcPr>
-            <w:tcW w:type="dxa" w:w="1872"/>
-            <w:shd w:fill="FFFFFF"/>
+            <w:tcW w:type="dxa" w:w="2160"/>
             <w:tcMar>
-              <w:top w:w="80" w:type="dxa"/>
-              <w:bottom w:w="80" w:type="dxa"/>
-              <w:left w:w="120" w:type="dxa"/>
-              <w:right w:w="120" w:type="dxa"/>
+              <w:top w:w="70" w:type="dxa"/>
+              <w:bottom w:w="70" w:type="dxa"/>
+              <w:left w:w="80" w:type="dxa"/>
+              <w:right w:w="80" w:type="dxa"/>
             </w:tcMar>
           </w:tcPr>
           <w:p>
             <w:pPr>
+              <w:spacing w:before="0" w:after="0"/>
               <w:jc w:val="left"/>
             </w:pPr>
             <w:r>
               <w:rPr>
-                <w:sz w:val="17"/>
+                <w:rFonts w:ascii="Times New Roman" w:hAnsi="Times New Roman"/>
+                <w:sz w:val="16"/>
               </w:rPr>
-              <w:t>Requires x-cyberpro-secret matching CONTAINER_SECRET in constant time.</w:t>
+              <w:t>Enforces collector-only authority via constant-time shared secret comparison.</w:t>
             </w:r>
           </w:p>
         </w:tc>
         <w:tc>
           <w:tcPr>
-            <w:tcW w:type="dxa" w:w="1872"/>
-            <w:shd w:fill="FFFFFF"/>
+            <w:tcW w:type="dxa" w:w="2016"/>
             <w:tcMar>
-              <w:top w:w="80" w:type="dxa"/>
-              <w:bottom w:w="80" w:type="dxa"/>
-              <w:left w:w="120" w:type="dxa"/>
-              <w:right w:w="120" w:type="dxa"/>
+              <w:top w:w="70" w:type="dxa"/>
+              <w:bottom w:w="70" w:type="dxa"/>
+              <w:left w:w="80" w:type="dxa"/>
+              <w:right w:w="80" w:type="dxa"/>
             </w:tcMar>
           </w:tcPr>
           <w:p>
             <w:pPr>
-              <w:jc w:val="both"/>
+              <w:spacing w:before="0" w:after="0"/>
+              <w:jc w:val="left"/>
             </w:pPr>
             <w:r>
               <w:rPr>
-                <w:sz w:val="17"/>
+                <w:rFonts w:ascii="Times New Roman" w:hAnsi="Times New Roman"/>
+                <w:sz w:val="16"/>
               </w:rPr>
-              <w:t>Req #1: Rejects unauthenticated sensor events (401).</w:t>
+              <w:t>Req #1: HTTP 401 rejected; candidate passes.</w:t>
             </w:r>
           </w:p>
         </w:tc>
@@ -774,22 +685,23 @@
       <w:tr>
         <w:tc>
           <w:tcPr>
-            <w:tcW w:type="dxa" w:w="1872"/>
-            <w:shd w:fill="F8FAFC"/>
+            <w:tcW w:type="dxa" w:w="1728"/>
             <w:tcMar>
-              <w:top w:w="80" w:type="dxa"/>
-              <w:bottom w:w="80" w:type="dxa"/>
-              <w:left w:w="120" w:type="dxa"/>
-              <w:right w:w="120" w:type="dxa"/>
+              <w:top w:w="70" w:type="dxa"/>
+              <w:bottom w:w="70" w:type="dxa"/>
+              <w:left w:w="80" w:type="dxa"/>
+              <w:right w:w="80" w:type="dxa"/>
             </w:tcMar>
           </w:tcPr>
           <w:p>
             <w:pPr>
-              <w:jc w:val="left"/>
+              <w:spacing w:before="0" w:after="0"/>
+              <w:jc w:val="center"/>
             </w:pPr>
             <w:r>
               <w:rPr>
-                <w:sz w:val="17"/>
+                <w:rFonts w:ascii="Times New Roman" w:hAnsi="Times New Roman"/>
+                <w:sz w:val="16"/>
               </w:rPr>
               <w:t>Exercise Session Ownership</w:t>
             </w:r>
@@ -797,93 +709,97 @@
         </w:tc>
         <w:tc>
           <w:tcPr>
-            <w:tcW w:type="dxa" w:w="1872"/>
-            <w:shd w:fill="F8FAFC"/>
+            <w:tcW w:type="dxa" w:w="2016"/>
             <w:tcMar>
-              <w:top w:w="80" w:type="dxa"/>
-              <w:bottom w:w="80" w:type="dxa"/>
-              <w:left w:w="120" w:type="dxa"/>
-              <w:right w:w="120" w:type="dxa"/>
+              <w:top w:w="70" w:type="dxa"/>
+              <w:bottom w:w="70" w:type="dxa"/>
+              <w:left w:w="80" w:type="dxa"/>
+              <w:right w:w="80" w:type="dxa"/>
             </w:tcMar>
           </w:tcPr>
           <w:p>
             <w:pPr>
+              <w:spacing w:before="0" w:after="0"/>
               <w:jc w:val="left"/>
             </w:pPr>
             <w:r>
               <w:rPr>
-                <w:sz w:val="17"/>
+                <w:rFonts w:ascii="Times New Roman" w:hAnsi="Times New Roman"/>
+                <w:sz w:val="16"/>
               </w:rPr>
-              <w:t>POST /api/telemetry/event did not verify user_id.</w:t>
+              <w:t>POST /api/telemetry/event did not verify exercise_sessions.user_id against session.</w:t>
             </w:r>
           </w:p>
         </w:tc>
         <w:tc>
           <w:tcPr>
-            <w:tcW w:type="dxa" w:w="1872"/>
-            <w:shd w:fill="F8FAFC"/>
+            <w:tcW w:type="dxa" w:w="2016"/>
             <w:tcMar>
-              <w:top w:w="80" w:type="dxa"/>
-              <w:bottom w:w="80" w:type="dxa"/>
-              <w:left w:w="120" w:type="dxa"/>
-              <w:right w:w="120" w:type="dxa"/>
+              <w:top w:w="70" w:type="dxa"/>
+              <w:bottom w:w="70" w:type="dxa"/>
+              <w:left w:w="80" w:type="dxa"/>
+              <w:right w:w="80" w:type="dxa"/>
             </w:tcMar>
           </w:tcPr>
           <w:p>
             <w:pPr>
+              <w:spacing w:before="0" w:after="0"/>
               <w:jc w:val="left"/>
             </w:pPr>
             <w:r>
               <w:rPr>
-                <w:sz w:val="17"/>
+                <w:rFonts w:ascii="Times New Roman" w:hAnsi="Times New Roman"/>
+                <w:sz w:val="16"/>
               </w:rPr>
-              <w:t>Learner A could inject events into Learner B's active session.</w:t>
+              <w:t>Student A could inject events into Student B's active session, altering scores.</w:t>
             </w:r>
           </w:p>
         </w:tc>
         <w:tc>
           <w:tcPr>
-            <w:tcW w:type="dxa" w:w="1872"/>
-            <w:shd w:fill="F8FAFC"/>
+            <w:tcW w:type="dxa" w:w="2160"/>
             <w:tcMar>
-              <w:top w:w="80" w:type="dxa"/>
-              <w:bottom w:w="80" w:type="dxa"/>
-              <w:left w:w="120" w:type="dxa"/>
-              <w:right w:w="120" w:type="dxa"/>
+              <w:top w:w="70" w:type="dxa"/>
+              <w:bottom w:w="70" w:type="dxa"/>
+              <w:left w:w="80" w:type="dxa"/>
+              <w:right w:w="80" w:type="dxa"/>
             </w:tcMar>
           </w:tcPr>
           <w:p>
             <w:pPr>
+              <w:spacing w:before="0" w:after="0"/>
               <w:jc w:val="left"/>
             </w:pPr>
             <w:r>
               <w:rPr>
-                <w:sz w:val="17"/>
+                <w:rFonts w:ascii="Times New Roman" w:hAnsi="Times New Roman"/>
+                <w:sz w:val="16"/>
               </w:rPr>
-              <w:t>Enforces req.session.userId == exercise_sessions.user_id.</w:t>
+              <w:t>Verifies that the submitting session user_id strictly matches the exercise owner.</w:t>
             </w:r>
           </w:p>
         </w:tc>
         <w:tc>
           <w:tcPr>
-            <w:tcW w:type="dxa" w:w="1872"/>
-            <w:shd w:fill="F8FAFC"/>
+            <w:tcW w:type="dxa" w:w="2016"/>
             <w:tcMar>
-              <w:top w:w="80" w:type="dxa"/>
-              <w:bottom w:w="80" w:type="dxa"/>
-              <w:left w:w="120" w:type="dxa"/>
-              <w:right w:w="120" w:type="dxa"/>
+              <w:top w:w="70" w:type="dxa"/>
+              <w:bottom w:w="70" w:type="dxa"/>
+              <w:left w:w="80" w:type="dxa"/>
+              <w:right w:w="80" w:type="dxa"/>
             </w:tcMar>
           </w:tcPr>
           <w:p>
             <w:pPr>
-              <w:jc w:val="both"/>
+              <w:spacing w:before="0" w:after="0"/>
+              <w:jc w:val="left"/>
             </w:pPr>
             <w:r>
               <w:rPr>
-                <w:sz w:val="17"/>
+                <w:rFonts w:ascii="Times New Roman" w:hAnsi="Times New Roman"/>
+                <w:sz w:val="16"/>
               </w:rPr>
-              <w:t>Req #2: Rejects cross-user session tampering (403).</w:t>
+              <w:t>Req #2: HTTP 403 rejected on mismatch.</w:t>
             </w:r>
           </w:p>
         </w:tc>
@@ -891,22 +807,23 @@
       <w:tr>
         <w:tc>
           <w:tcPr>
-            <w:tcW w:type="dxa" w:w="1872"/>
-            <w:shd w:fill="FFFFFF"/>
+            <w:tcW w:type="dxa" w:w="1728"/>
             <w:tcMar>
-              <w:top w:w="80" w:type="dxa"/>
-              <w:bottom w:w="80" w:type="dxa"/>
-              <w:left w:w="120" w:type="dxa"/>
-              <w:right w:w="120" w:type="dxa"/>
+              <w:top w:w="70" w:type="dxa"/>
+              <w:bottom w:w="70" w:type="dxa"/>
+              <w:left w:w="80" w:type="dxa"/>
+              <w:right w:w="80" w:type="dxa"/>
             </w:tcMar>
           </w:tcPr>
           <w:p>
             <w:pPr>
-              <w:jc w:val="left"/>
+              <w:spacing w:before="0" w:after="0"/>
+              <w:jc w:val="center"/>
             </w:pPr>
             <w:r>
               <w:rPr>
-                <w:sz w:val="17"/>
+                <w:rFonts w:ascii="Times New Roman" w:hAnsi="Times New Roman"/>
+                <w:sz w:val="16"/>
               </w:rPr>
               <w:t>Exercise Lifecycle Guard</w:t>
             </w:r>
@@ -914,93 +831,97 @@
         </w:tc>
         <w:tc>
           <w:tcPr>
-            <w:tcW w:type="dxa" w:w="1872"/>
-            <w:shd w:fill="FFFFFF"/>
+            <w:tcW w:type="dxa" w:w="2016"/>
             <w:tcMar>
-              <w:top w:w="80" w:type="dxa"/>
-              <w:bottom w:w="80" w:type="dxa"/>
-              <w:left w:w="120" w:type="dxa"/>
-              <w:right w:w="120" w:type="dxa"/>
+              <w:top w:w="70" w:type="dxa"/>
+              <w:bottom w:w="70" w:type="dxa"/>
+              <w:left w:w="80" w:type="dxa"/>
+              <w:right w:w="80" w:type="dxa"/>
             </w:tcMar>
           </w:tcPr>
           <w:p>
             <w:pPr>
+              <w:spacing w:before="0" w:after="0"/>
               <w:jc w:val="left"/>
             </w:pPr>
             <w:r>
               <w:rPr>
-                <w:sz w:val="17"/>
+                <w:rFonts w:ascii="Times New Roman" w:hAnsi="Times New Roman"/>
+                <w:sz w:val="16"/>
               </w:rPr>
-              <w:t>Accepted telemetry for non-existent or completed sessions.</w:t>
+              <w:t>Telemetry was accepted for non-existent, closed, or aborted exercise IDs.</w:t>
             </w:r>
           </w:p>
         </w:tc>
         <w:tc>
           <w:tcPr>
-            <w:tcW w:type="dxa" w:w="1872"/>
-            <w:shd w:fill="FFFFFF"/>
+            <w:tcW w:type="dxa" w:w="2016"/>
             <w:tcMar>
-              <w:top w:w="80" w:type="dxa"/>
-              <w:bottom w:w="80" w:type="dxa"/>
-              <w:left w:w="120" w:type="dxa"/>
-              <w:right w:w="120" w:type="dxa"/>
+              <w:top w:w="70" w:type="dxa"/>
+              <w:bottom w:w="70" w:type="dxa"/>
+              <w:left w:w="80" w:type="dxa"/>
+              <w:right w:w="80" w:type="dxa"/>
             </w:tcMar>
           </w:tcPr>
           <w:p>
             <w:pPr>
+              <w:spacing w:before="0" w:after="0"/>
               <w:jc w:val="left"/>
             </w:pPr>
             <w:r>
               <w:rPr>
-                <w:sz w:val="17"/>
+                <w:rFonts w:ascii="Times New Roman" w:hAnsi="Times New Roman"/>
+                <w:sz w:val="16"/>
               </w:rPr>
-              <w:t>Permitted orphan event injection and post-exercise tampering.</w:t>
+              <w:t>Post-exercise tampering and orphan event injection were permitted.</w:t>
             </w:r>
           </w:p>
         </w:tc>
         <w:tc>
           <w:tcPr>
-            <w:tcW w:type="dxa" w:w="1872"/>
-            <w:shd w:fill="FFFFFF"/>
+            <w:tcW w:type="dxa" w:w="2160"/>
             <w:tcMar>
-              <w:top w:w="80" w:type="dxa"/>
-              <w:bottom w:w="80" w:type="dxa"/>
-              <w:left w:w="120" w:type="dxa"/>
-              <w:right w:w="120" w:type="dxa"/>
+              <w:top w:w="70" w:type="dxa"/>
+              <w:bottom w:w="70" w:type="dxa"/>
+              <w:left w:w="80" w:type="dxa"/>
+              <w:right w:w="80" w:type="dxa"/>
             </w:tcMar>
           </w:tcPr>
           <w:p>
             <w:pPr>
+              <w:spacing w:before="0" w:after="0"/>
               <w:jc w:val="left"/>
             </w:pPr>
             <w:r>
               <w:rPr>
-                <w:sz w:val="17"/>
+                <w:rFonts w:ascii="Times New Roman" w:hAnsi="Times New Roman"/>
+                <w:sz w:val="16"/>
               </w:rPr>
-              <w:t>Verifies session exists and requires status == 'active'.</w:t>
+              <w:t>Queries exercise_sessions and requires status == 'active' on insertion.</w:t>
             </w:r>
           </w:p>
         </w:tc>
         <w:tc>
           <w:tcPr>
-            <w:tcW w:type="dxa" w:w="1872"/>
-            <w:shd w:fill="FFFFFF"/>
+            <w:tcW w:type="dxa" w:w="2016"/>
             <w:tcMar>
-              <w:top w:w="80" w:type="dxa"/>
-              <w:bottom w:w="80" w:type="dxa"/>
-              <w:left w:w="120" w:type="dxa"/>
-              <w:right w:w="120" w:type="dxa"/>
+              <w:top w:w="70" w:type="dxa"/>
+              <w:bottom w:w="70" w:type="dxa"/>
+              <w:left w:w="80" w:type="dxa"/>
+              <w:right w:w="80" w:type="dxa"/>
             </w:tcMar>
           </w:tcPr>
           <w:p>
             <w:pPr>
-              <w:jc w:val="both"/>
+              <w:spacing w:before="0" w:after="0"/>
+              <w:jc w:val="left"/>
             </w:pPr>
             <w:r>
               <w:rPr>
-                <w:sz w:val="17"/>
+                <w:rFonts w:ascii="Times New Roman" w:hAnsi="Times New Roman"/>
+                <w:sz w:val="16"/>
               </w:rPr>
-              <w:t>Req #3: Rejects inactive or closed session events (404/409).</w:t>
+              <w:t>Req #3: HTTP 404/409 rejected on inactive.</w:t>
             </w:r>
           </w:p>
         </w:tc>
@@ -1008,22 +929,23 @@
       <w:tr>
         <w:tc>
           <w:tcPr>
-            <w:tcW w:type="dxa" w:w="1872"/>
-            <w:shd w:fill="F8FAFC"/>
+            <w:tcW w:type="dxa" w:w="1728"/>
             <w:tcMar>
-              <w:top w:w="80" w:type="dxa"/>
-              <w:bottom w:w="80" w:type="dxa"/>
-              <w:left w:w="120" w:type="dxa"/>
-              <w:right w:w="120" w:type="dxa"/>
+              <w:top w:w="70" w:type="dxa"/>
+              <w:bottom w:w="70" w:type="dxa"/>
+              <w:left w:w="80" w:type="dxa"/>
+              <w:right w:w="80" w:type="dxa"/>
             </w:tcMar>
           </w:tcPr>
           <w:p>
             <w:pPr>
-              <w:jc w:val="left"/>
+              <w:spacing w:before="0" w:after="0"/>
+              <w:jc w:val="center"/>
             </w:pPr>
             <w:r>
               <w:rPr>
-                <w:sz w:val="17"/>
+                <w:rFonts w:ascii="Times New Roman" w:hAnsi="Times New Roman"/>
+                <w:sz w:val="16"/>
               </w:rPr>
               <w:t>Scenario Identifier Binding</w:t>
             </w:r>
@@ -1031,93 +953,97 @@
         </w:tc>
         <w:tc>
           <w:tcPr>
-            <w:tcW w:type="dxa" w:w="1872"/>
-            <w:shd w:fill="F8FAFC"/>
+            <w:tcW w:type="dxa" w:w="2016"/>
             <w:tcMar>
-              <w:top w:w="80" w:type="dxa"/>
-              <w:bottom w:w="80" w:type="dxa"/>
-              <w:left w:w="120" w:type="dxa"/>
-              <w:right w:w="120" w:type="dxa"/>
+              <w:top w:w="70" w:type="dxa"/>
+              <w:bottom w:w="70" w:type="dxa"/>
+              <w:left w:w="80" w:type="dxa"/>
+              <w:right w:w="80" w:type="dxa"/>
             </w:tcMar>
           </w:tcPr>
           <w:p>
             <w:pPr>
+              <w:spacing w:before="0" w:after="0"/>
               <w:jc w:val="left"/>
             </w:pPr>
             <w:r>
               <w:rPr>
-                <w:sz w:val="17"/>
+                <w:rFonts w:ascii="Times New Roman" w:hAnsi="Times New Roman"/>
+                <w:sz w:val="16"/>
               </w:rPr>
-              <w:t>Accepted mismatched scenario_id in event body.</w:t>
+              <w:t>Accepted telemetry containing scenario_id values differing from exercise record.</w:t>
             </w:r>
           </w:p>
         </w:tc>
         <w:tc>
           <w:tcPr>
-            <w:tcW w:type="dxa" w:w="1872"/>
-            <w:shd w:fill="F8FAFC"/>
+            <w:tcW w:type="dxa" w:w="2016"/>
             <w:tcMar>
-              <w:top w:w="80" w:type="dxa"/>
-              <w:bottom w:w="80" w:type="dxa"/>
-              <w:left w:w="120" w:type="dxa"/>
-              <w:right w:w="120" w:type="dxa"/>
+              <w:top w:w="70" w:type="dxa"/>
+              <w:bottom w:w="70" w:type="dxa"/>
+              <w:left w:w="80" w:type="dxa"/>
+              <w:right w:w="80" w:type="dxa"/>
             </w:tcMar>
           </w:tcPr>
           <w:p>
             <w:pPr>
+              <w:spacing w:before="0" w:after="0"/>
               <w:jc w:val="left"/>
             </w:pPr>
             <w:r>
               <w:rPr>
-                <w:sz w:val="17"/>
+                <w:rFonts w:ascii="Times New Roman" w:hAnsi="Times New Roman"/>
+                <w:sz w:val="16"/>
               </w:rPr>
-              <w:t>Allowed cross-scenario contamination and unearned objective passes.</w:t>
+              <w:t>Cross-scenario event contamination allowed unearned objective passes.</w:t>
             </w:r>
           </w:p>
         </w:tc>
         <w:tc>
           <w:tcPr>
-            <w:tcW w:type="dxa" w:w="1872"/>
-            <w:shd w:fill="F8FAFC"/>
+            <w:tcW w:type="dxa" w:w="2160"/>
             <w:tcMar>
-              <w:top w:w="80" w:type="dxa"/>
-              <w:bottom w:w="80" w:type="dxa"/>
-              <w:left w:w="120" w:type="dxa"/>
-              <w:right w:w="120" w:type="dxa"/>
+              <w:top w:w="70" w:type="dxa"/>
+              <w:bottom w:w="70" w:type="dxa"/>
+              <w:left w:w="80" w:type="dxa"/>
+              <w:right w:w="80" w:type="dxa"/>
             </w:tcMar>
           </w:tcPr>
           <w:p>
             <w:pPr>
+              <w:spacing w:before="0" w:after="0"/>
               <w:jc w:val="left"/>
             </w:pPr>
             <w:r>
               <w:rPr>
-                <w:sz w:val="17"/>
+                <w:rFonts w:ascii="Times New Roman" w:hAnsi="Times New Roman"/>
+                <w:sz w:val="16"/>
               </w:rPr>
-              <w:t>Requires payload scenario_id to match session scenario_id.</w:t>
+              <w:t>Rejects event if scenario_id does not exactly match exercise_sessions.scenario_id.</w:t>
             </w:r>
           </w:p>
         </w:tc>
         <w:tc>
           <w:tcPr>
-            <w:tcW w:type="dxa" w:w="1872"/>
-            <w:shd w:fill="F8FAFC"/>
+            <w:tcW w:type="dxa" w:w="2016"/>
             <w:tcMar>
-              <w:top w:w="80" w:type="dxa"/>
-              <w:bottom w:w="80" w:type="dxa"/>
-              <w:left w:w="120" w:type="dxa"/>
-              <w:right w:w="120" w:type="dxa"/>
+              <w:top w:w="70" w:type="dxa"/>
+              <w:bottom w:w="70" w:type="dxa"/>
+              <w:left w:w="80" w:type="dxa"/>
+              <w:right w:w="80" w:type="dxa"/>
             </w:tcMar>
           </w:tcPr>
           <w:p>
             <w:pPr>
-              <w:jc w:val="both"/>
+              <w:spacing w:before="0" w:after="0"/>
+              <w:jc w:val="left"/>
             </w:pPr>
             <w:r>
               <w:rPr>
-                <w:sz w:val="17"/>
+                <w:rFonts w:ascii="Times New Roman" w:hAnsi="Times New Roman"/>
+                <w:sz w:val="16"/>
               </w:rPr>
-              <w:t>Req #4: Rejects mismatched scenario identifiers (400).</w:t>
+              <w:t>Req #4: HTTP 400 rejected on mismatch.</w:t>
             </w:r>
           </w:p>
         </w:tc>
@@ -1125,22 +1051,23 @@
       <w:tr>
         <w:tc>
           <w:tcPr>
-            <w:tcW w:type="dxa" w:w="1872"/>
-            <w:shd w:fill="FFFFFF"/>
+            <w:tcW w:type="dxa" w:w="1728"/>
             <w:tcMar>
-              <w:top w:w="80" w:type="dxa"/>
-              <w:bottom w:w="80" w:type="dxa"/>
-              <w:left w:w="120" w:type="dxa"/>
-              <w:right w:w="120" w:type="dxa"/>
+              <w:top w:w="70" w:type="dxa"/>
+              <w:bottom w:w="70" w:type="dxa"/>
+              <w:left w:w="80" w:type="dxa"/>
+              <w:right w:w="80" w:type="dxa"/>
             </w:tcMar>
           </w:tcPr>
           <w:p>
             <w:pPr>
-              <w:jc w:val="left"/>
+              <w:spacing w:before="0" w:after="0"/>
+              <w:jc w:val="center"/>
             </w:pPr>
             <w:r>
               <w:rPr>
-                <w:sz w:val="17"/>
+                <w:rFonts w:ascii="Times New Roman" w:hAnsi="Times New Roman"/>
+                <w:sz w:val="16"/>
               </w:rPr>
               <w:t>Malformed Analysis Payload</w:t>
             </w:r>
@@ -1148,93 +1075,97 @@
         </w:tc>
         <w:tc>
           <w:tcPr>
-            <w:tcW w:type="dxa" w:w="1872"/>
-            <w:shd w:fill="FFFFFF"/>
+            <w:tcW w:type="dxa" w:w="2016"/>
             <w:tcMar>
-              <w:top w:w="80" w:type="dxa"/>
-              <w:bottom w:w="80" w:type="dxa"/>
-              <w:left w:w="120" w:type="dxa"/>
-              <w:right w:w="120" w:type="dxa"/>
+              <w:top w:w="70" w:type="dxa"/>
+              <w:bottom w:w="70" w:type="dxa"/>
+              <w:left w:w="80" w:type="dxa"/>
+              <w:right w:w="80" w:type="dxa"/>
             </w:tcMar>
           </w:tcPr>
           <w:p>
             <w:pPr>
+              <w:spacing w:before="0" w:after="0"/>
               <w:jc w:val="left"/>
             </w:pPr>
             <w:r>
               <w:rPr>
-                <w:sz w:val="17"/>
+                <w:rFonts w:ascii="Times New Roman" w:hAnsi="Times New Roman"/>
+                <w:sz w:val="16"/>
               </w:rPr>
-              <w:t>Checked .length property on non-string types (arrays).</w:t>
+              <w:t>Checked analysis_text.length on non-string types (arrays, objects).</w:t>
             </w:r>
           </w:p>
         </w:tc>
         <w:tc>
           <w:tcPr>
-            <w:tcW w:type="dxa" w:w="1872"/>
-            <w:shd w:fill="FFFFFF"/>
+            <w:tcW w:type="dxa" w:w="2016"/>
             <w:tcMar>
-              <w:top w:w="80" w:type="dxa"/>
-              <w:bottom w:w="80" w:type="dxa"/>
-              <w:left w:w="120" w:type="dxa"/>
-              <w:right w:w="120" w:type="dxa"/>
+              <w:top w:w="70" w:type="dxa"/>
+              <w:bottom w:w="70" w:type="dxa"/>
+              <w:left w:w="80" w:type="dxa"/>
+              <w:right w:w="80" w:type="dxa"/>
             </w:tcMar>
           </w:tcPr>
           <w:p>
             <w:pPr>
+              <w:spacing w:before="0" w:after="0"/>
               <w:jc w:val="left"/>
             </w:pPr>
             <w:r>
               <w:rPr>
-                <w:sz w:val="17"/>
+                <w:rFonts w:ascii="Times New Roman" w:hAnsi="Times New Roman"/>
+                <w:sz w:val="16"/>
               </w:rPr>
-              <w:t>Array with 50 empty elements bypassed narrative analysis check.</w:t>
+              <w:t>An array with 50 empty elements or an object bypassed length checks.</w:t>
             </w:r>
           </w:p>
         </w:tc>
         <w:tc>
           <w:tcPr>
-            <w:tcW w:type="dxa" w:w="1872"/>
-            <w:shd w:fill="FFFFFF"/>
+            <w:tcW w:type="dxa" w:w="2160"/>
             <w:tcMar>
-              <w:top w:w="80" w:type="dxa"/>
-              <w:bottom w:w="80" w:type="dxa"/>
-              <w:left w:w="120" w:type="dxa"/>
-              <w:right w:w="120" w:type="dxa"/>
+              <w:top w:w="70" w:type="dxa"/>
+              <w:bottom w:w="70" w:type="dxa"/>
+              <w:left w:w="80" w:type="dxa"/>
+              <w:right w:w="80" w:type="dxa"/>
             </w:tcMar>
           </w:tcPr>
           <w:p>
             <w:pPr>
+              <w:spacing w:before="0" w:after="0"/>
               <w:jc w:val="left"/>
             </w:pPr>
             <w:r>
               <w:rPr>
-                <w:sz w:val="17"/>
+                <w:rFonts w:ascii="Times New Roman" w:hAnsi="Times New Roman"/>
+                <w:sz w:val="16"/>
               </w:rPr>
-              <w:t>Enforces typeof data.analysis_text === 'string' and trimmed length.</w:t>
+              <w:t>Strictly verifies typeof data.analysis_text === 'string' and trimmed length &gt;= 50.</w:t>
             </w:r>
           </w:p>
         </w:tc>
         <w:tc>
           <w:tcPr>
-            <w:tcW w:type="dxa" w:w="1872"/>
-            <w:shd w:fill="FFFFFF"/>
+            <w:tcW w:type="dxa" w:w="2016"/>
             <w:tcMar>
-              <w:top w:w="80" w:type="dxa"/>
-              <w:bottom w:w="80" w:type="dxa"/>
-              <w:left w:w="120" w:type="dxa"/>
-              <w:right w:w="120" w:type="dxa"/>
+              <w:top w:w="70" w:type="dxa"/>
+              <w:bottom w:w="70" w:type="dxa"/>
+              <w:left w:w="80" w:type="dxa"/>
+              <w:right w:w="80" w:type="dxa"/>
             </w:tcMar>
           </w:tcPr>
           <w:p>
             <w:pPr>
-              <w:jc w:val="both"/>
+              <w:spacing w:before="0" w:after="0"/>
+              <w:jc w:val="left"/>
             </w:pPr>
             <w:r>
               <w:rPr>
-                <w:sz w:val="17"/>
+                <w:rFonts w:ascii="Times New Roman" w:hAnsi="Times New Roman"/>
+                <w:sz w:val="16"/>
               </w:rPr>
-              <w:t>Req #5: Rejects non-string and invalid analysis types (400).</w:t>
+              <w:t>Req #5: HTTP 400 rejected on non-string/short.</w:t>
             </w:r>
           </w:p>
         </w:tc>
@@ -1242,22 +1173,23 @@
       <w:tr>
         <w:tc>
           <w:tcPr>
-            <w:tcW w:type="dxa" w:w="1872"/>
-            <w:shd w:fill="F8FAFC"/>
+            <w:tcW w:type="dxa" w:w="1728"/>
             <w:tcMar>
-              <w:top w:w="80" w:type="dxa"/>
-              <w:bottom w:w="80" w:type="dxa"/>
-              <w:left w:w="120" w:type="dxa"/>
-              <w:right w:w="120" w:type="dxa"/>
+              <w:top w:w="70" w:type="dxa"/>
+              <w:bottom w:w="70" w:type="dxa"/>
+              <w:left w:w="80" w:type="dxa"/>
+              <w:right w:w="80" w:type="dxa"/>
             </w:tcMar>
           </w:tcPr>
           <w:p>
             <w:pPr>
-              <w:jc w:val="left"/>
+              <w:spacing w:before="0" w:after="0"/>
+              <w:jc w:val="center"/>
             </w:pPr>
             <w:r>
               <w:rPr>
-                <w:sz w:val="17"/>
+                <w:rFonts w:ascii="Times New Roman" w:hAnsi="Times New Roman"/>
+                <w:sz w:val="16"/>
               </w:rPr>
               <w:t>Whitespace Analysis Padding</w:t>
             </w:r>
@@ -1265,68 +1197,71 @@
         </w:tc>
         <w:tc>
           <w:tcPr>
-            <w:tcW w:type="dxa" w:w="1872"/>
-            <w:shd w:fill="F8FAFC"/>
+            <w:tcW w:type="dxa" w:w="2016"/>
             <w:tcMar>
-              <w:top w:w="80" w:type="dxa"/>
-              <w:bottom w:w="80" w:type="dxa"/>
-              <w:left w:w="120" w:type="dxa"/>
-              <w:right w:w="120" w:type="dxa"/>
+              <w:top w:w="70" w:type="dxa"/>
+              <w:bottom w:w="70" w:type="dxa"/>
+              <w:left w:w="80" w:type="dxa"/>
+              <w:right w:w="80" w:type="dxa"/>
             </w:tcMar>
           </w:tcPr>
           <w:p>
             <w:pPr>
+              <w:spacing w:before="0" w:after="0"/>
               <w:jc w:val="left"/>
             </w:pPr>
             <w:r>
               <w:rPr>
-                <w:sz w:val="17"/>
+                <w:rFonts w:ascii="Times New Roman" w:hAnsi="Times New Roman"/>
+                <w:sz w:val="16"/>
               </w:rPr>
-              <w:t>Checked raw character count without trimming whitespace.</w:t>
+              <w:t>Counted raw string length without trimming leading/trailing whitespace.</w:t>
             </w:r>
           </w:p>
         </w:tc>
         <w:tc>
           <w:tcPr>
-            <w:tcW w:type="dxa" w:w="1872"/>
-            <w:shd w:fill="F8FAFC"/>
+            <w:tcW w:type="dxa" w:w="2016"/>
             <w:tcMar>
-              <w:top w:w="80" w:type="dxa"/>
-              <w:bottom w:w="80" w:type="dxa"/>
-              <w:left w:w="120" w:type="dxa"/>
-              <w:right w:w="120" w:type="dxa"/>
+              <w:top w:w="70" w:type="dxa"/>
+              <w:bottom w:w="70" w:type="dxa"/>
+              <w:left w:w="80" w:type="dxa"/>
+              <w:right w:w="80" w:type="dxa"/>
             </w:tcMar>
           </w:tcPr>
           <w:p>
             <w:pPr>
+              <w:spacing w:before="0" w:after="0"/>
               <w:jc w:val="left"/>
             </w:pPr>
             <w:r>
               <w:rPr>
-                <w:sz w:val="17"/>
+                <w:rFonts w:ascii="Times New Roman" w:hAnsi="Times New Roman"/>
+                <w:sz w:val="16"/>
               </w:rPr>
-              <w:t>50 spaces or tabs satisfied narrative requirement without text.</w:t>
+              <w:t>50 spaces or tabs satisfied the analysis requirement without readable content.</w:t>
             </w:r>
           </w:p>
         </w:tc>
         <w:tc>
           <w:tcPr>
-            <w:tcW w:type="dxa" w:w="1872"/>
-            <w:shd w:fill="F8FAFC"/>
+            <w:tcW w:type="dxa" w:w="2160"/>
             <w:tcMar>
-              <w:top w:w="80" w:type="dxa"/>
-              <w:bottom w:w="80" w:type="dxa"/>
-              <w:left w:w="120" w:type="dxa"/>
-              <w:right w:w="120" w:type="dxa"/>
+              <w:top w:w="70" w:type="dxa"/>
+              <w:bottom w:w="70" w:type="dxa"/>
+              <w:left w:w="80" w:type="dxa"/>
+              <w:right w:w="80" w:type="dxa"/>
             </w:tcMar>
           </w:tcPr>
           <w:p>
             <w:pPr>
+              <w:spacing w:before="0" w:after="0"/>
               <w:jc w:val="left"/>
             </w:pPr>
             <w:r>
               <w:rPr>
-                <w:sz w:val="17"/>
+                <w:rFonts w:ascii="Times New Roman" w:hAnsi="Times New Roman"/>
+                <w:sz w:val="16"/>
               </w:rPr>
               <w:t>Requires data.analysis_text.trim().length &gt;= 50 characters.</w:t>
             </w:r>
@@ -1334,24 +1269,25 @@
         </w:tc>
         <w:tc>
           <w:tcPr>
-            <w:tcW w:type="dxa" w:w="1872"/>
-            <w:shd w:fill="F8FAFC"/>
+            <w:tcW w:type="dxa" w:w="2016"/>
             <w:tcMar>
-              <w:top w:w="80" w:type="dxa"/>
-              <w:bottom w:w="80" w:type="dxa"/>
-              <w:left w:w="120" w:type="dxa"/>
-              <w:right w:w="120" w:type="dxa"/>
+              <w:top w:w="70" w:type="dxa"/>
+              <w:bottom w:w="70" w:type="dxa"/>
+              <w:left w:w="80" w:type="dxa"/>
+              <w:right w:w="80" w:type="dxa"/>
             </w:tcMar>
           </w:tcPr>
           <w:p>
             <w:pPr>
-              <w:jc w:val="both"/>
+              <w:spacing w:before="0" w:after="0"/>
+              <w:jc w:val="left"/>
             </w:pPr>
             <w:r>
               <w:rPr>
-                <w:sz w:val="17"/>
+                <w:rFonts w:ascii="Times New Roman" w:hAnsi="Times New Roman"/>
+                <w:sz w:val="16"/>
               </w:rPr>
-              <w:t>Req #6: Rejects whitespace-only analysis submissions (400).</w:t>
+              <w:t>Req #6: HTTP 400 rejected on whitespace string.</w:t>
             </w:r>
           </w:p>
         </w:tc>
@@ -1359,22 +1295,23 @@
       <w:tr>
         <w:tc>
           <w:tcPr>
-            <w:tcW w:type="dxa" w:w="1872"/>
-            <w:shd w:fill="FFFFFF"/>
+            <w:tcW w:type="dxa" w:w="1728"/>
             <w:tcMar>
-              <w:top w:w="80" w:type="dxa"/>
-              <w:bottom w:w="80" w:type="dxa"/>
-              <w:left w:w="120" w:type="dxa"/>
-              <w:right w:w="120" w:type="dxa"/>
+              <w:top w:w="70" w:type="dxa"/>
+              <w:bottom w:w="70" w:type="dxa"/>
+              <w:left w:w="80" w:type="dxa"/>
+              <w:right w:w="80" w:type="dxa"/>
             </w:tcMar>
           </w:tcPr>
           <w:p>
             <w:pPr>
-              <w:jc w:val="left"/>
+              <w:spacing w:before="0" w:after="0"/>
+              <w:jc w:val="center"/>
             </w:pPr>
             <w:r>
               <w:rPr>
-                <w:sz w:val="17"/>
+                <w:rFonts w:ascii="Times New Roman" w:hAnsi="Times New Roman"/>
+                <w:sz w:val="16"/>
               </w:rPr>
               <w:t>Unbounded Payload Size</w:t>
             </w:r>
@@ -1382,93 +1319,97 @@
         </w:tc>
         <w:tc>
           <w:tcPr>
-            <w:tcW w:type="dxa" w:w="1872"/>
-            <w:shd w:fill="FFFFFF"/>
+            <w:tcW w:type="dxa" w:w="2016"/>
             <w:tcMar>
-              <w:top w:w="80" w:type="dxa"/>
-              <w:bottom w:w="80" w:type="dxa"/>
-              <w:left w:w="120" w:type="dxa"/>
-              <w:right w:w="120" w:type="dxa"/>
+              <w:top w:w="70" w:type="dxa"/>
+              <w:bottom w:w="70" w:type="dxa"/>
+              <w:left w:w="80" w:type="dxa"/>
+              <w:right w:w="80" w:type="dxa"/>
             </w:tcMar>
           </w:tcPr>
           <w:p>
             <w:pPr>
+              <w:spacing w:before="0" w:after="0"/>
               <w:jc w:val="left"/>
             </w:pPr>
             <w:r>
               <w:rPr>
-                <w:sz w:val="17"/>
+                <w:rFonts w:ascii="Times New Roman" w:hAnsi="Times New Roman"/>
+                <w:sz w:val="16"/>
               </w:rPr>
-              <w:t>Unchecked JSON body size accepted arbitrarily large data.</w:t>
+              <w:t>Unchecked JSON body size accepted arbitrarily large serialized objects.</w:t>
             </w:r>
           </w:p>
         </w:tc>
         <w:tc>
           <w:tcPr>
-            <w:tcW w:type="dxa" w:w="1872"/>
-            <w:shd w:fill="FFFFFF"/>
+            <w:tcW w:type="dxa" w:w="2016"/>
             <w:tcMar>
-              <w:top w:w="80" w:type="dxa"/>
-              <w:bottom w:w="80" w:type="dxa"/>
-              <w:left w:w="120" w:type="dxa"/>
-              <w:right w:w="120" w:type="dxa"/>
+              <w:top w:w="70" w:type="dxa"/>
+              <w:bottom w:w="70" w:type="dxa"/>
+              <w:left w:w="80" w:type="dxa"/>
+              <w:right w:w="80" w:type="dxa"/>
             </w:tcMar>
           </w:tcPr>
           <w:p>
             <w:pPr>
+              <w:spacing w:before="0" w:after="0"/>
               <w:jc w:val="left"/>
             </w:pPr>
             <w:r>
               <w:rPr>
-                <w:sz w:val="17"/>
+                <w:rFonts w:ascii="Times New Roman" w:hAnsi="Times New Roman"/>
+                <w:sz w:val="16"/>
               </w:rPr>
-              <w:t>Permitted memory exhaustion and database bloating attacks.</w:t>
+              <w:t>Permitted memory exhaustion (DoS) and storage bloating via bloated payloads.</w:t>
             </w:r>
           </w:p>
         </w:tc>
         <w:tc>
           <w:tcPr>
-            <w:tcW w:type="dxa" w:w="1872"/>
-            <w:shd w:fill="FFFFFF"/>
+            <w:tcW w:type="dxa" w:w="2160"/>
             <w:tcMar>
-              <w:top w:w="80" w:type="dxa"/>
-              <w:bottom w:w="80" w:type="dxa"/>
-              <w:left w:w="120" w:type="dxa"/>
-              <w:right w:w="120" w:type="dxa"/>
+              <w:top w:w="70" w:type="dxa"/>
+              <w:bottom w:w="70" w:type="dxa"/>
+              <w:left w:w="80" w:type="dxa"/>
+              <w:right w:w="80" w:type="dxa"/>
             </w:tcMar>
           </w:tcPr>
           <w:p>
             <w:pPr>
+              <w:spacing w:before="0" w:after="0"/>
               <w:jc w:val="left"/>
             </w:pPr>
             <w:r>
               <w:rPr>
-                <w:sz w:val="17"/>
+                <w:rFonts w:ascii="Times New Roman" w:hAnsi="Times New Roman"/>
+                <w:sz w:val="16"/>
               </w:rPr>
-              <w:t>Enforces 4,096 serialized character limit and canonical schema.</w:t>
+              <w:t>Enforces 4,096 serialized character limit and canonical JSON serialization.</w:t>
             </w:r>
           </w:p>
         </w:tc>
         <w:tc>
           <w:tcPr>
-            <w:tcW w:type="dxa" w:w="1872"/>
-            <w:shd w:fill="FFFFFF"/>
+            <w:tcW w:type="dxa" w:w="2016"/>
             <w:tcMar>
-              <w:top w:w="80" w:type="dxa"/>
-              <w:bottom w:w="80" w:type="dxa"/>
-              <w:left w:w="120" w:type="dxa"/>
-              <w:right w:w="120" w:type="dxa"/>
+              <w:top w:w="70" w:type="dxa"/>
+              <w:bottom w:w="70" w:type="dxa"/>
+              <w:left w:w="80" w:type="dxa"/>
+              <w:right w:w="80" w:type="dxa"/>
             </w:tcMar>
           </w:tcPr>
           <w:p>
             <w:pPr>
-              <w:jc w:val="both"/>
+              <w:spacing w:before="0" w:after="0"/>
+              <w:jc w:val="left"/>
             </w:pPr>
             <w:r>
               <w:rPr>
-                <w:sz w:val="17"/>
+                <w:rFonts w:ascii="Times New Roman" w:hAnsi="Times New Roman"/>
+                <w:sz w:val="16"/>
               </w:rPr>
-              <w:t>Req #7: Rejects oversized event payloads (400).</w:t>
+              <w:t>Req #7: HTTP 400 rejected on oversized payload.</w:t>
             </w:r>
           </w:p>
         </w:tc>
@@ -1476,116 +1417,121 @@
       <w:tr>
         <w:tc>
           <w:tcPr>
-            <w:tcW w:type="dxa" w:w="1872"/>
-            <w:shd w:fill="F8FAFC"/>
+            <w:tcW w:type="dxa" w:w="1728"/>
             <w:tcMar>
-              <w:top w:w="80" w:type="dxa"/>
-              <w:bottom w:w="80" w:type="dxa"/>
-              <w:left w:w="120" w:type="dxa"/>
-              <w:right w:w="120" w:type="dxa"/>
+              <w:top w:w="70" w:type="dxa"/>
+              <w:bottom w:w="70" w:type="dxa"/>
+              <w:left w:w="80" w:type="dxa"/>
+              <w:right w:w="80" w:type="dxa"/>
             </w:tcMar>
           </w:tcPr>
           <w:p>
             <w:pPr>
-              <w:jc w:val="left"/>
+              <w:spacing w:before="0" w:after="0"/>
+              <w:jc w:val="center"/>
             </w:pPr>
             <w:r>
               <w:rPr>
-                <w:sz w:val="17"/>
+                <w:rFonts w:ascii="Times New Roman" w:hAnsi="Times New Roman"/>
+                <w:sz w:val="16"/>
               </w:rPr>
-              <w:t>Whitelisted Event Types</w:t>
+              <w:t>Unrestricted Learner Types</w:t>
             </w:r>
           </w:p>
         </w:tc>
         <w:tc>
           <w:tcPr>
-            <w:tcW w:type="dxa" w:w="1872"/>
-            <w:shd w:fill="F8FAFC"/>
+            <w:tcW w:type="dxa" w:w="2016"/>
             <w:tcMar>
-              <w:top w:w="80" w:type="dxa"/>
-              <w:bottom w:w="80" w:type="dxa"/>
-              <w:left w:w="120" w:type="dxa"/>
-              <w:right w:w="120" w:type="dxa"/>
+              <w:top w:w="70" w:type="dxa"/>
+              <w:bottom w:w="70" w:type="dxa"/>
+              <w:left w:w="80" w:type="dxa"/>
+              <w:right w:w="80" w:type="dxa"/>
             </w:tcMar>
           </w:tcPr>
           <w:p>
             <w:pPr>
+              <w:spacing w:before="0" w:after="0"/>
               <w:jc w:val="left"/>
             </w:pPr>
             <w:r>
               <w:rPr>
-                <w:sz w:val="17"/>
+                <w:rFonts w:ascii="Times New Roman" w:hAnsi="Times New Roman"/>
+                <w:sz w:val="16"/>
               </w:rPr>
-              <w:t>Learners could submit arbitrary system-level event types.</w:t>
+              <w:t>Learners could submit arbitrary event types reserved for infrastructure.</w:t>
             </w:r>
           </w:p>
         </w:tc>
         <w:tc>
           <w:tcPr>
-            <w:tcW w:type="dxa" w:w="1872"/>
-            <w:shd w:fill="F8FAFC"/>
+            <w:tcW w:type="dxa" w:w="2016"/>
             <w:tcMar>
-              <w:top w:w="80" w:type="dxa"/>
-              <w:bottom w:w="80" w:type="dxa"/>
-              <w:left w:w="120" w:type="dxa"/>
-              <w:right w:w="120" w:type="dxa"/>
+              <w:top w:w="70" w:type="dxa"/>
+              <w:bottom w:w="70" w:type="dxa"/>
+              <w:left w:w="80" w:type="dxa"/>
+              <w:right w:w="80" w:type="dxa"/>
             </w:tcMar>
           </w:tcPr>
           <w:p>
             <w:pPr>
+              <w:spacing w:before="0" w:after="0"/>
               <w:jc w:val="left"/>
             </w:pPr>
             <w:r>
               <w:rPr>
-                <w:sz w:val="17"/>
+                <w:rFonts w:ascii="Times New Roman" w:hAnsi="Times New Roman"/>
+                <w:sz w:val="16"/>
               </w:rPr>
-              <w:t>Learners could inject pseudo-system telemetry to alter timeline.</w:t>
+              <w:t>Learners could inject pseudo-system telemetry to manipulate timeline/AAR.</w:t>
             </w:r>
           </w:p>
         </w:tc>
         <w:tc>
           <w:tcPr>
-            <w:tcW w:type="dxa" w:w="1872"/>
-            <w:shd w:fill="F8FAFC"/>
+            <w:tcW w:type="dxa" w:w="2160"/>
             <w:tcMar>
-              <w:top w:w="80" w:type="dxa"/>
-              <w:bottom w:w="80" w:type="dxa"/>
-              <w:left w:w="120" w:type="dxa"/>
-              <w:right w:w="120" w:type="dxa"/>
+              <w:top w:w="70" w:type="dxa"/>
+              <w:bottom w:w="70" w:type="dxa"/>
+              <w:left w:w="80" w:type="dxa"/>
+              <w:right w:w="80" w:type="dxa"/>
             </w:tcMar>
           </w:tcPr>
           <w:p>
             <w:pPr>
+              <w:spacing w:before="0" w:after="0"/>
               <w:jc w:val="left"/>
             </w:pPr>
             <w:r>
               <w:rPr>
-                <w:sz w:val="17"/>
+                <w:rFonts w:ascii="Times New Roman" w:hAnsi="Times New Roman"/>
+                <w:sz w:val="16"/>
               </w:rPr>
-              <w:t>Restricts learner submissions to host_identified, log_analysis, containment.</w:t>
+              <w:t>Restricts learner submissions strictly to host_identified, log_analysis, containment.</w:t>
             </w:r>
           </w:p>
         </w:tc>
         <w:tc>
           <w:tcPr>
-            <w:tcW w:type="dxa" w:w="1872"/>
-            <w:shd w:fill="F8FAFC"/>
+            <w:tcW w:type="dxa" w:w="2016"/>
             <w:tcMar>
-              <w:top w:w="80" w:type="dxa"/>
-              <w:bottom w:w="80" w:type="dxa"/>
-              <w:left w:w="120" w:type="dxa"/>
-              <w:right w:w="120" w:type="dxa"/>
+              <w:top w:w="70" w:type="dxa"/>
+              <w:bottom w:w="70" w:type="dxa"/>
+              <w:left w:w="80" w:type="dxa"/>
+              <w:right w:w="80" w:type="dxa"/>
             </w:tcMar>
           </w:tcPr>
           <w:p>
             <w:pPr>
-              <w:jc w:val="both"/>
+              <w:spacing w:before="0" w:after="0"/>
+              <w:jc w:val="left"/>
             </w:pPr>
             <w:r>
               <w:rPr>
-                <w:sz w:val="17"/>
+                <w:rFonts w:ascii="Times New Roman" w:hAnsi="Times New Roman"/>
+                <w:sz w:val="16"/>
               </w:rPr>
-              <w:t>Req #8: Rejects unpermitted learner event types (400).</w:t>
+              <w:t>Req #8: HTTP 400 rejected on unpermitted types.</w:t>
             </w:r>
           </w:p>
         </w:tc>
@@ -1593,22 +1539,23 @@
       <w:tr>
         <w:tc>
           <w:tcPr>
-            <w:tcW w:type="dxa" w:w="1872"/>
-            <w:shd w:fill="FFFFFF"/>
+            <w:tcW w:type="dxa" w:w="1728"/>
             <w:tcMar>
-              <w:top w:w="80" w:type="dxa"/>
-              <w:bottom w:w="80" w:type="dxa"/>
-              <w:left w:w="120" w:type="dxa"/>
-              <w:right w:w="120" w:type="dxa"/>
+              <w:top w:w="70" w:type="dxa"/>
+              <w:bottom w:w="70" w:type="dxa"/>
+              <w:left w:w="80" w:type="dxa"/>
+              <w:right w:w="80" w:type="dxa"/>
             </w:tcMar>
           </w:tcPr>
           <w:p>
             <w:pPr>
-              <w:jc w:val="left"/>
+              <w:spacing w:before="0" w:after="0"/>
+              <w:jc w:val="center"/>
             </w:pPr>
             <w:r>
               <w:rPr>
-                <w:sz w:val="17"/>
+                <w:rFonts w:ascii="Times New Roman" w:hAnsi="Times New Roman"/>
+                <w:sz w:val="16"/>
               </w:rPr>
               <w:t>Zero Threshold Replacement</w:t>
             </w:r>
@@ -1616,93 +1563,97 @@
         </w:tc>
         <w:tc>
           <w:tcPr>
-            <w:tcW w:type="dxa" w:w="1872"/>
-            <w:shd w:fill="FFFFFF"/>
+            <w:tcW w:type="dxa" w:w="2016"/>
             <w:tcMar>
-              <w:top w:w="80" w:type="dxa"/>
-              <w:bottom w:w="80" w:type="dxa"/>
-              <w:left w:w="120" w:type="dxa"/>
-              <w:right w:w="120" w:type="dxa"/>
+              <w:top w:w="70" w:type="dxa"/>
+              <w:bottom w:w="70" w:type="dxa"/>
+              <w:left w:w="80" w:type="dxa"/>
+              <w:right w:w="80" w:type="dxa"/>
             </w:tcMar>
           </w:tcPr>
           <w:p>
             <w:pPr>
+              <w:spacing w:before="0" w:after="0"/>
               <w:jc w:val="left"/>
             </w:pPr>
             <w:r>
               <w:rPr>
-                <w:sz w:val="17"/>
+                <w:rFonts w:ascii="Times New Roman" w:hAnsi="Times New Roman"/>
+                <w:sz w:val="16"/>
               </w:rPr>
-              <w:t>Used logical-OR (threshold || 75) when reading min_score.</w:t>
+              <w:t>Used JavaScript logical-OR (threshold || 75) when parsing min_score.</w:t>
             </w:r>
           </w:p>
         </w:tc>
         <w:tc>
           <w:tcPr>
-            <w:tcW w:type="dxa" w:w="1872"/>
-            <w:shd w:fill="FFFFFF"/>
+            <w:tcW w:type="dxa" w:w="2016"/>
             <w:tcMar>
-              <w:top w:w="80" w:type="dxa"/>
-              <w:bottom w:w="80" w:type="dxa"/>
-              <w:left w:w="120" w:type="dxa"/>
-              <w:right w:w="120" w:type="dxa"/>
+              <w:top w:w="70" w:type="dxa"/>
+              <w:bottom w:w="70" w:type="dxa"/>
+              <w:left w:w="80" w:type="dxa"/>
+              <w:right w:w="80" w:type="dxa"/>
             </w:tcMar>
           </w:tcPr>
           <w:p>
             <w:pPr>
+              <w:spacing w:before="0" w:after="0"/>
               <w:jc w:val="left"/>
             </w:pPr>
             <w:r>
               <w:rPr>
-                <w:sz w:val="17"/>
+                <w:rFonts w:ascii="Times New Roman" w:hAnsi="Times New Roman"/>
+                <w:sz w:val="16"/>
               </w:rPr>
-              <w:t>A configured threshold of 0 was silently replaced by default 75.</w:t>
+              <w:t>A deliberately configured threshold of 0 was silently replaced by default 75.</w:t>
             </w:r>
           </w:p>
         </w:tc>
         <w:tc>
           <w:tcPr>
-            <w:tcW w:type="dxa" w:w="1872"/>
-            <w:shd w:fill="FFFFFF"/>
+            <w:tcW w:type="dxa" w:w="2160"/>
             <w:tcMar>
-              <w:top w:w="80" w:type="dxa"/>
-              <w:bottom w:w="80" w:type="dxa"/>
-              <w:left w:w="120" w:type="dxa"/>
-              <w:right w:w="120" w:type="dxa"/>
+              <w:top w:w="70" w:type="dxa"/>
+              <w:bottom w:w="70" w:type="dxa"/>
+              <w:left w:w="80" w:type="dxa"/>
+              <w:right w:w="80" w:type="dxa"/>
             </w:tcMar>
           </w:tcPr>
           <w:p>
             <w:pPr>
+              <w:spacing w:before="0" w:after="0"/>
               <w:jc w:val="left"/>
             </w:pPr>
             <w:r>
               <w:rPr>
-                <w:sz w:val="17"/>
+                <w:rFonts w:ascii="Times New Roman" w:hAnsi="Times New Roman"/>
+                <w:sz w:val="16"/>
               </w:rPr>
-              <w:t>Implements nullish coalescing (??) and finite number checks.</w:t>
+              <w:t>Implements strict nullish coalescing (??) and Number.isFinite() validation.</w:t>
             </w:r>
           </w:p>
         </w:tc>
         <w:tc>
           <w:tcPr>
-            <w:tcW w:type="dxa" w:w="1872"/>
-            <w:shd w:fill="FFFFFF"/>
+            <w:tcW w:type="dxa" w:w="2016"/>
             <w:tcMar>
-              <w:top w:w="80" w:type="dxa"/>
-              <w:bottom w:w="80" w:type="dxa"/>
-              <w:left w:w="120" w:type="dxa"/>
-              <w:right w:w="120" w:type="dxa"/>
+              <w:top w:w="70" w:type="dxa"/>
+              <w:bottom w:w="70" w:type="dxa"/>
+              <w:left w:w="80" w:type="dxa"/>
+              <w:right w:w="80" w:type="dxa"/>
             </w:tcMar>
           </w:tcPr>
           <w:p>
             <w:pPr>
-              <w:jc w:val="both"/>
+              <w:spacing w:before="0" w:after="0"/>
+              <w:jc w:val="left"/>
             </w:pPr>
             <w:r>
               <w:rPr>
-                <w:sz w:val="17"/>
+                <w:rFonts w:ascii="Times New Roman" w:hAnsi="Times New Roman"/>
+                <w:sz w:val="16"/>
               </w:rPr>
-              <w:t>Req #9: Preserves configured zero score thresholds.</w:t>
+              <w:t>Req #9: Configured 0 threshold correctly preserved.</w:t>
             </w:r>
           </w:p>
         </w:tc>
@@ -1710,116 +1661,121 @@
       <w:tr>
         <w:tc>
           <w:tcPr>
-            <w:tcW w:type="dxa" w:w="1872"/>
-            <w:shd w:fill="F8FAFC"/>
+            <w:tcW w:type="dxa" w:w="1728"/>
             <w:tcMar>
-              <w:top w:w="80" w:type="dxa"/>
-              <w:bottom w:w="80" w:type="dxa"/>
-              <w:left w:w="120" w:type="dxa"/>
-              <w:right w:w="120" w:type="dxa"/>
+              <w:top w:w="70" w:type="dxa"/>
+              <w:bottom w:w="70" w:type="dxa"/>
+              <w:left w:w="80" w:type="dxa"/>
+              <w:right w:w="80" w:type="dxa"/>
             </w:tcMar>
           </w:tcPr>
           <w:p>
             <w:pPr>
-              <w:jc w:val="left"/>
+              <w:spacing w:before="0" w:after="0"/>
+              <w:jc w:val="center"/>
             </w:pPr>
             <w:r>
               <w:rPr>
-                <w:sz w:val="17"/>
+                <w:rFonts w:ascii="Times New Roman" w:hAnsi="Times New Roman"/>
+                <w:sz w:val="16"/>
               </w:rPr>
-              <w:t>Required Objective Gate</w:t>
+              <w:t>Required Count Validation</w:t>
             </w:r>
           </w:p>
         </w:tc>
         <w:tc>
           <w:tcPr>
-            <w:tcW w:type="dxa" w:w="1872"/>
-            <w:shd w:fill="F8FAFC"/>
+            <w:tcW w:type="dxa" w:w="2016"/>
             <w:tcMar>
-              <w:top w:w="80" w:type="dxa"/>
-              <w:bottom w:w="80" w:type="dxa"/>
-              <w:left w:w="120" w:type="dxa"/>
-              <w:right w:w="120" w:type="dxa"/>
+              <w:top w:w="70" w:type="dxa"/>
+              <w:bottom w:w="70" w:type="dxa"/>
+              <w:left w:w="80" w:type="dxa"/>
+              <w:right w:w="80" w:type="dxa"/>
             </w:tcMar>
           </w:tcPr>
           <w:p>
             <w:pPr>
+              <w:spacing w:before="0" w:after="0"/>
               <w:jc w:val="left"/>
             </w:pPr>
             <w:r>
               <w:rPr>
-                <w:sz w:val="17"/>
+                <w:rFonts w:ascii="Times New Roman" w:hAnsi="Times New Roman"/>
+                <w:sz w:val="16"/>
               </w:rPr>
-              <w:t>Evaluated score thresholds without checking required count.</w:t>
+              <w:t>Evaluated score thresholds without validating minimum required passed objectives.</w:t>
             </w:r>
           </w:p>
         </w:tc>
         <w:tc>
           <w:tcPr>
-            <w:tcW w:type="dxa" w:w="1872"/>
-            <w:shd w:fill="F8FAFC"/>
+            <w:tcW w:type="dxa" w:w="2016"/>
             <w:tcMar>
-              <w:top w:w="80" w:type="dxa"/>
-              <w:bottom w:w="80" w:type="dxa"/>
-              <w:left w:w="120" w:type="dxa"/>
-              <w:right w:w="120" w:type="dxa"/>
+              <w:top w:w="70" w:type="dxa"/>
+              <w:bottom w:w="70" w:type="dxa"/>
+              <w:left w:w="80" w:type="dxa"/>
+              <w:right w:w="80" w:type="dxa"/>
             </w:tcMar>
           </w:tcPr>
           <w:p>
             <w:pPr>
+              <w:spacing w:before="0" w:after="0"/>
               <w:jc w:val="left"/>
             </w:pPr>
             <w:r>
               <w:rPr>
-                <w:sz w:val="17"/>
+                <w:rFonts w:ascii="Times New Roman" w:hAnsi="Times New Roman"/>
+                <w:sz w:val="16"/>
               </w:rPr>
-              <w:t>Trainee could pass via optional bonus while failing core objectives.</w:t>
+              <w:t>A trainee could exceed score threshold via bonus objectives while failing required core.</w:t>
             </w:r>
           </w:p>
         </w:tc>
         <w:tc>
           <w:tcPr>
-            <w:tcW w:type="dxa" w:w="1872"/>
-            <w:shd w:fill="F8FAFC"/>
+            <w:tcW w:type="dxa" w:w="2160"/>
             <w:tcMar>
-              <w:top w:w="80" w:type="dxa"/>
-              <w:bottom w:w="80" w:type="dxa"/>
-              <w:left w:w="120" w:type="dxa"/>
-              <w:right w:w="120" w:type="dxa"/>
+              <w:top w:w="70" w:type="dxa"/>
+              <w:bottom w:w="70" w:type="dxa"/>
+              <w:left w:w="80" w:type="dxa"/>
+              <w:right w:w="80" w:type="dxa"/>
             </w:tcMar>
           </w:tcPr>
           <w:p>
             <w:pPr>
+              <w:spacing w:before="0" w:after="0"/>
               <w:jc w:val="left"/>
             </w:pPr>
             <w:r>
               <w:rPr>
-                <w:sz w:val="17"/>
+                <w:rFonts w:ascii="Times New Roman" w:hAnsi="Times New Roman"/>
+                <w:sz w:val="16"/>
               </w:rPr>
-              <w:t>Requires totalScore &gt;= min_score AND requiredPassed &gt;= min_required.</w:t>
+              <w:t>Requires both totalScore &gt;= min_score AND requiredPassed &gt;= min_required.</w:t>
             </w:r>
           </w:p>
         </w:tc>
         <w:tc>
           <w:tcPr>
-            <w:tcW w:type="dxa" w:w="1872"/>
-            <w:shd w:fill="F8FAFC"/>
+            <w:tcW w:type="dxa" w:w="2016"/>
             <w:tcMar>
-              <w:top w:w="80" w:type="dxa"/>
-              <w:bottom w:w="80" w:type="dxa"/>
-              <w:left w:w="120" w:type="dxa"/>
-              <w:right w:w="120" w:type="dxa"/>
+              <w:top w:w="70" w:type="dxa"/>
+              <w:bottom w:w="70" w:type="dxa"/>
+              <w:left w:w="80" w:type="dxa"/>
+              <w:right w:w="80" w:type="dxa"/>
             </w:tcMar>
           </w:tcPr>
           <w:p>
             <w:pPr>
-              <w:jc w:val="both"/>
+              <w:spacing w:before="0" w:after="0"/>
+              <w:jc w:val="left"/>
             </w:pPr>
             <w:r>
               <w:rPr>
-                <w:sz w:val="17"/>
+                <w:rFonts w:ascii="Times New Roman" w:hAnsi="Times New Roman"/>
+                <w:sz w:val="16"/>
               </w:rPr>
-              <w:t>Req #10: Rejects passing status if required objective fails.</w:t>
+              <w:t>Req #10: Exercise fails if required objective missing.</w:t>
             </w:r>
           </w:p>
         </w:tc>
@@ -1827,22 +1783,23 @@
       <w:tr>
         <w:tc>
           <w:tcPr>
-            <w:tcW w:type="dxa" w:w="1872"/>
-            <w:shd w:fill="FFFFFF"/>
+            <w:tcW w:type="dxa" w:w="1728"/>
             <w:tcMar>
-              <w:top w:w="80" w:type="dxa"/>
-              <w:bottom w:w="80" w:type="dxa"/>
-              <w:left w:w="120" w:type="dxa"/>
-              <w:right w:w="120" w:type="dxa"/>
+              <w:top w:w="70" w:type="dxa"/>
+              <w:bottom w:w="70" w:type="dxa"/>
+              <w:left w:w="80" w:type="dxa"/>
+              <w:right w:w="80" w:type="dxa"/>
             </w:tcMar>
           </w:tcPr>
           <w:p>
             <w:pPr>
-              <w:jc w:val="left"/>
+              <w:spacing w:before="0" w:after="0"/>
+              <w:jc w:val="center"/>
             </w:pPr>
             <w:r>
               <w:rPr>
-                <w:sz w:val="17"/>
+                <w:rFonts w:ascii="Times New Roman" w:hAnsi="Times New Roman"/>
+                <w:sz w:val="16"/>
               </w:rPr>
               <w:t>Empty Reset Probe Handling</w:t>
             </w:r>
@@ -1850,93 +1807,97 @@
         </w:tc>
         <w:tc>
           <w:tcPr>
-            <w:tcW w:type="dxa" w:w="1872"/>
-            <w:shd w:fill="FFFFFF"/>
+            <w:tcW w:type="dxa" w:w="2016"/>
             <w:tcMar>
-              <w:top w:w="80" w:type="dxa"/>
-              <w:bottom w:w="80" w:type="dxa"/>
-              <w:left w:w="120" w:type="dxa"/>
-              <w:right w:w="120" w:type="dxa"/>
+              <w:top w:w="70" w:type="dxa"/>
+              <w:bottom w:w="70" w:type="dxa"/>
+              <w:left w:w="80" w:type="dxa"/>
+              <w:right w:w="80" w:type="dxa"/>
             </w:tcMar>
           </w:tcPr>
           <w:p>
             <w:pPr>
+              <w:spacing w:before="0" w:after="0"/>
               <w:jc w:val="left"/>
             </w:pPr>
             <w:r>
               <w:rPr>
-                <w:sz w:val="17"/>
+                <w:rFonts w:ascii="Times New Roman" w:hAnsi="Times New Roman"/>
+                <w:sz w:val="16"/>
               </w:rPr>
-              <w:t>Evaluated empty probe endpoint array as healthy.</w:t>
+              <w:t>ResetEngine evaluated empty probe endpoint array as successfully healthy.</w:t>
             </w:r>
           </w:p>
         </w:tc>
         <w:tc>
           <w:tcPr>
-            <w:tcW w:type="dxa" w:w="1872"/>
-            <w:shd w:fill="FFFFFF"/>
+            <w:tcW w:type="dxa" w:w="2016"/>
             <w:tcMar>
-              <w:top w:w="80" w:type="dxa"/>
-              <w:bottom w:w="80" w:type="dxa"/>
-              <w:left w:w="120" w:type="dxa"/>
-              <w:right w:w="120" w:type="dxa"/>
+              <w:top w:w="70" w:type="dxa"/>
+              <w:bottom w:w="70" w:type="dxa"/>
+              <w:left w:w="80" w:type="dxa"/>
+              <w:right w:w="80" w:type="dxa"/>
             </w:tcMar>
           </w:tcPr>
           <w:p>
             <w:pPr>
+              <w:spacing w:before="0" w:after="0"/>
               <w:jc w:val="left"/>
             </w:pPr>
             <w:r>
               <w:rPr>
-                <w:sz w:val="17"/>
+                <w:rFonts w:ascii="Times New Roman" w:hAnsi="Times New Roman"/>
+                <w:sz w:val="16"/>
               </w:rPr>
-              <w:t>Misconfigured lab without monitoring probes certified as clean.</w:t>
+              <w:t>A misconfigured lab with no monitoring endpoints was certified as cleanly reset.</w:t>
             </w:r>
           </w:p>
         </w:tc>
         <w:tc>
           <w:tcPr>
-            <w:tcW w:type="dxa" w:w="1872"/>
-            <w:shd w:fill="FFFFFF"/>
+            <w:tcW w:type="dxa" w:w="2160"/>
             <w:tcMar>
-              <w:top w:w="80" w:type="dxa"/>
-              <w:bottom w:w="80" w:type="dxa"/>
-              <w:left w:w="120" w:type="dxa"/>
-              <w:right w:w="120" w:type="dxa"/>
+              <w:top w:w="70" w:type="dxa"/>
+              <w:bottom w:w="70" w:type="dxa"/>
+              <w:left w:w="80" w:type="dxa"/>
+              <w:right w:w="80" w:type="dxa"/>
             </w:tcMar>
           </w:tcPr>
           <w:p>
             <w:pPr>
+              <w:spacing w:before="0" w:after="0"/>
               <w:jc w:val="left"/>
             </w:pPr>
             <w:r>
               <w:rPr>
-                <w:sz w:val="17"/>
+                <w:rFonts w:ascii="Times New Roman" w:hAnsi="Times New Roman"/>
+                <w:sz w:val="16"/>
               </w:rPr>
-              <w:t>Requires expected_health_endpoints.length &gt; 0; fails baseline otherwise.</w:t>
+              <w:t>Explicitly requires expected_health_endpoints.length &gt; 0; fails baseline otherwise.</w:t>
             </w:r>
           </w:p>
         </w:tc>
         <w:tc>
           <w:tcPr>
-            <w:tcW w:type="dxa" w:w="1872"/>
-            <w:shd w:fill="FFFFFF"/>
+            <w:tcW w:type="dxa" w:w="2016"/>
             <w:tcMar>
-              <w:top w:w="80" w:type="dxa"/>
-              <w:bottom w:w="80" w:type="dxa"/>
-              <w:left w:w="120" w:type="dxa"/>
-              <w:right w:w="120" w:type="dxa"/>
+              <w:top w:w="70" w:type="dxa"/>
+              <w:bottom w:w="70" w:type="dxa"/>
+              <w:left w:w="80" w:type="dxa"/>
+              <w:right w:w="80" w:type="dxa"/>
             </w:tcMar>
           </w:tcPr>
           <w:p>
             <w:pPr>
-              <w:jc w:val="both"/>
+              <w:spacing w:before="0" w:after="0"/>
+              <w:jc w:val="left"/>
             </w:pPr>
             <w:r>
               <w:rPr>
-                <w:sz w:val="17"/>
+                <w:rFonts w:ascii="Times New Roman" w:hAnsi="Times New Roman"/>
+                <w:sz w:val="16"/>
               </w:rPr>
-              <w:t>Req #11: Refuses clean-state reset on empty probes.</w:t>
+              <w:t>Req #11: Clean-state certification rejected.</w:t>
             </w:r>
           </w:p>
         </w:tc>
@@ -1944,20 +1905,22 @@
     </w:tbl>
     <w:p>
       <w:pPr>
-        <w:spacing w:after="40"/>
-      </w:pPr>
-    </w:p>
-    <w:p>
-      <w:pPr>
-        <w:spacing w:after="160"/>
-        <w:jc w:val="center"/>
+        <w:spacing w:before="60" w:after="160"/>
+        <w:jc w:val="both"/>
       </w:pPr>
       <w:r>
         <w:rPr>
+          <w:b/>
+          <w:sz w:val="17"/>
+        </w:rPr>
+        <w:t xml:space="preserve">Table 1. </w:t>
+      </w:r>
+      <w:r>
+        <w:rPr>
           <w:i/>
-          <w:sz w:val="18"/>
+          <w:sz w:val="17"/>
         </w:rPr>
-        <w:t>Table 1. Audited security flaws in the received prototype and candidate remediation controls.</w:t>
+        <w:t>Audited security flaws in the received prototype and candidate remediation controls.</w:t>
       </w:r>
     </w:p>
     <w:p>
@@ -1967,125 +1930,77 @@
       </w:pPr>
       <w:r>
         <w:rPr>
+          <w:rFonts w:ascii="Times New Roman" w:hAnsi="Times New Roman"/>
           <w:b/>
-          <w:color w:val="0F172A"/>
-          <w:sz w:val="24"/>
+          <w:color w:val="002060"/>
+          <w:sz w:val="23"/>
         </w:rPr>
-        <w:t>6. Implementation</w:t>
+        <w:t>6. Corrected Evidence and Scoring Controls</w:t>
       </w:r>
     </w:p>
     <w:p>
       <w:pPr>
-        <w:spacing w:after="80" w:line="276" w:lineRule="auto"/>
+        <w:spacing w:before="0" w:after="80"/>
         <w:jc w:val="both"/>
       </w:pPr>
       <w:r>
         <w:rPr>
-          <w:sz w:val="21"/>
+          <w:rFonts w:ascii="Times New Roman" w:hAnsi="Times New Roman"/>
+          <w:sz w:val="20"/>
         </w:rPr>
-        <w:t>To resolve the audited vulnerabilities, we implemented a candidate architecture by modifying four core backend modules and their underlying SQLite database schema. The implementation enforces strict separation of concerns across telemetry ingestion, objective evaluation, scoring derivation, and environment reset certification.</w:t>
+        <w:t>To remediate the identified vulnerabilities, we developed a candidate implementation modifying four core modules: telemetry routing (backend/routes/telemetry.js), objective evaluation (backend/engines/objectiveEngine.js), scoring aggregation (backend/engines/scoringEngine.js), and environment reset management (backend/engines/resetEngine.js). The candidate introduces fourteen distinct control mechanisms:</w:t>
       </w:r>
     </w:p>
     <w:p>
       <w:pPr>
-        <w:keepNext/>
-        <w:spacing w:before="160" w:after="60"/>
+        <w:spacing w:before="0" w:after="80"/>
+        <w:jc w:val="both"/>
       </w:pPr>
       <w:r>
         <w:rPr>
-          <w:b/>
-          <w:color w:val="1E293B"/>
-          <w:sz w:val="22"/>
+          <w:rFonts w:ascii="Times New Roman" w:hAnsi="Times New Roman"/>
+          <w:sz w:val="20"/>
         </w:rPr>
-        <w:t>6.1 Telemetry Ingestion Pipeline (backend/routes/telemetry.js)</w:t>
+        <w:t>1. Collector-Only Authority: Non-student telemetry sources (e.g., 'ids', 'plc', 'scada', 'collector') must present an x-cyberpro-secret HTTP header validated against process.env.CONTAINER_SECRET using crypto.timingSafeEqual().</w:t>
+        <w:br/>
+        <w:t>2. Student Ownership Verification: Student-originated telemetry requires an active session where req.session.userId strictly equals exercise_sessions.user_id.</w:t>
+        <w:br/>
+        <w:t>3. Active Exercise Verification: Telemetry is rejected if the target exercise session does not exist or has a status other than 'active'.</w:t>
+        <w:br/>
+        <w:t>4. Scenario Identifier Enforcement: If a scenario_id is supplied in the payload, it must match the scenario bound to the exercise session.</w:t>
+        <w:br/>
+        <w:t>5. Typed Analysis Validation: The analysis_text field must be a primitive string, and its trimmed character count must satisfy the configured minimum threshold (50 characters).</w:t>
+        <w:br/>
+        <w:t>6. Bounded Payload Serialization: Telemetry data payloads are restricted to whitelisted field structures and capped at 4,096 serialized characters.</w:t>
+        <w:br/>
+        <w:t>7. Whitelisted Learner Event Types: Student sessions are permitted to submit only three specific event types: host_identified, log_analysis_submitted, and containment_action.</w:t>
+        <w:br/>
+        <w:t>8. Nullish Threshold Coalescing: Replaced logical-OR defaults with explicit nullish checks (??) and finite number verification, ensuring configured zero thresholds are preserved.</w:t>
+        <w:br/>
+        <w:t>9. Mandatory Required-Objective Gates: Scoring requires both the numeric score threshold and the minimum required objective count to be satisfied before issuing a 'PASS' decision.</w:t>
+        <w:br/>
+        <w:t>10. Reset Abstention on Missing Evidence: The reset engine explicitly refuses to certify clean state if expected health endpoints, baseline snapshots, or probe definitions are missing.</w:t>
+        <w:br/>
+        <w:t>11. Liveness vs. Clean-State Separation: Distinguishes between HTTP service responsiveness (liveness) and clean-state certification; passing HTTP probes never certify clean state if temporary residue probe files remain.</w:t>
+        <w:br/>
+        <w:t>12. Event-to-Objective Linkage: Objective evaluation persists exact, deduplicated matching telemetry event IDs into objective_results.evidence_event_ids.</w:t>
+        <w:br/>
+        <w:t>13. Raw Evidence Preservation: Score recalculation and replay operations are strictly read-only, guaranteeing that raw telemetry records in telemetry_events remain immutable.</w:t>
+        <w:br/>
+        <w:t>14. Score Replay and Rule Fingerprinting: Implemented SHA-256 rule hashing and persisted score traces, enabling retrospective audits to detect any rule drift or telemetry alterations.</w:t>
       </w:r>
     </w:p>
     <w:p>
       <w:pPr>
-        <w:spacing w:after="80" w:line="276" w:lineRule="auto"/>
+        <w:spacing w:before="0" w:after="80"/>
         <w:jc w:val="both"/>
       </w:pPr>
       <w:r>
         <w:rPr>
-          <w:sz w:val="21"/>
+          <w:rFonts w:ascii="Times New Roman" w:hAnsi="Times New Roman"/>
+          <w:sz w:val="20"/>
         </w:rPr>
-        <w:t>The telemetry route intercepts every event submission at POST /api/telemetry/event and enforces strict authentication gates. If an event's source is marked as an automated sensor (e.g., 'ids', 'plc', 'scada', or 'collector'), the route extracts the x-cyberpro-secret HTTP header and performs a constant-time cryptographic comparison against process.env.CONTAINER_SECRET using crypto.timingSafeEqual(). This prevents timing side-channel attacks while rejecting unauthenticated sensor events with HTTP 401 Unauthorized. Conversely, if an event originates from a student, the route verifies that the user's authenticated session ID strictly matches exercise_sessions.user_id, returning HTTP 403 Forbidden on ownership mismatches. The route further confirms that the exercise session status is 'active', validates that the submitted scenario_id matches the session record, checks event payload size against a 4,096-character limit, and validates that student submissions utilize only whitelisted event types.</w:t>
-      </w:r>
-    </w:p>
-    <w:p>
-      <w:pPr>
-        <w:keepNext/>
-        <w:spacing w:before="160" w:after="60"/>
-      </w:pPr>
-      <w:r>
-        <w:rPr>
-          <w:b/>
-          <w:color w:val="1E293B"/>
-          <w:sz w:val="22"/>
-        </w:rPr>
-        <w:t>6.2 Objective and Scoring Engines (backend/engines/)</w:t>
-      </w:r>
-    </w:p>
-    <w:p>
-      <w:pPr>
-        <w:spacing w:after="80" w:line="276" w:lineRule="auto"/>
-        <w:jc w:val="both"/>
-      </w:pPr>
-      <w:r>
-        <w:rPr>
-          <w:sz w:val="21"/>
-        </w:rPr>
-        <w:t>The objective engine (objectiveEngine.js) evaluates incoming events against scenario manifests using defensive type assertions. When evaluating incident analysis narratives (Objective 3), the engine validates that typeof data.analysis_text === 'string' and asserts that data.analysis_text.trim().length &gt;= 50, preventing bypasses using arrays or whitespace padding. Upon matching an objective, the engine persists the exact telemetry event ID into objective_results.evidence_event_ids, establishing an auditable foreign key relationship between the raw event and the objective award.</w:t>
-      </w:r>
-    </w:p>
-    <w:p>
-      <w:pPr>
-        <w:spacing w:after="80" w:line="276" w:lineRule="auto"/>
-        <w:jc w:val="both"/>
-      </w:pPr>
-      <w:r>
-        <w:rPr>
-          <w:sz w:val="21"/>
-        </w:rPr>
-        <w:t>The scoring engine (scoringEngine.js) computes final exercise outcomes using deterministic threshold evaluation and cryptographic fingerprinting. When reading scenario score thresholds, it uses nullish coalescing (scenario.min_score ?? 75) and asserts Number.isFinite(), ensuring that explicitly configured zero thresholds are preserved. It enforces a dual-condition passing rule: an exercise is marked 'PASS' if and only if totalScore &gt;= min_score AND requiredObjectivesPassed &gt;= min_required_objectives. The engine computes a SHA-256 fingerprint of the scenario rules and stores a complete score trace in exercise_scores, enabling retrospective verification of score calculations.</w:t>
-      </w:r>
-    </w:p>
-    <w:p>
-      <w:pPr>
-        <w:keepNext/>
-        <w:spacing w:before="160" w:after="60"/>
-      </w:pPr>
-      <w:r>
-        <w:rPr>
-          <w:b/>
-          <w:color w:val="1E293B"/>
-          <w:sz w:val="22"/>
-        </w:rPr>
-        <w:t>6.3 Reset Engine and Trace Replay (backend/engines/resetEngine.js &amp; reports.js)</w:t>
-      </w:r>
-    </w:p>
-    <w:p>
-      <w:pPr>
-        <w:spacing w:after="80" w:line="276" w:lineRule="auto"/>
-        <w:jc w:val="both"/>
-      </w:pPr>
-      <w:r>
-        <w:rPr>
-          <w:sz w:val="21"/>
-        </w:rPr>
-        <w:t>The reset engine implements strict reset abstention. Before an exercise commences, it captures a baseline snapshot of container IDs, network configurations, and expected health endpoints. When a reset is requested, the engine verifies that the lab manifest contains non-empty expected health endpoints; if health endpoints or baseline snapshots are missing, the engine abtains from certifying a clean state and records clean_state_verified=false. Furthermore, service responsiveness is decoupled from clean-state certification: passing HTTP liveness checks will not certify a clean state if temporary filesystem residue probes remain in the container environment.</w:t>
-      </w:r>
-    </w:p>
-    <w:p>
-      <w:pPr>
-        <w:spacing w:after="80" w:line="276" w:lineRule="auto"/>
-        <w:jc w:val="both"/>
-      </w:pPr>
-      <w:r>
-        <w:rPr>
-          <w:sz w:val="21"/>
-        </w:rPr>
-        <w:t>Finally, the reports route (backend/routes/reports.js) provides an idempotent replay endpoint at GET /api/reports/:exerciseId/replay. Replay recalculates objective matches and scores from raw telemetry_events rows without modifying existing records, comparing recalculated outcomes against persisted exercise_scores. If telemetry records have been modified or deleted, replay flags the discrepancy, providing an automated audit capability.</w:t>
+        <w:t>Remaining Trust Boundaries: While these controls eliminate the identified software flaws, several trust boundaries remain in the candidate implementation. The collector identity relies on a shared secret, meaning any compromised container holding the secret could fabricate telemetry. Furthermore, the candidate does not implement hardware cryptographic attestation, network-layer replay prevention, enforced scenario duration timers, or protection against direct administrative tampering of the local SQLite database file.</w:t>
       </w:r>
     </w:p>
     <w:p>
@@ -2095,153 +2010,68 @@
       </w:pPr>
       <w:r>
         <w:rPr>
+          <w:rFonts w:ascii="Times New Roman" w:hAnsi="Times New Roman"/>
           <w:b/>
-          <w:color w:val="0F172A"/>
-          <w:sz w:val="24"/>
+          <w:color w:val="002060"/>
+          <w:sz w:val="23"/>
         </w:rPr>
-        <w:t>7. Experimental Methodology</w:t>
+        <w:t>7. Experimental Method</w:t>
       </w:r>
     </w:p>
     <w:p>
       <w:pPr>
-        <w:spacing w:after="80" w:line="276" w:lineRule="auto"/>
+        <w:spacing w:before="0" w:after="80"/>
         <w:jc w:val="both"/>
       </w:pPr>
       <w:r>
         <w:rPr>
-          <w:sz w:val="21"/>
+          <w:rFonts w:ascii="Times New Roman" w:hAnsi="Times New Roman"/>
+          <w:sz w:val="20"/>
         </w:rPr>
-        <w:t>To evaluate the received prototype and the candidate implementation, we established an automated, reproducible experimental test harness. All tests were executed in an isolated local environment running Node.js v24.20.0, npm 11.4.1, and SQLite v3.53.4 (via the sqlite3 v3.44.2 driver) on an x86_64 architecture. To ensure experimental repeatability, each test run initialized a clean in-memory or temporary disk-backed SQLite database, executing migrations from backend/migrate.js before test execution.</w:t>
+        <w:t>To rigorously evaluate the received and candidate implementations, we established an automated, deterministic test harness executed under official Node.js v24.20.0 with its built-in SQLite engine (actual SQLite library v3.53.4, with sqlite3 v3.44.2). The testing protocol evaluated 16 paired control requirements across fresh database fixtures per test, ensuring absolute test isolation.</w:t>
       </w:r>
     </w:p>
     <w:p>
       <w:pPr>
-        <w:keepNext/>
-        <w:spacing w:before="160" w:after="60"/>
+        <w:spacing w:before="0" w:after="80"/>
+        <w:jc w:val="both"/>
       </w:pPr>
       <w:r>
         <w:rPr>
-          <w:b/>
-          <w:color w:val="1E293B"/>
-          <w:sz w:val="22"/>
+          <w:rFonts w:ascii="Times New Roman" w:hAnsi="Times New Roman"/>
+          <w:sz w:val="20"/>
         </w:rPr>
-        <w:t>7.1 Verification Taxonomy</w:t>
+        <w:t>To maintain scientific transparency, we classify every operational component of our experimental harness into an explicit verification taxonomy:</w:t>
       </w:r>
     </w:p>
     <w:p>
       <w:pPr>
-        <w:spacing w:after="80" w:line="276" w:lineRule="auto"/>
+        <w:spacing w:before="0" w:after="80"/>
         <w:jc w:val="both"/>
       </w:pPr>
       <w:r>
         <w:rPr>
-          <w:sz w:val="21"/>
+          <w:rFonts w:ascii="Times New Roman" w:hAnsi="Times New Roman"/>
+          <w:sz w:val="20"/>
         </w:rPr>
-        <w:t>To maintain rigorous scientific clarity, we classify every operational component of our experimental evaluation into an explicit three-tier verification taxonomy:</w:t>
+        <w:t>• ACTUAL (Directly Executed): Execution of SQLite database transactions, schema migrations, objective evaluation logic, scoring trace calculations, deterministic replay algorithms, 17 loopback HTTP network requests, and disk-backed database file closure and reopening.</w:t>
+        <w:br/>
+        <w:t>• DOUBLES (Declared Mocks): Docker Compose process invocations, container filesystem residue probes, external HTTP service health endpoints, and Express router initialization doubles used during isolated unit tests.</w:t>
+        <w:br/>
+        <w:t>• NOT EXECUTED: Real network penetration attacks, live Docker container startup and teardown, physical OpenPLC hardware execution, live Modbus/TCP network traffic generation, external AI API provider calls, and human learner participation.</w:t>
       </w:r>
     </w:p>
     <w:p>
       <w:pPr>
-        <w:pStyle w:val="ListBullet"/>
-        <w:spacing w:after="60" w:line="276" w:lineRule="auto"/>
+        <w:spacing w:before="0" w:after="80"/>
         <w:jc w:val="both"/>
       </w:pPr>
       <w:r>
         <w:rPr>
-          <w:sz w:val="21"/>
+          <w:rFonts w:ascii="Times New Roman" w:hAnsi="Times New Roman"/>
+          <w:sz w:val="20"/>
         </w:rPr>
-        <w:t>1. DIRECTLY EXECUTED (Actual): Real software executions including SQLite schema migrations, cryptographic hashing, objective evaluation logic, deterministic scoring calculations, read-only replay checks, 17 loopback HTTP network requests, and disk-backed database file close/reopen persistence.</w:t>
-      </w:r>
-    </w:p>
-    <w:p>
-      <w:pPr>
-        <w:pStyle w:val="ListBullet"/>
-        <w:spacing w:after="60" w:line="276" w:lineRule="auto"/>
-        <w:jc w:val="both"/>
-      </w:pPr>
-      <w:r>
-        <w:rPr>
-          <w:sz w:val="21"/>
-        </w:rPr>
-        <w:t>2. DECLARED DOUBLES (Mocks): Software doubles used during isolated unit testing, including mocked Docker Compose process executions, synthetic filesystem probe checks, and mock Express route middleware.</w:t>
-      </w:r>
-    </w:p>
-    <w:p>
-      <w:pPr>
-        <w:pStyle w:val="ListBullet"/>
-        <w:spacing w:after="60" w:line="276" w:lineRule="auto"/>
-        <w:jc w:val="both"/>
-      </w:pPr>
-      <w:r>
-        <w:rPr>
-          <w:sz w:val="21"/>
-        </w:rPr>
-        <w:t>3. NOT EXECUTED: Operational behaviors that were not executed during this study, including live container rebuilds, physical OpenPLC hardware wiring, real Modbus/TCP network traffic sniffing, external AI API integrations, and human student trials.</w:t>
-      </w:r>
-    </w:p>
-    <w:p>
-      <w:pPr>
-        <w:keepNext/>
-        <w:spacing w:before="160" w:after="60"/>
-      </w:pPr>
-      <w:r>
-        <w:rPr>
-          <w:b/>
-          <w:color w:val="1E293B"/>
-          <w:sz w:val="22"/>
-        </w:rPr>
-        <w:t>7.2 Evaluation Protocol</w:t>
-      </w:r>
-    </w:p>
-    <w:p>
-      <w:pPr>
-        <w:spacing w:after="80" w:line="276" w:lineRule="auto"/>
-        <w:jc w:val="both"/>
-      </w:pPr>
-      <w:r>
-        <w:rPr>
-          <w:sz w:val="21"/>
-        </w:rPr>
-        <w:t>The evaluation was conducted across three distinct automated suites:</w:t>
-      </w:r>
-    </w:p>
-    <w:p>
-      <w:pPr>
-        <w:pStyle w:val="ListBullet"/>
-        <w:spacing w:after="60" w:line="276" w:lineRule="auto"/>
-        <w:jc w:val="both"/>
-      </w:pPr>
-      <w:r>
-        <w:rPr>
-          <w:sz w:val="21"/>
-        </w:rPr>
-        <w:t>Suite 1: Paired Requirement Verification. Evaluates both the received prototype and candidate implementation against the 16 declared control requirements using targeted test fixtures, testing one specific rule per fixture.</w:t>
-      </w:r>
-    </w:p>
-    <w:p>
-      <w:pPr>
-        <w:pStyle w:val="ListBullet"/>
-        <w:spacing w:after="60" w:line="276" w:lineRule="auto"/>
-        <w:jc w:val="both"/>
-      </w:pPr>
-      <w:r>
-        <w:rPr>
-          <w:sz w:val="21"/>
-        </w:rPr>
-        <w:t>Suite 2: Deterministic Scripted Exercise Tracing. Executes 64 sequential exercise workflows through the candidate pipeline, evaluating four-stage objective progression (25 -&gt; 50 -&gt; 75 -&gt; 75/100 pts), event-to-objective linkage, and raw event immutability.</w:t>
-      </w:r>
-    </w:p>
-    <w:p>
-      <w:pPr>
-        <w:pStyle w:val="ListBullet"/>
-        <w:spacing w:after="60" w:line="276" w:lineRule="auto"/>
-        <w:jc w:val="both"/>
-      </w:pPr>
-      <w:r>
-        <w:rPr>
-          <w:sz w:val="21"/>
-        </w:rPr>
-        <w:t>Suite 3: Loopback HTTP Security Auditing. Issues 17 structured HTTP requests against an active local Express server instance, validating cookie security attributes (HttpOnly, SameSite=Strict), CSRF protection, endpoint authorization matrices, and proper After-Action Report (AAR) generation.</w:t>
+        <w:t>The evaluation protocol consisted of three distinct execution phases: (1) Paired Requirement Verification comparing received versus candidate modules against the 16 declared rules; (2) Scripted Exercise Tracing executing 64 sequential exercise fixtures across four objective progression stages; and (3) Loopback HTTP Security Auditing executing 17 live requests against an active local HTTP server instance.</w:t>
       </w:r>
     </w:p>
     <w:p>
@@ -2251,23 +2081,25 @@
       </w:pPr>
       <w:r>
         <w:rPr>
+          <w:rFonts w:ascii="Times New Roman" w:hAnsi="Times New Roman"/>
           <w:b/>
-          <w:color w:val="0F172A"/>
-          <w:sz w:val="24"/>
+          <w:color w:val="002060"/>
+          <w:sz w:val="23"/>
         </w:rPr>
         <w:t>8. Results</w:t>
       </w:r>
     </w:p>
     <w:p>
       <w:pPr>
-        <w:spacing w:after="80" w:line="276" w:lineRule="auto"/>
+        <w:spacing w:before="0" w:after="80"/>
         <w:jc w:val="both"/>
       </w:pPr>
       <w:r>
         <w:rPr>
-          <w:sz w:val="21"/>
+          <w:rFonts w:ascii="Times New Roman" w:hAnsi="Times New Roman"/>
+          <w:sz w:val="20"/>
         </w:rPr>
-        <w:t>The quantitative findings of our experimental evaluation are summarized in Table 2, presenting side-by-side verification metrics between the received prototype and the corrected candidate implementation.</w:t>
+        <w:t>The quantitative results of our experimental evaluation are summarized in Table 2, providing a direct comparison between the received prototype and the corrected candidate implementation.</w:t>
       </w:r>
     </w:p>
     <w:tbl>
@@ -2277,40 +2109,42 @@
         <w:tblLook w:firstColumn="1" w:firstRow="1" w:lastColumn="0" w:lastRow="0" w:noHBand="0" w:noVBand="1" w:val="04A0"/>
         <w:tblBorders>
           <w:top w:val="single" w:sz="6" w:space="0" w:color="D1D5DB"/>
+          <w:bottom w:val="single" w:sz="8" w:space="0" w:color="D1D5DB"/>
           <w:left w:val="none"/>
-          <w:bottom w:val="single" w:sz="8" w:space="0" w:color="D1D5DB"/>
           <w:right w:val="none"/>
           <w:insideH w:val="single" w:sz="4" w:space="0" w:color="D1D5DB"/>
           <w:insideV w:val="none"/>
         </w:tblBorders>
       </w:tblPr>
       <w:tblGrid>
-        <w:gridCol w:w="2340"/>
-        <w:gridCol w:w="2340"/>
-        <w:gridCol w:w="2340"/>
-        <w:gridCol w:w="2340"/>
+        <w:gridCol w:w="2484"/>
+        <w:gridCol w:w="2484"/>
+        <w:gridCol w:w="2484"/>
+        <w:gridCol w:w="2484"/>
       </w:tblGrid>
       <w:tr>
         <w:tc>
           <w:tcPr>
-            <w:tcW w:type="dxa" w:w="2340"/>
-            <w:shd w:fill="F1F5F9"/>
+            <w:tcW w:type="dxa" w:w="2592"/>
+            <w:shd w:fill="1F497D"/>
             <w:tcMar>
               <w:top w:w="120" w:type="dxa"/>
               <w:bottom w:w="120" w:type="dxa"/>
-              <w:left w:w="140" w:type="dxa"/>
-              <w:right w:w="140" w:type="dxa"/>
+              <w:left w:w="90" w:type="dxa"/>
+              <w:right w:w="90" w:type="dxa"/>
             </w:tcMar>
           </w:tcPr>
           <w:p>
             <w:pPr>
+              <w:spacing w:before="0" w:after="0"/>
               <w:jc w:val="center"/>
             </w:pPr>
             <w:r>
               <w:rPr>
+                <w:rFonts w:ascii="Times New Roman" w:hAnsi="Times New Roman"/>
                 <w:b/>
-                <w:color w:val="0F172A"/>
-                <w:sz w:val="19"/>
+                <w:color w:val="FFFFFF"/>
+                <w:sz w:val="17"/>
               </w:rPr>
               <w:t>Metric / Verification Unit</w:t>
             </w:r>
@@ -2318,24 +2152,26 @@
         </w:tc>
         <w:tc>
           <w:tcPr>
-            <w:tcW w:type="dxa" w:w="2340"/>
-            <w:shd w:fill="F1F5F9"/>
+            <w:tcW w:type="dxa" w:w="1872"/>
+            <w:shd w:fill="1F497D"/>
             <w:tcMar>
               <w:top w:w="120" w:type="dxa"/>
               <w:bottom w:w="120" w:type="dxa"/>
-              <w:left w:w="140" w:type="dxa"/>
-              <w:right w:w="140" w:type="dxa"/>
+              <w:left w:w="90" w:type="dxa"/>
+              <w:right w:w="90" w:type="dxa"/>
             </w:tcMar>
           </w:tcPr>
           <w:p>
             <w:pPr>
+              <w:spacing w:before="0" w:after="0"/>
               <w:jc w:val="center"/>
             </w:pPr>
             <w:r>
               <w:rPr>
+                <w:rFonts w:ascii="Times New Roman" w:hAnsi="Times New Roman"/>
                 <w:b/>
-                <w:color w:val="0F172A"/>
-                <w:sz w:val="19"/>
+                <w:color w:val="FFFFFF"/>
+                <w:sz w:val="17"/>
               </w:rPr>
               <w:t>Received Prototype</w:t>
             </w:r>
@@ -2343,24 +2179,26 @@
         </w:tc>
         <w:tc>
           <w:tcPr>
-            <w:tcW w:type="dxa" w:w="2340"/>
-            <w:shd w:fill="F1F5F9"/>
+            <w:tcW w:type="dxa" w:w="1872"/>
+            <w:shd w:fill="1F497D"/>
             <w:tcMar>
               <w:top w:w="120" w:type="dxa"/>
               <w:bottom w:w="120" w:type="dxa"/>
-              <w:left w:w="140" w:type="dxa"/>
-              <w:right w:w="140" w:type="dxa"/>
+              <w:left w:w="90" w:type="dxa"/>
+              <w:right w:w="90" w:type="dxa"/>
             </w:tcMar>
           </w:tcPr>
           <w:p>
             <w:pPr>
+              <w:spacing w:before="0" w:after="0"/>
               <w:jc w:val="center"/>
             </w:pPr>
             <w:r>
               <w:rPr>
+                <w:rFonts w:ascii="Times New Roman" w:hAnsi="Times New Roman"/>
                 <w:b/>
-                <w:color w:val="0F172A"/>
-                <w:sz w:val="19"/>
+                <w:color w:val="FFFFFF"/>
+                <w:sz w:val="17"/>
               </w:rPr>
               <w:t>Corrected Candidate</w:t>
             </w:r>
@@ -2368,24 +2206,26 @@
         </w:tc>
         <w:tc>
           <w:tcPr>
-            <w:tcW w:type="dxa" w:w="2340"/>
-            <w:shd w:fill="F1F5F9"/>
+            <w:tcW w:type="dxa" w:w="3600"/>
+            <w:shd w:fill="1F497D"/>
             <w:tcMar>
               <w:top w:w="120" w:type="dxa"/>
               <w:bottom w:w="120" w:type="dxa"/>
-              <w:left w:w="140" w:type="dxa"/>
-              <w:right w:w="140" w:type="dxa"/>
+              <w:left w:w="90" w:type="dxa"/>
+              <w:right w:w="90" w:type="dxa"/>
             </w:tcMar>
           </w:tcPr>
           <w:p>
             <w:pPr>
+              <w:spacing w:before="0" w:after="0"/>
               <w:jc w:val="center"/>
             </w:pPr>
             <w:r>
               <w:rPr>
+                <w:rFonts w:ascii="Times New Roman" w:hAnsi="Times New Roman"/>
                 <w:b/>
-                <w:color w:val="0F172A"/>
-                <w:sz w:val="19"/>
+                <w:color w:val="FFFFFF"/>
+                <w:sz w:val="17"/>
               </w:rPr>
               <w:t>Interpretation and Evidence Boundary</w:t>
             </w:r>
@@ -2395,67 +2235,70 @@
       <w:tr>
         <w:tc>
           <w:tcPr>
-            <w:tcW w:type="dxa" w:w="2340"/>
-            <w:shd w:fill="FFFFFF"/>
+            <w:tcW w:type="dxa" w:w="2592"/>
             <w:tcMar>
-              <w:top w:w="80" w:type="dxa"/>
-              <w:bottom w:w="80" w:type="dxa"/>
-              <w:left w:w="120" w:type="dxa"/>
-              <w:right w:w="120" w:type="dxa"/>
+              <w:top w:w="70" w:type="dxa"/>
+              <w:bottom w:w="70" w:type="dxa"/>
+              <w:left w:w="80" w:type="dxa"/>
+              <w:right w:w="80" w:type="dxa"/>
             </w:tcMar>
           </w:tcPr>
           <w:p>
             <w:pPr>
+              <w:spacing w:before="0" w:after="0"/>
               <w:jc w:val="left"/>
             </w:pPr>
             <w:r>
               <w:rPr>
+                <w:rFonts w:ascii="Times New Roman" w:hAnsi="Times New Roman"/>
                 <w:sz w:val="17"/>
               </w:rPr>
-              <w:t>Selected Requirements Met</w:t>
+              <w:t>Declared Requirements Met</w:t>
             </w:r>
           </w:p>
         </w:tc>
         <w:tc>
           <w:tcPr>
-            <w:tcW w:type="dxa" w:w="2340"/>
-            <w:shd w:fill="FFFFFF"/>
+            <w:tcW w:type="dxa" w:w="1872"/>
             <w:tcMar>
-              <w:top w:w="80" w:type="dxa"/>
-              <w:bottom w:w="80" w:type="dxa"/>
-              <w:left w:w="120" w:type="dxa"/>
-              <w:right w:w="120" w:type="dxa"/>
+              <w:top w:w="70" w:type="dxa"/>
+              <w:bottom w:w="70" w:type="dxa"/>
+              <w:left w:w="80" w:type="dxa"/>
+              <w:right w:w="80" w:type="dxa"/>
             </w:tcMar>
           </w:tcPr>
           <w:p>
             <w:pPr>
-              <w:jc w:val="left"/>
+              <w:spacing w:before="0" w:after="0"/>
+              <w:jc w:val="center"/>
             </w:pPr>
             <w:r>
               <w:rPr>
+                <w:rFonts w:ascii="Times New Roman" w:hAnsi="Times New Roman"/>
                 <w:sz w:val="17"/>
               </w:rPr>
-              <w:t>5 / 16 (31.3%)</w:t>
+              <w:t>5 / 16 (31.25%)</w:t>
             </w:r>
           </w:p>
         </w:tc>
         <w:tc>
           <w:tcPr>
-            <w:tcW w:type="dxa" w:w="2340"/>
-            <w:shd w:fill="FFFFFF"/>
+            <w:tcW w:type="dxa" w:w="1872"/>
             <w:tcMar>
-              <w:top w:w="80" w:type="dxa"/>
-              <w:bottom w:w="80" w:type="dxa"/>
-              <w:left w:w="120" w:type="dxa"/>
-              <w:right w:w="120" w:type="dxa"/>
+              <w:top w:w="70" w:type="dxa"/>
+              <w:bottom w:w="70" w:type="dxa"/>
+              <w:left w:w="80" w:type="dxa"/>
+              <w:right w:w="80" w:type="dxa"/>
             </w:tcMar>
           </w:tcPr>
           <w:p>
             <w:pPr>
-              <w:jc w:val="left"/>
+              <w:spacing w:before="0" w:after="0"/>
+              <w:jc w:val="center"/>
             </w:pPr>
             <w:r>
               <w:rPr>
+                <w:rFonts w:ascii="Times New Roman" w:hAnsi="Times New Roman"/>
                 <w:sz w:val="17"/>
               </w:rPr>
               <w:t>16 / 16 (100.0%)</w:t>
@@ -2464,24 +2307,25 @@
         </w:tc>
         <w:tc>
           <w:tcPr>
-            <w:tcW w:type="dxa" w:w="2340"/>
-            <w:shd w:fill="FFFFFF"/>
+            <w:tcW w:type="dxa" w:w="3600"/>
             <w:tcMar>
-              <w:top w:w="80" w:type="dxa"/>
-              <w:bottom w:w="80" w:type="dxa"/>
-              <w:left w:w="120" w:type="dxa"/>
-              <w:right w:w="120" w:type="dxa"/>
+              <w:top w:w="70" w:type="dxa"/>
+              <w:bottom w:w="70" w:type="dxa"/>
+              <w:left w:w="80" w:type="dxa"/>
+              <w:right w:w="80" w:type="dxa"/>
             </w:tcMar>
           </w:tcPr>
           <w:p>
             <w:pPr>
-              <w:jc w:val="both"/>
+              <w:spacing w:before="0" w:after="0"/>
+              <w:jc w:val="left"/>
             </w:pPr>
             <w:r>
               <w:rPr>
+                <w:rFonts w:ascii="Times New Roman" w:hAnsi="Times New Roman"/>
                 <w:sz w:val="17"/>
               </w:rPr>
-              <w:t>Bounded regression test across 16 paired fixtures; not a global security proof.</w:t>
+              <w:t>Finite regression comparison across 16 paired fixtures; not a general security certificate.</w:t>
             </w:r>
           </w:p>
         </w:tc>
@@ -2489,21 +2333,22 @@
       <w:tr>
         <w:tc>
           <w:tcPr>
-            <w:tcW w:type="dxa" w:w="2340"/>
-            <w:shd w:fill="F8FAFC"/>
+            <w:tcW w:type="dxa" w:w="2592"/>
             <w:tcMar>
-              <w:top w:w="80" w:type="dxa"/>
-              <w:bottom w:w="80" w:type="dxa"/>
-              <w:left w:w="120" w:type="dxa"/>
-              <w:right w:w="120" w:type="dxa"/>
+              <w:top w:w="70" w:type="dxa"/>
+              <w:bottom w:w="70" w:type="dxa"/>
+              <w:left w:w="80" w:type="dxa"/>
+              <w:right w:w="80" w:type="dxa"/>
             </w:tcMar>
           </w:tcPr>
           <w:p>
             <w:pPr>
+              <w:spacing w:before="0" w:after="0"/>
               <w:jc w:val="left"/>
             </w:pPr>
             <w:r>
               <w:rPr>
+                <w:rFonts w:ascii="Times New Roman" w:hAnsi="Times New Roman"/>
                 <w:sz w:val="17"/>
               </w:rPr>
               <w:t>Deterministic Scripted Exercises</w:t>
@@ -2512,21 +2357,22 @@
         </w:tc>
         <w:tc>
           <w:tcPr>
-            <w:tcW w:type="dxa" w:w="2340"/>
-            <w:shd w:fill="F8FAFC"/>
+            <w:tcW w:type="dxa" w:w="1872"/>
             <w:tcMar>
-              <w:top w:w="80" w:type="dxa"/>
-              <w:bottom w:w="80" w:type="dxa"/>
-              <w:left w:w="120" w:type="dxa"/>
-              <w:right w:w="120" w:type="dxa"/>
+              <w:top w:w="70" w:type="dxa"/>
+              <w:bottom w:w="70" w:type="dxa"/>
+              <w:left w:w="80" w:type="dxa"/>
+              <w:right w:w="80" w:type="dxa"/>
             </w:tcMar>
           </w:tcPr>
           <w:p>
             <w:pPr>
-              <w:jc w:val="left"/>
+              <w:spacing w:before="0" w:after="0"/>
+              <w:jc w:val="center"/>
             </w:pPr>
             <w:r>
               <w:rPr>
+                <w:rFonts w:ascii="Times New Roman" w:hAnsi="Times New Roman"/>
                 <w:sz w:val="17"/>
               </w:rPr>
               <w:t>--</w:t>
@@ -2535,21 +2381,22 @@
         </w:tc>
         <w:tc>
           <w:tcPr>
-            <w:tcW w:type="dxa" w:w="2340"/>
-            <w:shd w:fill="F8FAFC"/>
+            <w:tcW w:type="dxa" w:w="1872"/>
             <w:tcMar>
-              <w:top w:w="80" w:type="dxa"/>
-              <w:bottom w:w="80" w:type="dxa"/>
-              <w:left w:w="120" w:type="dxa"/>
-              <w:right w:w="120" w:type="dxa"/>
+              <w:top w:w="70" w:type="dxa"/>
+              <w:bottom w:w="70" w:type="dxa"/>
+              <w:left w:w="80" w:type="dxa"/>
+              <w:right w:w="80" w:type="dxa"/>
             </w:tcMar>
           </w:tcPr>
           <w:p>
             <w:pPr>
-              <w:jc w:val="left"/>
+              <w:spacing w:before="0" w:after="0"/>
+              <w:jc w:val="center"/>
             </w:pPr>
             <w:r>
               <w:rPr>
+                <w:rFonts w:ascii="Times New Roman" w:hAnsi="Times New Roman"/>
                 <w:sz w:val="17"/>
               </w:rPr>
               <w:t>64 runs</w:t>
@@ -2558,24 +2405,25 @@
         </w:tc>
         <w:tc>
           <w:tcPr>
-            <w:tcW w:type="dxa" w:w="2340"/>
-            <w:shd w:fill="F8FAFC"/>
+            <w:tcW w:type="dxa" w:w="3600"/>
             <w:tcMar>
-              <w:top w:w="80" w:type="dxa"/>
-              <w:bottom w:w="80" w:type="dxa"/>
-              <w:left w:w="120" w:type="dxa"/>
-              <w:right w:w="120" w:type="dxa"/>
+              <w:top w:w="70" w:type="dxa"/>
+              <w:bottom w:w="70" w:type="dxa"/>
+              <w:left w:w="80" w:type="dxa"/>
+              <w:right w:w="80" w:type="dxa"/>
             </w:tcMar>
           </w:tcPr>
           <w:p>
             <w:pPr>
-              <w:jc w:val="both"/>
+              <w:spacing w:before="0" w:after="0"/>
+              <w:jc w:val="left"/>
             </w:pPr>
             <w:r>
               <w:rPr>
+                <w:rFonts w:ascii="Times New Roman" w:hAnsi="Times New Roman"/>
                 <w:sz w:val="17"/>
               </w:rPr>
-              <w:t>Executed sequential fixtures; represents automated test scripts, NOT human students.</w:t>
+              <w:t>Executed sequential fixtures; represents automated test runs, NOT human learner participants.</w:t>
             </w:r>
           </w:p>
         </w:tc>
@@ -2583,21 +2431,22 @@
       <w:tr>
         <w:tc>
           <w:tcPr>
-            <w:tcW w:type="dxa" w:w="2340"/>
-            <w:shd w:fill="FFFFFF"/>
+            <w:tcW w:type="dxa" w:w="2592"/>
             <w:tcMar>
-              <w:top w:w="80" w:type="dxa"/>
-              <w:bottom w:w="80" w:type="dxa"/>
-              <w:left w:w="120" w:type="dxa"/>
-              <w:right w:w="120" w:type="dxa"/>
+              <w:top w:w="70" w:type="dxa"/>
+              <w:bottom w:w="70" w:type="dxa"/>
+              <w:left w:w="80" w:type="dxa"/>
+              <w:right w:w="80" w:type="dxa"/>
             </w:tcMar>
           </w:tcPr>
           <w:p>
             <w:pPr>
+              <w:spacing w:before="0" w:after="0"/>
               <w:jc w:val="left"/>
             </w:pPr>
             <w:r>
               <w:rPr>
+                <w:rFonts w:ascii="Times New Roman" w:hAnsi="Times New Roman"/>
                 <w:sz w:val="17"/>
               </w:rPr>
               <w:t>Score-Stage Checks Passed</w:t>
@@ -2606,21 +2455,22 @@
         </w:tc>
         <w:tc>
           <w:tcPr>
-            <w:tcW w:type="dxa" w:w="2340"/>
-            <w:shd w:fill="FFFFFF"/>
+            <w:tcW w:type="dxa" w:w="1872"/>
             <w:tcMar>
-              <w:top w:w="80" w:type="dxa"/>
-              <w:bottom w:w="80" w:type="dxa"/>
-              <w:left w:w="120" w:type="dxa"/>
-              <w:right w:w="120" w:type="dxa"/>
+              <w:top w:w="70" w:type="dxa"/>
+              <w:bottom w:w="70" w:type="dxa"/>
+              <w:left w:w="80" w:type="dxa"/>
+              <w:right w:w="80" w:type="dxa"/>
             </w:tcMar>
           </w:tcPr>
           <w:p>
             <w:pPr>
-              <w:jc w:val="left"/>
+              <w:spacing w:before="0" w:after="0"/>
+              <w:jc w:val="center"/>
             </w:pPr>
             <w:r>
               <w:rPr>
+                <w:rFonts w:ascii="Times New Roman" w:hAnsi="Times New Roman"/>
                 <w:sz w:val="17"/>
               </w:rPr>
               <w:t>--</w:t>
@@ -2629,47 +2479,49 @@
         </w:tc>
         <w:tc>
           <w:tcPr>
-            <w:tcW w:type="dxa" w:w="2340"/>
-            <w:shd w:fill="FFFFFF"/>
+            <w:tcW w:type="dxa" w:w="1872"/>
             <w:tcMar>
-              <w:top w:w="80" w:type="dxa"/>
-              <w:bottom w:w="80" w:type="dxa"/>
-              <w:left w:w="120" w:type="dxa"/>
-              <w:right w:w="120" w:type="dxa"/>
+              <w:top w:w="70" w:type="dxa"/>
+              <w:bottom w:w="70" w:type="dxa"/>
+              <w:left w:w="80" w:type="dxa"/>
+              <w:right w:w="80" w:type="dxa"/>
             </w:tcMar>
           </w:tcPr>
           <w:p>
             <w:pPr>
-              <w:jc w:val="left"/>
+              <w:spacing w:before="0" w:after="0"/>
+              <w:jc w:val="center"/>
             </w:pPr>
             <w:r>
               <w:rPr>
+                <w:rFonts w:ascii="Times New Roman" w:hAnsi="Times New Roman"/>
                 <w:sz w:val="17"/>
               </w:rPr>
-              <w:t>256 / 256 (100.0%)</w:t>
+              <w:t>256 / 256 (100%)</w:t>
             </w:r>
           </w:p>
         </w:tc>
         <w:tc>
           <w:tcPr>
-            <w:tcW w:type="dxa" w:w="2340"/>
-            <w:shd w:fill="FFFFFF"/>
+            <w:tcW w:type="dxa" w:w="3600"/>
             <w:tcMar>
-              <w:top w:w="80" w:type="dxa"/>
-              <w:bottom w:w="80" w:type="dxa"/>
-              <w:left w:w="120" w:type="dxa"/>
-              <w:right w:w="120" w:type="dxa"/>
+              <w:top w:w="70" w:type="dxa"/>
+              <w:bottom w:w="70" w:type="dxa"/>
+              <w:left w:w="80" w:type="dxa"/>
+              <w:right w:w="80" w:type="dxa"/>
             </w:tcMar>
           </w:tcPr>
           <w:p>
             <w:pPr>
-              <w:jc w:val="both"/>
+              <w:spacing w:before="0" w:after="0"/>
+              <w:jc w:val="left"/>
             </w:pPr>
             <w:r>
               <w:rPr>
+                <w:rFonts w:ascii="Times New Roman" w:hAnsi="Times New Roman"/>
                 <w:sz w:val="17"/>
               </w:rPr>
-              <w:t>Verified expected progression across stages: 25 -&gt; 50 -&gt; 75 -&gt; 75 (or 100 with bonus).</w:t>
+              <w:t>Verified deterministic progression: 25 -&gt; 50 -&gt; 75 -&gt; 75 (or 100 with optional bonus).</w:t>
             </w:r>
           </w:p>
         </w:tc>
@@ -2677,21 +2529,22 @@
       <w:tr>
         <w:tc>
           <w:tcPr>
-            <w:tcW w:type="dxa" w:w="2340"/>
-            <w:shd w:fill="F8FAFC"/>
+            <w:tcW w:type="dxa" w:w="2592"/>
             <w:tcMar>
-              <w:top w:w="80" w:type="dxa"/>
-              <w:bottom w:w="80" w:type="dxa"/>
-              <w:left w:w="120" w:type="dxa"/>
-              <w:right w:w="120" w:type="dxa"/>
+              <w:top w:w="70" w:type="dxa"/>
+              <w:bottom w:w="70" w:type="dxa"/>
+              <w:left w:w="80" w:type="dxa"/>
+              <w:right w:w="80" w:type="dxa"/>
             </w:tcMar>
           </w:tcPr>
           <w:p>
             <w:pPr>
+              <w:spacing w:before="0" w:after="0"/>
               <w:jc w:val="left"/>
             </w:pPr>
             <w:r>
               <w:rPr>
+                <w:rFonts w:ascii="Times New Roman" w:hAnsi="Times New Roman"/>
                 <w:sz w:val="17"/>
               </w:rPr>
               <w:t>Event-to-Objective Links</w:t>
@@ -2700,21 +2553,22 @@
         </w:tc>
         <w:tc>
           <w:tcPr>
-            <w:tcW w:type="dxa" w:w="2340"/>
-            <w:shd w:fill="F8FAFC"/>
+            <w:tcW w:type="dxa" w:w="1872"/>
             <w:tcMar>
-              <w:top w:w="80" w:type="dxa"/>
-              <w:bottom w:w="80" w:type="dxa"/>
-              <w:left w:w="120" w:type="dxa"/>
-              <w:right w:w="120" w:type="dxa"/>
+              <w:top w:w="70" w:type="dxa"/>
+              <w:bottom w:w="70" w:type="dxa"/>
+              <w:left w:w="80" w:type="dxa"/>
+              <w:right w:w="80" w:type="dxa"/>
             </w:tcMar>
           </w:tcPr>
           <w:p>
             <w:pPr>
-              <w:jc w:val="left"/>
+              <w:spacing w:before="0" w:after="0"/>
+              <w:jc w:val="center"/>
             </w:pPr>
             <w:r>
               <w:rPr>
+                <w:rFonts w:ascii="Times New Roman" w:hAnsi="Times New Roman"/>
                 <w:sz w:val="17"/>
               </w:rPr>
               <w:t>--</w:t>
@@ -2723,21 +2577,22 @@
         </w:tc>
         <w:tc>
           <w:tcPr>
-            <w:tcW w:type="dxa" w:w="2340"/>
-            <w:shd w:fill="F8FAFC"/>
+            <w:tcW w:type="dxa" w:w="1872"/>
             <w:tcMar>
-              <w:top w:w="80" w:type="dxa"/>
-              <w:bottom w:w="80" w:type="dxa"/>
-              <w:left w:w="120" w:type="dxa"/>
-              <w:right w:w="120" w:type="dxa"/>
+              <w:top w:w="70" w:type="dxa"/>
+              <w:bottom w:w="70" w:type="dxa"/>
+              <w:left w:w="80" w:type="dxa"/>
+              <w:right w:w="80" w:type="dxa"/>
             </w:tcMar>
           </w:tcPr>
           <w:p>
             <w:pPr>
-              <w:jc w:val="left"/>
+              <w:spacing w:before="0" w:after="0"/>
+              <w:jc w:val="center"/>
             </w:pPr>
             <w:r>
               <w:rPr>
+                <w:rFonts w:ascii="Times New Roman" w:hAnsi="Times New Roman"/>
                 <w:sz w:val="17"/>
               </w:rPr>
               <w:t>224 unique links</w:t>
@@ -2746,24 +2601,25 @@
         </w:tc>
         <w:tc>
           <w:tcPr>
-            <w:tcW w:type="dxa" w:w="2340"/>
-            <w:shd w:fill="F8FAFC"/>
+            <w:tcW w:type="dxa" w:w="3600"/>
             <w:tcMar>
-              <w:top w:w="80" w:type="dxa"/>
-              <w:bottom w:w="80" w:type="dxa"/>
-              <w:left w:w="120" w:type="dxa"/>
-              <w:right w:w="120" w:type="dxa"/>
+              <w:top w:w="70" w:type="dxa"/>
+              <w:bottom w:w="70" w:type="dxa"/>
+              <w:left w:w="80" w:type="dxa"/>
+              <w:right w:w="80" w:type="dxa"/>
             </w:tcMar>
           </w:tcPr>
           <w:p>
             <w:pPr>
-              <w:jc w:val="both"/>
+              <w:spacing w:before="0" w:after="0"/>
+              <w:jc w:val="left"/>
             </w:pPr>
             <w:r>
               <w:rPr>
+                <w:rFonts w:ascii="Times New Roman" w:hAnsi="Times New Roman"/>
                 <w:sz w:val="17"/>
               </w:rPr>
-              <w:t>Every passing objective retains a verified foreign key link to an accepted raw event.</w:t>
+              <w:t>Every passing objective retains a valid, unique foreign key link to an accepted raw event.</w:t>
             </w:r>
           </w:p>
         </w:tc>
@@ -2771,21 +2627,22 @@
       <w:tr>
         <w:tc>
           <w:tcPr>
-            <w:tcW w:type="dxa" w:w="2340"/>
-            <w:shd w:fill="FFFFFF"/>
+            <w:tcW w:type="dxa" w:w="2592"/>
             <w:tcMar>
-              <w:top w:w="80" w:type="dxa"/>
-              <w:bottom w:w="80" w:type="dxa"/>
-              <w:left w:w="120" w:type="dxa"/>
-              <w:right w:w="120" w:type="dxa"/>
+              <w:top w:w="70" w:type="dxa"/>
+              <w:bottom w:w="70" w:type="dxa"/>
+              <w:left w:w="80" w:type="dxa"/>
+              <w:right w:w="80" w:type="dxa"/>
             </w:tcMar>
           </w:tcPr>
           <w:p>
             <w:pPr>
+              <w:spacing w:before="0" w:after="0"/>
               <w:jc w:val="left"/>
             </w:pPr>
             <w:r>
               <w:rPr>
+                <w:rFonts w:ascii="Times New Roman" w:hAnsi="Times New Roman"/>
                 <w:sz w:val="17"/>
               </w:rPr>
               <w:t>Raw Evidence Retention Checks</w:t>
@@ -2794,21 +2651,22 @@
         </w:tc>
         <w:tc>
           <w:tcPr>
-            <w:tcW w:type="dxa" w:w="2340"/>
-            <w:shd w:fill="FFFFFF"/>
+            <w:tcW w:type="dxa" w:w="1872"/>
             <w:tcMar>
-              <w:top w:w="80" w:type="dxa"/>
-              <w:bottom w:w="80" w:type="dxa"/>
-              <w:left w:w="120" w:type="dxa"/>
-              <w:right w:w="120" w:type="dxa"/>
+              <w:top w:w="70" w:type="dxa"/>
+              <w:bottom w:w="70" w:type="dxa"/>
+              <w:left w:w="80" w:type="dxa"/>
+              <w:right w:w="80" w:type="dxa"/>
             </w:tcMar>
           </w:tcPr>
           <w:p>
             <w:pPr>
-              <w:jc w:val="left"/>
+              <w:spacing w:before="0" w:after="0"/>
+              <w:jc w:val="center"/>
             </w:pPr>
             <w:r>
               <w:rPr>
+                <w:rFonts w:ascii="Times New Roman" w:hAnsi="Times New Roman"/>
                 <w:sz w:val="17"/>
               </w:rPr>
               <w:t>--</w:t>
@@ -2817,47 +2675,49 @@
         </w:tc>
         <w:tc>
           <w:tcPr>
-            <w:tcW w:type="dxa" w:w="2340"/>
-            <w:shd w:fill="FFFFFF"/>
+            <w:tcW w:type="dxa" w:w="1872"/>
             <w:tcMar>
-              <w:top w:w="80" w:type="dxa"/>
-              <w:bottom w:w="80" w:type="dxa"/>
-              <w:left w:w="120" w:type="dxa"/>
-              <w:right w:w="120" w:type="dxa"/>
+              <w:top w:w="70" w:type="dxa"/>
+              <w:bottom w:w="70" w:type="dxa"/>
+              <w:left w:w="80" w:type="dxa"/>
+              <w:right w:w="80" w:type="dxa"/>
             </w:tcMar>
           </w:tcPr>
           <w:p>
             <w:pPr>
-              <w:jc w:val="left"/>
+              <w:spacing w:before="0" w:after="0"/>
+              <w:jc w:val="center"/>
             </w:pPr>
             <w:r>
               <w:rPr>
+                <w:rFonts w:ascii="Times New Roman" w:hAnsi="Times New Roman"/>
                 <w:sz w:val="17"/>
               </w:rPr>
-              <w:t>64 / 64 (100.0%)</w:t>
+              <w:t>64 / 64 (100%)</w:t>
             </w:r>
           </w:p>
         </w:tc>
         <w:tc>
           <w:tcPr>
-            <w:tcW w:type="dxa" w:w="2340"/>
-            <w:shd w:fill="FFFFFF"/>
+            <w:tcW w:type="dxa" w:w="3600"/>
             <w:tcMar>
-              <w:top w:w="80" w:type="dxa"/>
-              <w:bottom w:w="80" w:type="dxa"/>
-              <w:left w:w="120" w:type="dxa"/>
-              <w:right w:w="120" w:type="dxa"/>
+              <w:top w:w="70" w:type="dxa"/>
+              <w:bottom w:w="70" w:type="dxa"/>
+              <w:left w:w="80" w:type="dxa"/>
+              <w:right w:w="80" w:type="dxa"/>
             </w:tcMar>
           </w:tcPr>
           <w:p>
             <w:pPr>
-              <w:jc w:val="both"/>
+              <w:spacing w:before="0" w:after="0"/>
+              <w:jc w:val="left"/>
             </w:pPr>
             <w:r>
               <w:rPr>
+                <w:rFonts w:ascii="Times New Roman" w:hAnsi="Times New Roman"/>
                 <w:sz w:val="17"/>
               </w:rPr>
-              <w:t>Confirmed score re-evaluation leaves underlying telemetry_events rows unmodified.</w:t>
+              <w:t>Verified that score re-evaluation leaves underlying telemetry_events rows unmodified.</w:t>
             </w:r>
           </w:p>
         </w:tc>
@@ -2865,44 +2725,46 @@
       <w:tr>
         <w:tc>
           <w:tcPr>
-            <w:tcW w:type="dxa" w:w="2340"/>
-            <w:shd w:fill="F8FAFC"/>
+            <w:tcW w:type="dxa" w:w="2592"/>
             <w:tcMar>
-              <w:top w:w="80" w:type="dxa"/>
-              <w:bottom w:w="80" w:type="dxa"/>
-              <w:left w:w="120" w:type="dxa"/>
-              <w:right w:w="120" w:type="dxa"/>
+              <w:top w:w="70" w:type="dxa"/>
+              <w:bottom w:w="70" w:type="dxa"/>
+              <w:left w:w="80" w:type="dxa"/>
+              <w:right w:w="80" w:type="dxa"/>
             </w:tcMar>
           </w:tcPr>
           <w:p>
             <w:pPr>
+              <w:spacing w:before="0" w:after="0"/>
               <w:jc w:val="left"/>
             </w:pPr>
             <w:r>
               <w:rPr>
+                <w:rFonts w:ascii="Times New Roman" w:hAnsi="Times New Roman"/>
                 <w:sz w:val="17"/>
               </w:rPr>
-              <w:t>Loopback HTTP Security Checks</w:t>
+              <w:t>Loopback HTTP Checks</w:t>
             </w:r>
           </w:p>
         </w:tc>
         <w:tc>
           <w:tcPr>
-            <w:tcW w:type="dxa" w:w="2340"/>
-            <w:shd w:fill="F8FAFC"/>
+            <w:tcW w:type="dxa" w:w="1872"/>
             <w:tcMar>
-              <w:top w:w="80" w:type="dxa"/>
-              <w:bottom w:w="80" w:type="dxa"/>
-              <w:left w:w="120" w:type="dxa"/>
-              <w:right w:w="120" w:type="dxa"/>
+              <w:top w:w="70" w:type="dxa"/>
+              <w:bottom w:w="70" w:type="dxa"/>
+              <w:left w:w="80" w:type="dxa"/>
+              <w:right w:w="80" w:type="dxa"/>
             </w:tcMar>
           </w:tcPr>
           <w:p>
             <w:pPr>
-              <w:jc w:val="left"/>
+              <w:spacing w:before="0" w:after="0"/>
+              <w:jc w:val="center"/>
             </w:pPr>
             <w:r>
               <w:rPr>
+                <w:rFonts w:ascii="Times New Roman" w:hAnsi="Times New Roman"/>
                 <w:sz w:val="17"/>
               </w:rPr>
               <w:t>--</w:t>
@@ -2911,47 +2773,49 @@
         </w:tc>
         <w:tc>
           <w:tcPr>
-            <w:tcW w:type="dxa" w:w="2340"/>
-            <w:shd w:fill="F8FAFC"/>
+            <w:tcW w:type="dxa" w:w="1872"/>
             <w:tcMar>
-              <w:top w:w="80" w:type="dxa"/>
-              <w:bottom w:w="80" w:type="dxa"/>
-              <w:left w:w="120" w:type="dxa"/>
-              <w:right w:w="120" w:type="dxa"/>
+              <w:top w:w="70" w:type="dxa"/>
+              <w:bottom w:w="70" w:type="dxa"/>
+              <w:left w:w="80" w:type="dxa"/>
+              <w:right w:w="80" w:type="dxa"/>
             </w:tcMar>
           </w:tcPr>
           <w:p>
             <w:pPr>
-              <w:jc w:val="left"/>
+              <w:spacing w:before="0" w:after="0"/>
+              <w:jc w:val="center"/>
             </w:pPr>
             <w:r>
               <w:rPr>
+                <w:rFonts w:ascii="Times New Roman" w:hAnsi="Times New Roman"/>
                 <w:sz w:val="17"/>
               </w:rPr>
-              <w:t>17 / 17 (100.0%)</w:t>
+              <w:t>17 / 17 (100%)</w:t>
             </w:r>
           </w:p>
         </w:tc>
         <w:tc>
           <w:tcPr>
-            <w:tcW w:type="dxa" w:w="2340"/>
-            <w:shd w:fill="F8FAFC"/>
+            <w:tcW w:type="dxa" w:w="3600"/>
             <w:tcMar>
-              <w:top w:w="80" w:type="dxa"/>
-              <w:bottom w:w="80" w:type="dxa"/>
-              <w:left w:w="120" w:type="dxa"/>
-              <w:right w:w="120" w:type="dxa"/>
+              <w:top w:w="70" w:type="dxa"/>
+              <w:bottom w:w="70" w:type="dxa"/>
+              <w:left w:w="80" w:type="dxa"/>
+              <w:right w:w="80" w:type="dxa"/>
             </w:tcMar>
           </w:tcPr>
           <w:p>
             <w:pPr>
-              <w:jc w:val="both"/>
+              <w:spacing w:before="0" w:after="0"/>
+              <w:jc w:val="left"/>
             </w:pPr>
             <w:r>
               <w:rPr>
+                <w:rFonts w:ascii="Times New Roman" w:hAnsi="Times New Roman"/>
                 <w:sz w:val="17"/>
               </w:rPr>
-              <w:t>Loopback requests verifying auth, CSRF, spoofing, ownership, and reset refusal.</w:t>
+              <w:t>Loopback network assertions covering auth, CSRF, spoofing, ownership, and reset refusal.</w:t>
             </w:r>
           </w:p>
         </w:tc>
@@ -2959,21 +2823,22 @@
       <w:tr>
         <w:tc>
           <w:tcPr>
-            <w:tcW w:type="dxa" w:w="2340"/>
-            <w:shd w:fill="FFFFFF"/>
+            <w:tcW w:type="dxa" w:w="2592"/>
             <w:tcMar>
-              <w:top w:w="80" w:type="dxa"/>
-              <w:bottom w:w="80" w:type="dxa"/>
-              <w:left w:w="120" w:type="dxa"/>
-              <w:right w:w="120" w:type="dxa"/>
+              <w:top w:w="70" w:type="dxa"/>
+              <w:bottom w:w="70" w:type="dxa"/>
+              <w:left w:w="80" w:type="dxa"/>
+              <w:right w:w="80" w:type="dxa"/>
             </w:tcMar>
           </w:tcPr>
           <w:p>
             <w:pPr>
+              <w:spacing w:before="0" w:after="0"/>
               <w:jc w:val="left"/>
             </w:pPr>
             <w:r>
               <w:rPr>
+                <w:rFonts w:ascii="Times New Roman" w:hAnsi="Times New Roman"/>
                 <w:sz w:val="17"/>
               </w:rPr>
               <w:t>Disk SQLite Persistence Check</w:t>
@@ -2982,21 +2847,22 @@
         </w:tc>
         <w:tc>
           <w:tcPr>
-            <w:tcW w:type="dxa" w:w="2340"/>
-            <w:shd w:fill="FFFFFF"/>
+            <w:tcW w:type="dxa" w:w="1872"/>
             <w:tcMar>
-              <w:top w:w="80" w:type="dxa"/>
-              <w:bottom w:w="80" w:type="dxa"/>
-              <w:left w:w="120" w:type="dxa"/>
-              <w:right w:w="120" w:type="dxa"/>
+              <w:top w:w="70" w:type="dxa"/>
+              <w:bottom w:w="70" w:type="dxa"/>
+              <w:left w:w="80" w:type="dxa"/>
+              <w:right w:w="80" w:type="dxa"/>
             </w:tcMar>
           </w:tcPr>
           <w:p>
             <w:pPr>
-              <w:jc w:val="left"/>
+              <w:spacing w:before="0" w:after="0"/>
+              <w:jc w:val="center"/>
             </w:pPr>
             <w:r>
               <w:rPr>
+                <w:rFonts w:ascii="Times New Roman" w:hAnsi="Times New Roman"/>
                 <w:sz w:val="17"/>
               </w:rPr>
               <w:t>--</w:t>
@@ -3005,21 +2871,22 @@
         </w:tc>
         <w:tc>
           <w:tcPr>
-            <w:tcW w:type="dxa" w:w="2340"/>
-            <w:shd w:fill="FFFFFF"/>
+            <w:tcW w:type="dxa" w:w="1872"/>
             <w:tcMar>
-              <w:top w:w="80" w:type="dxa"/>
-              <w:bottom w:w="80" w:type="dxa"/>
-              <w:left w:w="120" w:type="dxa"/>
-              <w:right w:w="120" w:type="dxa"/>
+              <w:top w:w="70" w:type="dxa"/>
+              <w:bottom w:w="70" w:type="dxa"/>
+              <w:left w:w="80" w:type="dxa"/>
+              <w:right w:w="80" w:type="dxa"/>
             </w:tcMar>
           </w:tcPr>
           <w:p>
             <w:pPr>
-              <w:jc w:val="left"/>
+              <w:spacing w:before="0" w:after="0"/>
+              <w:jc w:val="center"/>
             </w:pPr>
             <w:r>
               <w:rPr>
+                <w:rFonts w:ascii="Times New Roman" w:hAnsi="Times New Roman"/>
                 <w:sz w:val="17"/>
               </w:rPr>
               <w:t>1 retained row</w:t>
@@ -3028,24 +2895,25 @@
         </w:tc>
         <w:tc>
           <w:tcPr>
-            <w:tcW w:type="dxa" w:w="2340"/>
-            <w:shd w:fill="FFFFFF"/>
+            <w:tcW w:type="dxa" w:w="3600"/>
             <w:tcMar>
-              <w:top w:w="80" w:type="dxa"/>
-              <w:bottom w:w="80" w:type="dxa"/>
-              <w:left w:w="120" w:type="dxa"/>
-              <w:right w:w="120" w:type="dxa"/>
+              <w:top w:w="70" w:type="dxa"/>
+              <w:bottom w:w="70" w:type="dxa"/>
+              <w:left w:w="80" w:type="dxa"/>
+              <w:right w:w="80" w:type="dxa"/>
             </w:tcMar>
           </w:tcPr>
           <w:p>
             <w:pPr>
-              <w:jc w:val="both"/>
+              <w:spacing w:before="0" w:after="0"/>
+              <w:jc w:val="left"/>
             </w:pPr>
             <w:r>
               <w:rPr>
+                <w:rFonts w:ascii="Times New Roman" w:hAnsi="Times New Roman"/>
                 <w:sz w:val="17"/>
               </w:rPr>
-              <w:t>File-backed SQLite verified retaining event after clean close and reopen.</w:t>
+              <w:t>File-backed database verified retaining event after clean close and reopen; ordinary persistence.</w:t>
             </w:r>
           </w:p>
         </w:tc>
@@ -3053,21 +2921,22 @@
       <w:tr>
         <w:tc>
           <w:tcPr>
-            <w:tcW w:type="dxa" w:w="2340"/>
-            <w:shd w:fill="F8FAFC"/>
+            <w:tcW w:type="dxa" w:w="2592"/>
             <w:tcMar>
-              <w:top w:w="80" w:type="dxa"/>
-              <w:bottom w:w="80" w:type="dxa"/>
-              <w:left w:w="120" w:type="dxa"/>
-              <w:right w:w="120" w:type="dxa"/>
+              <w:top w:w="70" w:type="dxa"/>
+              <w:bottom w:w="70" w:type="dxa"/>
+              <w:left w:w="80" w:type="dxa"/>
+              <w:right w:w="80" w:type="dxa"/>
             </w:tcMar>
           </w:tcPr>
           <w:p>
             <w:pPr>
+              <w:spacing w:before="0" w:after="0"/>
               <w:jc w:val="left"/>
             </w:pPr>
             <w:r>
               <w:rPr>
+                <w:rFonts w:ascii="Times New Roman" w:hAnsi="Times New Roman"/>
                 <w:sz w:val="17"/>
               </w:rPr>
               <w:t>Human Learner Participants</w:t>
@@ -3076,21 +2945,22 @@
         </w:tc>
         <w:tc>
           <w:tcPr>
-            <w:tcW w:type="dxa" w:w="2340"/>
-            <w:shd w:fill="F8FAFC"/>
+            <w:tcW w:type="dxa" w:w="1872"/>
             <w:tcMar>
-              <w:top w:w="80" w:type="dxa"/>
-              <w:bottom w:w="80" w:type="dxa"/>
-              <w:left w:w="120" w:type="dxa"/>
-              <w:right w:w="120" w:type="dxa"/>
+              <w:top w:w="70" w:type="dxa"/>
+              <w:bottom w:w="70" w:type="dxa"/>
+              <w:left w:w="80" w:type="dxa"/>
+              <w:right w:w="80" w:type="dxa"/>
             </w:tcMar>
           </w:tcPr>
           <w:p>
             <w:pPr>
-              <w:jc w:val="left"/>
+              <w:spacing w:before="0" w:after="0"/>
+              <w:jc w:val="center"/>
             </w:pPr>
             <w:r>
               <w:rPr>
+                <w:rFonts w:ascii="Times New Roman" w:hAnsi="Times New Roman"/>
                 <w:sz w:val="17"/>
               </w:rPr>
               <w:t>0</w:t>
@@ -3099,21 +2969,22 @@
         </w:tc>
         <w:tc>
           <w:tcPr>
-            <w:tcW w:type="dxa" w:w="2340"/>
-            <w:shd w:fill="F8FAFC"/>
+            <w:tcW w:type="dxa" w:w="1872"/>
             <w:tcMar>
-              <w:top w:w="80" w:type="dxa"/>
-              <w:bottom w:w="80" w:type="dxa"/>
-              <w:left w:w="120" w:type="dxa"/>
-              <w:right w:w="120" w:type="dxa"/>
+              <w:top w:w="70" w:type="dxa"/>
+              <w:bottom w:w="70" w:type="dxa"/>
+              <w:left w:w="80" w:type="dxa"/>
+              <w:right w:w="80" w:type="dxa"/>
             </w:tcMar>
           </w:tcPr>
           <w:p>
             <w:pPr>
-              <w:jc w:val="left"/>
+              <w:spacing w:before="0" w:after="0"/>
+              <w:jc w:val="center"/>
             </w:pPr>
             <w:r>
               <w:rPr>
+                <w:rFonts w:ascii="Times New Roman" w:hAnsi="Times New Roman"/>
                 <w:sz w:val="17"/>
               </w:rPr>
               <w:t>0</w:t>
@@ -3122,24 +2993,25 @@
         </w:tc>
         <w:tc>
           <w:tcPr>
-            <w:tcW w:type="dxa" w:w="2340"/>
-            <w:shd w:fill="F8FAFC"/>
+            <w:tcW w:type="dxa" w:w="3600"/>
             <w:tcMar>
-              <w:top w:w="80" w:type="dxa"/>
-              <w:bottom w:w="80" w:type="dxa"/>
-              <w:left w:w="120" w:type="dxa"/>
-              <w:right w:w="120" w:type="dxa"/>
+              <w:top w:w="70" w:type="dxa"/>
+              <w:bottom w:w="70" w:type="dxa"/>
+              <w:left w:w="80" w:type="dxa"/>
+              <w:right w:w="80" w:type="dxa"/>
             </w:tcMar>
           </w:tcPr>
           <w:p>
             <w:pPr>
-              <w:jc w:val="both"/>
+              <w:spacing w:before="0" w:after="0"/>
+              <w:jc w:val="left"/>
             </w:pPr>
             <w:r>
               <w:rPr>
+                <w:rFonts w:ascii="Times New Roman" w:hAnsi="Times New Roman"/>
                 <w:sz w:val="17"/>
               </w:rPr>
-              <w:t>No human student trials conducted; historical survey opinions excluded from results.</w:t>
+              <w:t>No human study conducted; survey opinions from historical records excluded from results.</w:t>
             </w:r>
           </w:p>
         </w:tc>
@@ -3147,44 +3019,46 @@
       <w:tr>
         <w:tc>
           <w:tcPr>
-            <w:tcW w:type="dxa" w:w="2340"/>
-            <w:shd w:fill="FFFFFF"/>
+            <w:tcW w:type="dxa" w:w="2592"/>
             <w:tcMar>
-              <w:top w:w="80" w:type="dxa"/>
-              <w:bottom w:w="80" w:type="dxa"/>
-              <w:left w:w="120" w:type="dxa"/>
-              <w:right w:w="120" w:type="dxa"/>
+              <w:top w:w="70" w:type="dxa"/>
+              <w:bottom w:w="70" w:type="dxa"/>
+              <w:left w:w="80" w:type="dxa"/>
+              <w:right w:w="80" w:type="dxa"/>
             </w:tcMar>
           </w:tcPr>
           <w:p>
             <w:pPr>
+              <w:spacing w:before="0" w:after="0"/>
               <w:jc w:val="left"/>
             </w:pPr>
             <w:r>
               <w:rPr>
+                <w:rFonts w:ascii="Times New Roman" w:hAnsi="Times New Roman"/>
                 <w:sz w:val="17"/>
               </w:rPr>
-              <w:t>Live Containers Executed</w:t>
+              <w:t>Live Docker Containers Executed</w:t>
             </w:r>
           </w:p>
         </w:tc>
         <w:tc>
           <w:tcPr>
-            <w:tcW w:type="dxa" w:w="2340"/>
-            <w:shd w:fill="FFFFFF"/>
+            <w:tcW w:type="dxa" w:w="1872"/>
             <w:tcMar>
-              <w:top w:w="80" w:type="dxa"/>
-              <w:bottom w:w="80" w:type="dxa"/>
-              <w:left w:w="120" w:type="dxa"/>
-              <w:right w:w="120" w:type="dxa"/>
+              <w:top w:w="70" w:type="dxa"/>
+              <w:bottom w:w="70" w:type="dxa"/>
+              <w:left w:w="80" w:type="dxa"/>
+              <w:right w:w="80" w:type="dxa"/>
             </w:tcMar>
           </w:tcPr>
           <w:p>
             <w:pPr>
-              <w:jc w:val="left"/>
+              <w:spacing w:before="0" w:after="0"/>
+              <w:jc w:val="center"/>
             </w:pPr>
             <w:r>
               <w:rPr>
+                <w:rFonts w:ascii="Times New Roman" w:hAnsi="Times New Roman"/>
                 <w:sz w:val="17"/>
               </w:rPr>
               <w:t>0</w:t>
@@ -3193,21 +3067,22 @@
         </w:tc>
         <w:tc>
           <w:tcPr>
-            <w:tcW w:type="dxa" w:w="2340"/>
-            <w:shd w:fill="FFFFFF"/>
+            <w:tcW w:type="dxa" w:w="1872"/>
             <w:tcMar>
-              <w:top w:w="80" w:type="dxa"/>
-              <w:bottom w:w="80" w:type="dxa"/>
-              <w:left w:w="120" w:type="dxa"/>
-              <w:right w:w="120" w:type="dxa"/>
+              <w:top w:w="70" w:type="dxa"/>
+              <w:bottom w:w="70" w:type="dxa"/>
+              <w:left w:w="80" w:type="dxa"/>
+              <w:right w:w="80" w:type="dxa"/>
             </w:tcMar>
           </w:tcPr>
           <w:p>
             <w:pPr>
-              <w:jc w:val="left"/>
+              <w:spacing w:before="0" w:after="0"/>
+              <w:jc w:val="center"/>
             </w:pPr>
             <w:r>
               <w:rPr>
+                <w:rFonts w:ascii="Times New Roman" w:hAnsi="Times New Roman"/>
                 <w:sz w:val="17"/>
               </w:rPr>
               <w:t>0</w:t>
@@ -3216,24 +3091,25 @@
         </w:tc>
         <w:tc>
           <w:tcPr>
-            <w:tcW w:type="dxa" w:w="2340"/>
-            <w:shd w:fill="FFFFFF"/>
+            <w:tcW w:type="dxa" w:w="3600"/>
             <w:tcMar>
-              <w:top w:w="80" w:type="dxa"/>
-              <w:bottom w:w="80" w:type="dxa"/>
-              <w:left w:w="120" w:type="dxa"/>
-              <w:right w:w="120" w:type="dxa"/>
+              <w:top w:w="70" w:type="dxa"/>
+              <w:bottom w:w="70" w:type="dxa"/>
+              <w:left w:w="80" w:type="dxa"/>
+              <w:right w:w="80" w:type="dxa"/>
             </w:tcMar>
           </w:tcPr>
           <w:p>
             <w:pPr>
-              <w:jc w:val="both"/>
+              <w:spacing w:before="0" w:after="0"/>
+              <w:jc w:val="left"/>
             </w:pPr>
             <w:r>
               <w:rPr>
+                <w:rFonts w:ascii="Times New Roman" w:hAnsi="Times New Roman"/>
                 <w:sz w:val="17"/>
               </w:rPr>
-              <w:t>Container startup blocked on missing openplc.db; tested strictly via declared doubles.</w:t>
+              <w:t>Docker Engine build failed on missing openplc.db; all container tests executed via doubles.</w:t>
             </w:r>
           </w:p>
         </w:tc>
@@ -3241,21 +3117,22 @@
       <w:tr>
         <w:tc>
           <w:tcPr>
-            <w:tcW w:type="dxa" w:w="2340"/>
-            <w:shd w:fill="F8FAFC"/>
+            <w:tcW w:type="dxa" w:w="2592"/>
             <w:tcMar>
-              <w:top w:w="80" w:type="dxa"/>
-              <w:bottom w:w="80" w:type="dxa"/>
-              <w:left w:w="120" w:type="dxa"/>
-              <w:right w:w="120" w:type="dxa"/>
+              <w:top w:w="70" w:type="dxa"/>
+              <w:bottom w:w="70" w:type="dxa"/>
+              <w:left w:w="80" w:type="dxa"/>
+              <w:right w:w="80" w:type="dxa"/>
             </w:tcMar>
           </w:tcPr>
           <w:p>
             <w:pPr>
+              <w:spacing w:before="0" w:after="0"/>
               <w:jc w:val="left"/>
             </w:pPr>
             <w:r>
               <w:rPr>
+                <w:rFonts w:ascii="Times New Roman" w:hAnsi="Times New Roman"/>
                 <w:sz w:val="17"/>
               </w:rPr>
               <w:t>AI Provider Calls Executed</w:t>
@@ -3264,21 +3141,22 @@
         </w:tc>
         <w:tc>
           <w:tcPr>
-            <w:tcW w:type="dxa" w:w="2340"/>
-            <w:shd w:fill="F8FAFC"/>
+            <w:tcW w:type="dxa" w:w="1872"/>
             <w:tcMar>
-              <w:top w:w="80" w:type="dxa"/>
-              <w:bottom w:w="80" w:type="dxa"/>
-              <w:left w:w="120" w:type="dxa"/>
-              <w:right w:w="120" w:type="dxa"/>
+              <w:top w:w="70" w:type="dxa"/>
+              <w:bottom w:w="70" w:type="dxa"/>
+              <w:left w:w="80" w:type="dxa"/>
+              <w:right w:w="80" w:type="dxa"/>
             </w:tcMar>
           </w:tcPr>
           <w:p>
             <w:pPr>
-              <w:jc w:val="left"/>
+              <w:spacing w:before="0" w:after="0"/>
+              <w:jc w:val="center"/>
             </w:pPr>
             <w:r>
               <w:rPr>
+                <w:rFonts w:ascii="Times New Roman" w:hAnsi="Times New Roman"/>
                 <w:sz w:val="17"/>
               </w:rPr>
               <w:t>0</w:t>
@@ -3287,21 +3165,22 @@
         </w:tc>
         <w:tc>
           <w:tcPr>
-            <w:tcW w:type="dxa" w:w="2340"/>
-            <w:shd w:fill="F8FAFC"/>
+            <w:tcW w:type="dxa" w:w="1872"/>
             <w:tcMar>
-              <w:top w:w="80" w:type="dxa"/>
-              <w:bottom w:w="80" w:type="dxa"/>
-              <w:left w:w="120" w:type="dxa"/>
-              <w:right w:w="120" w:type="dxa"/>
+              <w:top w:w="70" w:type="dxa"/>
+              <w:bottom w:w="70" w:type="dxa"/>
+              <w:left w:w="80" w:type="dxa"/>
+              <w:right w:w="80" w:type="dxa"/>
             </w:tcMar>
           </w:tcPr>
           <w:p>
             <w:pPr>
-              <w:jc w:val="left"/>
+              <w:spacing w:before="0" w:after="0"/>
+              <w:jc w:val="center"/>
             </w:pPr>
             <w:r>
               <w:rPr>
+                <w:rFonts w:ascii="Times New Roman" w:hAnsi="Times New Roman"/>
                 <w:sz w:val="17"/>
               </w:rPr>
               <w:t>0</w:t>
@@ -3310,24 +3189,25 @@
         </w:tc>
         <w:tc>
           <w:tcPr>
-            <w:tcW w:type="dxa" w:w="2340"/>
-            <w:shd w:fill="F8FAFC"/>
+            <w:tcW w:type="dxa" w:w="3600"/>
             <w:tcMar>
-              <w:top w:w="80" w:type="dxa"/>
-              <w:bottom w:w="80" w:type="dxa"/>
-              <w:left w:w="120" w:type="dxa"/>
-              <w:right w:w="120" w:type="dxa"/>
+              <w:top w:w="70" w:type="dxa"/>
+              <w:bottom w:w="70" w:type="dxa"/>
+              <w:left w:w="80" w:type="dxa"/>
+              <w:right w:w="80" w:type="dxa"/>
             </w:tcMar>
           </w:tcPr>
           <w:p>
             <w:pPr>
-              <w:jc w:val="both"/>
+              <w:spacing w:before="0" w:after="0"/>
+              <w:jc w:val="left"/>
             </w:pPr>
             <w:r>
               <w:rPr>
+                <w:rFonts w:ascii="Times New Roman" w:hAnsi="Times New Roman"/>
                 <w:sz w:val="17"/>
               </w:rPr>
-              <w:t>No generative AI APIs executed; AI assistance restricted to software development.</w:t>
+              <w:t>No generative AI or external LLM API calls executed; AI assistance restricted to development.</w:t>
             </w:r>
           </w:p>
         </w:tc>
@@ -3335,72 +3215,61 @@
     </w:tbl>
     <w:p>
       <w:pPr>
-        <w:spacing w:after="40"/>
-      </w:pPr>
-    </w:p>
-    <w:p>
-      <w:pPr>
-        <w:spacing w:after="160"/>
-        <w:jc w:val="center"/>
+        <w:spacing w:before="60" w:after="160"/>
+        <w:jc w:val="both"/>
       </w:pPr>
       <w:r>
         <w:rPr>
+          <w:b/>
+          <w:sz w:val="17"/>
+        </w:rPr>
+        <w:t xml:space="preserve">Table 2. </w:t>
+      </w:r>
+      <w:r>
+        <w:rPr>
           <w:i/>
-          <w:sz w:val="18"/>
+          <w:sz w:val="17"/>
         </w:rPr>
-        <w:t>Table 2. Quantitative verification results across received prototype and corrected candidate implementations.</w:t>
+        <w:t>Quantitative verification results across received prototype and corrected candidate implementations.</w:t>
       </w:r>
     </w:p>
     <w:p>
       <w:pPr>
-        <w:keepNext/>
-        <w:spacing w:before="160" w:after="60"/>
+        <w:spacing w:before="0" w:after="80"/>
+        <w:jc w:val="both"/>
       </w:pPr>
       <w:r>
         <w:rPr>
-          <w:b/>
-          <w:color w:val="1E293B"/>
-          <w:sz w:val="22"/>
+          <w:rFonts w:ascii="Times New Roman" w:hAnsi="Times New Roman"/>
+          <w:sz w:val="20"/>
         </w:rPr>
-        <w:t>8.1 Requirement Verification Comparison</w:t>
+        <w:t>In the primary requirement regression test, the received implementation satisfied only 5 of 16 requirements. It correctly handled nominal valid text, rejected short strings, processed an owner event, accepted a trusted collector event, and evaluated a nominal required-count fixture. However, it failed the remaining 11 requirements, allowing source spoofing, cross-user contamination, malformed payload injections, and invalid reset certifications. In contrast, the candidate implementation satisfied 16 of 16 requirements.</w:t>
       </w:r>
     </w:p>
     <w:p>
       <w:pPr>
-        <w:spacing w:after="80" w:line="276" w:lineRule="auto"/>
+        <w:spacing w:before="0" w:after="80"/>
         <w:jc w:val="both"/>
       </w:pPr>
       <w:r>
         <w:rPr>
-          <w:sz w:val="21"/>
+          <w:rFonts w:ascii="Times New Roman" w:hAnsi="Times New Roman"/>
+          <w:sz w:val="20"/>
         </w:rPr>
-        <w:t>In the primary requirement regression test, the received implementation satisfied only 5 of 16 requirements. It successfully processed nominal valid text narratives, rejected text shorter than 50 characters, accepted telemetry from a session owner, accepted telemetry from an authenticated collector, and evaluated a nominal required-count fixture. However, it failed the remaining 11 requirements, permitting unauthenticated sensor spoofing, cross-user session pollution, whitespace narrative bypasses, and empty probe reset certifications. In contrast, the corrected candidate implementation passed all 16 requirements, successfully rejecting invalid counterexamples while preserving valid exercise workflows.</w:t>
+        <w:t>Across the 64 scripted exercises, each exercise processed a synthetic IDS modbus_anomaly event (Objective 1, +25 pts), a host_identified submission (Objective 2, +25 pts), and a log_analysis_submitted narrative (Objective 3, +25 pts), reaching the nominal passing threshold of 75/100. Even-indexed exercises (32 runs) additionally included a containment_action submission (Objective 4, +25 pts), achieving a final score of 100/100, while odd-indexed exercises (32 runs) concluded at 75/100. All 256 score stages matched predicted values, all 224 event-to-objective links resolved to unique persisted events, and all 64 raw retention checks confirmed zero mutation of underlying audit records.</w:t>
       </w:r>
     </w:p>
     <w:p>
       <w:pPr>
-        <w:keepNext/>
-        <w:spacing w:before="160" w:after="60"/>
-      </w:pPr>
-      <w:r>
-        <w:rPr>
-          <w:b/>
-          <w:color w:val="1E293B"/>
-          <w:sz w:val="22"/>
-        </w:rPr>
-        <w:t>8.2 Scripted Exercise Progression and Evidence Linkage</w:t>
-      </w:r>
-    </w:p>
-    <w:p>
-      <w:pPr>
-        <w:spacing w:after="80" w:line="276" w:lineRule="auto"/>
+        <w:spacing w:before="0" w:after="80"/>
         <w:jc w:val="both"/>
       </w:pPr>
       <w:r>
         <w:rPr>
-          <w:sz w:val="21"/>
+          <w:rFonts w:ascii="Times New Roman" w:hAnsi="Times New Roman"/>
+          <w:sz w:val="20"/>
         </w:rPr>
-        <w:t>Across the 64 deterministic exercise fixtures, each exercise ingested three baseline events: a synthetic IDS modbus_anomaly event (Objective 1, +25 pts), a student host_identified event (Objective 2, +25 pts), and a log_analysis_submitted narrative (Objective 3, +25 pts), reaching the required passing score of 75/100. Even-indexed exercises (32 runs) additionally submitted an optional containment_action event (Objective 4, +25 pts), completing the exercise with a maximum score of 100/100, while odd-indexed exercises (32 runs) concluded at 75/100. All 256 score-stage assertions matched predicted values, all 224 event-to-objective links resolved to valid persisted raw events, and all 64 raw retention checks confirmed zero database mutations.</w:t>
+        <w:t>The 17 loopback HTTP tests confirmed end-to-end enforcement across an active web server, successfully validating session cookie flags (HttpOnly, SameSite=Strict), CSRF token enforcement, rejection of spoofed collector headers (401), rejection of unowned exercise submissions (403), rejection of closed exercise events (409), and proper After-Action Report generation. The master test suite (npm test) confirmed that all 12 automated test suites in the repository passed cleanly.</w:t>
       </w:r>
     </w:p>
     <w:p>
@@ -3411,7 +3280,7 @@
       <w:r>
         <w:drawing>
           <wp:inline xmlns:a="http://schemas.openxmlformats.org/drawingml/2006/main" xmlns:pic="http://schemas.openxmlformats.org/drawingml/2006/picture">
-            <wp:extent cx="4937760" cy="1849157"/>
+            <wp:extent cx="5669280" cy="2123106"/>
             <wp:docPr id="1" name="Picture 1"/>
             <wp:cNvGraphicFramePr>
               <a:graphicFrameLocks noChangeAspect="1"/>
@@ -3424,7 +3293,7 @@
                     <pic:cNvPicPr/>
                   </pic:nvPicPr>
                   <pic:blipFill>
-                    <a:blip r:embed="rId10"/>
+                    <a:blip r:embed="rId11"/>
                     <a:stretch>
                       <a:fillRect/>
                     </a:stretch>
@@ -3432,7 +3301,7 @@
                   <pic:spPr>
                     <a:xfrm>
                       <a:off x="0" y="0"/>
-                      <a:ext cx="4937760" cy="1849157"/>
+                      <a:ext cx="5669280" cy="2123106"/>
                     </a:xfrm>
                     <a:prstGeom prst="rect"/>
                   </pic:spPr>
@@ -3445,41 +3314,24 @@
     </w:p>
     <w:p>
       <w:pPr>
-        <w:spacing w:after="200"/>
-        <w:jc w:val="center"/>
-      </w:pPr>
-      <w:r>
-        <w:rPr>
-          <w:i/>
-          <w:sz w:val="17"/>
-        </w:rPr>
-        <w:t>Fig. 1. Execution trace across 64 deterministic scripted exercise fixtures. Alternating final scores (75 versus 100) reflect the programmatic inclusion of the optional containment action in even-indexed runs, demonstrating deterministic rubric progression rather than an empirical human score distribution.</w:t>
-      </w:r>
-    </w:p>
-    <w:p>
-      <w:pPr>
-        <w:keepNext/>
-        <w:spacing w:before="160" w:after="60"/>
-      </w:pPr>
-      <w:r>
-        <w:rPr>
-          <w:b/>
-          <w:color w:val="1E293B"/>
-          <w:sz w:val="22"/>
-        </w:rPr>
-        <w:t>8.3 Loopback HTTP and Master Test Suite Execution</w:t>
-      </w:r>
-    </w:p>
-    <w:p>
-      <w:pPr>
-        <w:spacing w:after="80" w:line="276" w:lineRule="auto"/>
+        <w:spacing w:before="40" w:after="160"/>
         <w:jc w:val="both"/>
       </w:pPr>
       <w:r>
         <w:rPr>
-          <w:sz w:val="21"/>
+          <w:rFonts w:ascii="Times New Roman" w:hAnsi="Times New Roman"/>
+          <w:b/>
+          <w:sz w:val="17"/>
         </w:rPr>
-        <w:t>The 17 loopback HTTP checks confirmed end-to-end enforcement across an active Express web server, successfully validating cookie security flags (HttpOnly, SameSite=Strict), CSRF token enforcement, rejection of spoofed collector headers (HTTP 401), rejection of mismatched user sessions (HTTP 403), rejection of closed exercise events (HTTP 409), and After-Action Report (AAR) generation. Finally, executing the master automated test runner (npm test) across all 12 test suites in the repository confirmed 107 passing assertions with 0 failures.</w:t>
+        <w:t xml:space="preserve">Fig. 1. </w:t>
+      </w:r>
+      <w:r>
+        <w:rPr>
+          <w:rFonts w:ascii="Times New Roman" w:hAnsi="Times New Roman"/>
+          <w:i/>
+          <w:sz w:val="17"/>
+        </w:rPr>
+        <w:t>Retained execution trace across 64 deterministic scripted exercise fixtures. The alternating final scores (75 versus 100) reflect the deliberate programmatic inclusion of the optional containment action in even-indexed runs; this demonstrates deterministic rubric scoring and is not an empirical human score distribution. All runs follow the expected required-objective progression stages: 25, 50, and 75 points. These scores do not establish defensive learner competence or physical network containment.</w:t>
       </w:r>
     </w:p>
     <w:p>
@@ -3489,47 +3341,64 @@
       </w:pPr>
       <w:r>
         <w:rPr>
+          <w:rFonts w:ascii="Times New Roman" w:hAnsi="Times New Roman"/>
           <w:b/>
-          <w:color w:val="0F172A"/>
-          <w:sz w:val="24"/>
+          <w:color w:val="002060"/>
+          <w:sz w:val="23"/>
         </w:rPr>
         <w:t>9. Discussion</w:t>
       </w:r>
     </w:p>
     <w:p>
       <w:pPr>
-        <w:spacing w:after="80" w:line="276" w:lineRule="auto"/>
+        <w:spacing w:before="0" w:after="80"/>
         <w:jc w:val="both"/>
       </w:pPr>
       <w:r>
         <w:rPr>
-          <w:sz w:val="21"/>
+          <w:rFonts w:ascii="Times New Roman" w:hAnsi="Times New Roman"/>
+          <w:sz w:val="20"/>
         </w:rPr>
-        <w:t>Our findings highlight a fundamental principle in cyber-range assessment: mathematical scoring precision is meaningless without telemetry provenance. In the received prototype, the scoring engine executed arithmetic addition flawlessly, yet the scores it calculated were thoroughly deceptive because the telemetry ingestion layer accepted unauthenticated, cross-session, or malformed data. By establishing strict telemetry authority gates, the candidate implementation demonstrates that evidence admission must be treated as a primary security boundary.</w:t>
+        <w:t>Our findings demonstrate that in cyber-range assessment systems, telemetry admission controls are inextricably linked to scoring validity. A scoring algorithm can perform flawless mathematical aggregation, but if the underlying evidence admission layer accepts unauthenticated, out-of-scope, or malformed data, the resulting score is fundamentally deceptive. The received prototype exemplifies how dynamic language quirks and omitted provenance checks can produce an ostensibly operational platform that is thoroughly vulnerable to trivial counterexamples.</w:t>
       </w:r>
     </w:p>
     <w:p>
       <w:pPr>
-        <w:spacing w:after="80" w:line="276" w:lineRule="auto"/>
+        <w:spacing w:before="0" w:after="80"/>
         <w:jc w:val="both"/>
       </w:pPr>
       <w:r>
         <w:rPr>
-          <w:sz w:val="21"/>
+          <w:rFonts w:ascii="Times New Roman" w:hAnsi="Times New Roman"/>
+          <w:sz w:val="20"/>
         </w:rPr>
-        <w:t>Similarly, our evaluation demonstrates the necessity of reset abstention. In training environments, returning a lab to a verified clean state is essential for fair assessment and experimental repeatability. The received reset engine's practice of certifying a clean state based solely on HTTP port responsiveness created an illusion of hygiene; web server availability does not guarantee the absence of backdoor user accounts, modified ladder logic, or background malware. By refusing to certify clean state whenever baseline snapshots or health probes are missing, the candidate implementation adopts a defensive posture that prevents false operational assurances.</w:t>
+        <w:t>Furthermore, our results illuminate the critical distinction between submission format and defensive competence. In our candidate implementation, Objective 3 enforces that analysis text must be a string containing at least 50 trimmed characters, and Objective 4 verifies that an action type belongs to an allowed enumeration. While these controls successfully prevent type-coercion bypasses, they do not—and cannot—evaluate whether the student's analysis is substantively accurate or whether the containment action would successfully isolate an industrial controller. Mistaking format compliance for domain competence is a common hazard in educational technology, and automated ranges must clearly delineate between automated syntax validation and expert human evaluation.</w:t>
       </w:r>
     </w:p>
     <w:p>
       <w:pPr>
-        <w:spacing w:after="80" w:line="276" w:lineRule="auto"/>
+        <w:spacing w:before="0" w:after="80"/>
         <w:jc w:val="both"/>
       </w:pPr>
       <w:r>
         <w:rPr>
-          <w:sz w:val="21"/>
+          <w:rFonts w:ascii="Times New Roman" w:hAnsi="Times New Roman"/>
+          <w:sz w:val="20"/>
         </w:rPr>
-        <w:t>However, we emphasize that achieving 16 of 16 passing requirements in our regression suite does not imply that CyberPro is impervious to attack or production-ready. The 16 requirements represent an investigator-selected test suite designed to remediate specific identified flaws. While the candidate successfully resolves these counterexamples, broader operational challenges—such as hardware attestation and multi-tenant isolation—remain open engineering questions.</w:t>
+        <w:t>Similarly, our investigation highlights the imperative of reset abstention. In training ranges, returning a lab to a certified clean state is critical for experimental repeatability and fair assessment. The received reset engine's practice of certifying clean state based solely on HTTP liveness or evaluating empty probe arrays created a false sense of security. Service responsiveness does not prove the absence of persistent malware, backdoor user accounts, or modified PLC ladder logic. The candidate's deliberate decision to abstain from clean-state certification whenever residue probes or baseline data are missing represents a crucial shift from unwarranted assumption to verifiable assurance.</w:t>
+      </w:r>
+    </w:p>
+    <w:p>
+      <w:pPr>
+        <w:spacing w:before="0" w:after="80"/>
+        <w:jc w:val="both"/>
+      </w:pPr>
+      <w:r>
+        <w:rPr>
+          <w:rFonts w:ascii="Times New Roman" w:hAnsi="Times New Roman"/>
+          <w:sz w:val="20"/>
+        </w:rPr>
+        <w:t>Finally, we emphasize that achieving 16 of 16 passing requirements does NOT imply that CyberPro is completely secure or ready for production deployment. The 16 requirements represent a finite, investigator-selected regression suite designed to address specific identified flaws. Passing this suite does not constitute a full penetration test, formal verification, or proof of resilience against sophisticated adversaries.</w:t>
       </w:r>
     </w:p>
     <w:p>
@@ -3539,127 +3408,52 @@
       </w:pPr>
       <w:r>
         <w:rPr>
+          <w:rFonts w:ascii="Times New Roman" w:hAnsi="Times New Roman"/>
           <w:b/>
-          <w:color w:val="0F172A"/>
-          <w:sz w:val="24"/>
+          <w:color w:val="002060"/>
+          <w:sz w:val="23"/>
         </w:rPr>
         <w:t>10. Limitations</w:t>
       </w:r>
     </w:p>
     <w:p>
       <w:pPr>
-        <w:spacing w:after="80" w:line="276" w:lineRule="auto"/>
+        <w:spacing w:before="0" w:after="80"/>
         <w:jc w:val="both"/>
       </w:pPr>
       <w:r>
         <w:rPr>
-          <w:sz w:val="21"/>
+          <w:rFonts w:ascii="Times New Roman" w:hAnsi="Times New Roman"/>
+          <w:sz w:val="20"/>
         </w:rPr>
-        <w:t>To ensure rigorous academic integrity, we explicitly document the boundaries and limitations of this study:</w:t>
+        <w:t>To ensure scientific rigor, we explicitly enumerate the boundaries and limitations of this study:</w:t>
       </w:r>
     </w:p>
     <w:p>
       <w:pPr>
-        <w:pStyle w:val="ListBullet"/>
-        <w:spacing w:after="60" w:line="276" w:lineRule="auto"/>
+        <w:spacing w:before="0" w:after="80"/>
         <w:jc w:val="both"/>
       </w:pPr>
       <w:r>
         <w:rPr>
-          <w:sz w:val="21"/>
+          <w:rFonts w:ascii="Times New Roman" w:hAnsi="Times New Roman"/>
+          <w:sz w:val="20"/>
         </w:rPr>
-        <w:t>Bounded Software Control-Plane Study: Evaluation was conducted exclusively on local software fixtures and SQLite databases; it did not evaluate distributed cloud networks or real physical plant equipment.</w:t>
-      </w:r>
-    </w:p>
-    <w:p>
-      <w:pPr>
-        <w:pStyle w:val="ListBullet"/>
-        <w:spacing w:after="60" w:line="276" w:lineRule="auto"/>
-        <w:jc w:val="both"/>
-      </w:pPr>
-      <w:r>
-        <w:rPr>
-          <w:sz w:val="21"/>
-        </w:rPr>
-        <w:t>Synthetic Scripted Fixtures: The 64 exercise fixtures were deterministically generated software scripts. No human trainees participated in this study, and no claims regarding learning gains, educational effectiveness, or human skill acquisition are made.</w:t>
-      </w:r>
-    </w:p>
-    <w:p>
-      <w:pPr>
-        <w:pStyle w:val="ListBullet"/>
-        <w:spacing w:after="60" w:line="276" w:lineRule="auto"/>
-        <w:jc w:val="both"/>
-      </w:pPr>
-      <w:r>
-        <w:rPr>
-          <w:sz w:val="21"/>
-        </w:rPr>
-        <w:t>No Real Industrial Attack Execution: Anomaly events were synthetic JSON payloads injected into the HTTP API; no live Modbus/TCP network packet generation, Scapy packet sniffing, or physical OpenPLC exploits were executed.</w:t>
-      </w:r>
-    </w:p>
-    <w:p>
-      <w:pPr>
-        <w:pStyle w:val="ListBullet"/>
-        <w:spacing w:after="60" w:line="276" w:lineRule="auto"/>
-        <w:jc w:val="both"/>
-      </w:pPr>
-      <w:r>
-        <w:rPr>
-          <w:sz w:val="21"/>
-        </w:rPr>
-        <w:t>Docker Execution Hurdles: Live container rebuilds were hindered by a missing dependency (./appdata/openplc.db in the lab configuration), requiring container teardown and reset routines to be evaluated using declared doubles.</w:t>
-      </w:r>
-    </w:p>
-    <w:p>
-      <w:pPr>
-        <w:pStyle w:val="ListBullet"/>
-        <w:spacing w:after="60" w:line="276" w:lineRule="auto"/>
-        <w:jc w:val="both"/>
-      </w:pPr>
-      <w:r>
-        <w:rPr>
-          <w:sz w:val="21"/>
-        </w:rPr>
-        <w:t>Static Shared-Secret Boundary: Collector authority relies on a static shared secret (CONTAINER_SECRET). Compromise of this secret allows an attacker to forge sensor telemetry.</w:t>
-      </w:r>
-    </w:p>
-    <w:p>
-      <w:pPr>
-        <w:pStyle w:val="ListBullet"/>
-        <w:spacing w:after="60" w:line="276" w:lineRule="auto"/>
-        <w:jc w:val="both"/>
-      </w:pPr>
-      <w:r>
-        <w:rPr>
-          <w:sz w:val="21"/>
-        </w:rPr>
-        <w:t>Absence of Cryptographic Hardware Attestation: The platform lacks hardware root-of-trust, network packet sequence numbers, or cryptographic replay nonces.</w:t>
-      </w:r>
-    </w:p>
-    <w:p>
-      <w:pPr>
-        <w:pStyle w:val="ListBullet"/>
-        <w:spacing w:after="60" w:line="276" w:lineRule="auto"/>
-        <w:jc w:val="both"/>
-      </w:pPr>
-      <w:r>
-        <w:rPr>
-          <w:sz w:val="21"/>
-        </w:rPr>
-        <w:t>Administrative Database Mutability: SQLite audit logs are stored in a local file without append-only cryptographic sealing, leaving records mutable by local operating system administrators.</w:t>
-      </w:r>
-    </w:p>
-    <w:p>
-      <w:pPr>
-        <w:pStyle w:val="ListBullet"/>
-        <w:spacing w:after="60" w:line="276" w:lineRule="auto"/>
-        <w:jc w:val="both"/>
-      </w:pPr>
-      <w:r>
-        <w:rPr>
-          <w:sz w:val="21"/>
-        </w:rPr>
-        <w:t>Legacy Dependency Vulnerabilities: A security audit of package-lock.json identified 31 known vulnerabilities in legacy development dependencies that were not remediated during this control-plane verification pass.</w:t>
+        <w:t>• Bounded Software Control-Plane Evaluation: The evaluation was conducted exclusively on local software fixtures and SQLite databases; it did not evaluate complete network architectures or physical systems.</w:t>
+        <w:br/>
+        <w:t>• Synthetic Fixtures Without Human Subjects: The 64 exercise fixtures were deterministically generated test scripts. No human learners participated in this evaluation, and no claims regarding learning gain, educational effectiveness, or skill acquisition are made.</w:t>
+        <w:br/>
+        <w:t>• No Real Industrial Attack Execution: Modbus anomaly events were synthetic JSON payloads injected into the ingestion pipeline; no actual network packet generation, Scapy packet sniffing, or OpenPLC attacks were executed.</w:t>
+        <w:br/>
+        <w:t>• Docker Engine Execution Blocker: Live Docker container startup failed due to a missing build file dependency (./appdata/openplc.db in the OilSprings lab configuration). Consequently, live Docker reset, container recreation, and network containment were evaluated strictly via declared doubles.</w:t>
+        <w:br/>
+        <w:t>• Shared-Secret Trust Boundary: Telemetry source authority relies upon a shared static secret (CONTAINER_SECRET). Compromise of this secret permits arbitrary telemetry spoofing.</w:t>
+        <w:br/>
+        <w:t>• Absence of Hardware Attestation and Replay Defense: The prototype lacks cryptographic hardware root-of-trust, packet sequence numbers, or cryptographic replay tokens.</w:t>
+        <w:br/>
+        <w:t>• Database Administrative Mutability: The backend uses file-backed SQLite without append-only cryptographic log sealing, leaving audit records mutable by privileged local operating system users.</w:t>
+        <w:br/>
+        <w:t>• npm Audit Vulnerabilities: The package dependency audit identified 31 known vulnerabilities (including high and critical severity items) in legacy dependencies that were not remediated in this control-plane verification pass.</w:t>
       </w:r>
     </w:p>
     <w:p>
@@ -3669,179 +3463,60 @@
       </w:pPr>
       <w:r>
         <w:rPr>
+          <w:rFonts w:ascii="Times New Roman" w:hAnsi="Times New Roman"/>
           <w:b/>
-          <w:color w:val="0F172A"/>
-          <w:sz w:val="24"/>
+          <w:color w:val="002060"/>
+          <w:sz w:val="23"/>
         </w:rPr>
         <w:t>11. Future Work</w:t>
       </w:r>
     </w:p>
     <w:p>
       <w:pPr>
-        <w:spacing w:after="80" w:line="276" w:lineRule="auto"/>
+        <w:spacing w:before="0" w:after="80"/>
         <w:jc w:val="both"/>
       </w:pPr>
       <w:r>
         <w:rPr>
-          <w:sz w:val="21"/>
+          <w:rFonts w:ascii="Times New Roman" w:hAnsi="Times New Roman"/>
+          <w:sz w:val="20"/>
         </w:rPr>
-        <w:t>Based on the limitations identified in this study, we propose a realistic engineering and research roadmap:</w:t>
+        <w:t>Based on the limitations identified in this study, we propose a concrete twelve-point research and engineering roadmap:</w:t>
       </w:r>
     </w:p>
     <w:p>
       <w:pPr>
-        <w:pStyle w:val="ListBullet"/>
-        <w:spacing w:after="60" w:line="276" w:lineRule="auto"/>
+        <w:spacing w:before="0" w:after="80"/>
         <w:jc w:val="both"/>
       </w:pPr>
       <w:r>
         <w:rPr>
-          <w:sz w:val="21"/>
+          <w:rFonts w:ascii="Times New Roman" w:hAnsi="Times New Roman"/>
+          <w:sz w:val="20"/>
         </w:rPr>
-        <w:t>1. Container Build Remediation: Resolve the OpenPLC container build dependency to enable automated startup of the full multi-subnet OilSprings lab environment.</w:t>
-      </w:r>
-    </w:p>
-    <w:p>
-      <w:pPr>
-        <w:pStyle w:val="ListBullet"/>
-        <w:spacing w:after="60" w:line="276" w:lineRule="auto"/>
-        <w:jc w:val="both"/>
-      </w:pPr>
-      <w:r>
-        <w:rPr>
-          <w:sz w:val="21"/>
-        </w:rPr>
-        <w:t>2. Live Network Containment Testing: Execute runtime packet-level verification to validate inter-bridge firewall rules and packet isolation under live Docker conditions.</w:t>
-      </w:r>
-    </w:p>
-    <w:p>
-      <w:pPr>
-        <w:pStyle w:val="ListBullet"/>
-        <w:spacing w:after="60" w:line="276" w:lineRule="auto"/>
-        <w:jc w:val="both"/>
-      </w:pPr>
-      <w:r>
-        <w:rPr>
-          <w:sz w:val="21"/>
-        </w:rPr>
-        <w:t>3. Physical ICS Testbed Integration: Connect the range to physical PLCs and hardware testbeds to evaluate Scapy-based IDS capture against genuine Modbus/TCP attacks.</w:t>
-      </w:r>
-    </w:p>
-    <w:p>
-      <w:pPr>
-        <w:pStyle w:val="ListBullet"/>
-        <w:spacing w:after="60" w:line="276" w:lineRule="auto"/>
-        <w:jc w:val="both"/>
-      </w:pPr>
-      <w:r>
-        <w:rPr>
-          <w:sz w:val="21"/>
-        </w:rPr>
-        <w:t>4. Asymmetric Sensor Authentication: Replace static shared secrets with mutual TLS (mTLS) or public-key infrastructure (PKI) for authenticated sensor telemetry.</w:t>
-      </w:r>
-    </w:p>
-    <w:p>
-      <w:pPr>
-        <w:pStyle w:val="ListBullet"/>
-        <w:spacing w:after="60" w:line="276" w:lineRule="auto"/>
-        <w:jc w:val="both"/>
-      </w:pPr>
-      <w:r>
-        <w:rPr>
-          <w:sz w:val="21"/>
-        </w:rPr>
-        <w:t>5. Cryptographic Replay Protection: Introduce monotonic sequence numbers and cryptographic nonces to prevent telemetry replay across network boundaries.</w:t>
-      </w:r>
-    </w:p>
-    <w:p>
-      <w:pPr>
-        <w:pStyle w:val="ListBullet"/>
-        <w:spacing w:after="60" w:line="276" w:lineRule="auto"/>
-        <w:jc w:val="both"/>
-      </w:pPr>
-      <w:r>
-        <w:rPr>
-          <w:sz w:val="21"/>
-        </w:rPr>
-        <w:t>6. Enforced Exercise Timeouts: Implement server-side deadline timers to transition timed-out exercises to 'expired' status automatically.</w:t>
-      </w:r>
-    </w:p>
-    <w:p>
-      <w:pPr>
-        <w:pStyle w:val="ListBullet"/>
-        <w:spacing w:after="60" w:line="276" w:lineRule="auto"/>
-        <w:jc w:val="both"/>
-      </w:pPr>
-      <w:r>
-        <w:rPr>
-          <w:sz w:val="21"/>
-        </w:rPr>
-        <w:t>7. Multi-Tenant Database Concurrency: Validate concurrent exercise workloads across multi-process clusters backed by PostgreSQL.</w:t>
-      </w:r>
-    </w:p>
-    <w:p>
-      <w:pPr>
-        <w:pStyle w:val="ListBullet"/>
-        <w:spacing w:after="60" w:line="276" w:lineRule="auto"/>
-        <w:jc w:val="both"/>
-      </w:pPr>
-      <w:r>
-        <w:rPr>
-          <w:sz w:val="21"/>
-        </w:rPr>
+        <w:t>1. Docker Build Remediation: Resolve the OpenPLC container build dependency to enable automated startup of the full multi-subnet OilSprings lab environment.</w:t>
+        <w:br/>
+        <w:t>2. Live Network Containment Testing: Execute runtime packet-level verification to prove network isolation and validate inter-bridge firewall rules under live Docker conditions.</w:t>
+        <w:br/>
+        <w:t>3. Live Modbus/PLC Testbed Validation: Deploy an authorized, physically isolated testbed to generate genuine Modbus/TCP anomaly packets and evaluate Scapy-based IDS capture.</w:t>
+        <w:br/>
+        <w:t>4. Asymmetric Collector Authentication: Replace static shared secrets with mutual TLS (mTLS) or public-key infrastructure (PKI) for cryptographic sensor attestation.</w:t>
+        <w:br/>
+        <w:t>5. Cryptographic Replay Protection: Introduce monotonic sequence numbers and time-bound cryptographic nonces to prevent telemetry replay across network boundaries.</w:t>
+        <w:br/>
+        <w:t>6. Enforced Scenario Duration Limits: Implement server-side deadline timers to automatically transition timed-out exercises to 'expired' status.</w:t>
+        <w:br/>
+        <w:t>7. Multi-Tenant Concurrency and Isolation: Validate concurrent exercise workloads across multi-process clusters backed by network database engines (e.g., PostgreSQL).</w:t>
+        <w:br/>
         <w:t>8. Tamper-Evident Audit Logging: Implement cryptographic hash chaining (Merkle trees) to render SQLite audit trails immutable and tamper-evident.</w:t>
-      </w:r>
-    </w:p>
-    <w:p>
-      <w:pPr>
-        <w:pStyle w:val="ListBullet"/>
-        <w:spacing w:after="60" w:line="276" w:lineRule="auto"/>
-        <w:jc w:val="both"/>
-      </w:pPr>
-      <w:r>
-        <w:rPr>
-          <w:sz w:val="21"/>
-        </w:rPr>
+        <w:br/>
         <w:t>9. Independent Professional Security Review: Conduct third-party penetration testing and formal code audits across all web and container components.</w:t>
-      </w:r>
-    </w:p>
-    <w:p>
-      <w:pPr>
-        <w:pStyle w:val="ListBullet"/>
-        <w:spacing w:after="60" w:line="276" w:lineRule="auto"/>
-        <w:jc w:val="both"/>
-      </w:pPr>
-      <w:r>
-        <w:rPr>
-          <w:sz w:val="21"/>
-        </w:rPr>
-        <w:t>10. Controlled Educational Trials: Obtain institutional ethics approval to conduct controlled learning studies with human students.</w:t>
-      </w:r>
-    </w:p>
-    <w:p>
-      <w:pPr>
-        <w:pStyle w:val="ListBullet"/>
-        <w:spacing w:after="60" w:line="276" w:lineRule="auto"/>
-        <w:jc w:val="both"/>
-      </w:pPr>
-      <w:r>
-        <w:rPr>
-          <w:sz w:val="21"/>
-        </w:rPr>
-        <w:t>11. Qualitative Analysis Rubrics: Develop expert instructor rubrics to assess incident analysis quality beyond automated character length assertions.</w:t>
-      </w:r>
-    </w:p>
-    <w:p>
-      <w:pPr>
-        <w:pStyle w:val="ListBullet"/>
-        <w:spacing w:after="60" w:line="276" w:lineRule="auto"/>
-        <w:jc w:val="both"/>
-      </w:pPr>
-      <w:r>
-        <w:rPr>
-          <w:sz w:val="21"/>
-        </w:rPr>
-        <w:t>12. Controlled AI Assistance Evaluation: Evaluate local or hosted generative AI assistance for post-exercise debriefing under strict accuracy and privacy benchmarks.</w:t>
+        <w:br/>
+        <w:t>10. Ethical Human Participant Study: Obtain Institutional Review Board (IRB) ethics approval to conduct controlled educational trials with human learners.</w:t>
+        <w:br/>
+        <w:t>11. Qualitative Rubric Assessment: Develop expert instructor rubrics to assess incident analysis quality beyond automated character length assertions.</w:t>
+        <w:br/>
+        <w:t>12. Controlled AI Debriefing Evaluation: Evaluate local or hosted generative AI assistance for post-exercise debriefing under strict accuracy and privacy benchmarks.</w:t>
       </w:r>
     </w:p>
     <w:p>
@@ -3851,23 +3526,25 @@
       </w:pPr>
       <w:r>
         <w:rPr>
+          <w:rFonts w:ascii="Times New Roman" w:hAnsi="Times New Roman"/>
           <w:b/>
-          <w:color w:val="0F172A"/>
-          <w:sz w:val="24"/>
+          <w:color w:val="002060"/>
+          <w:sz w:val="23"/>
         </w:rPr>
         <w:t>12. Conclusion</w:t>
       </w:r>
     </w:p>
     <w:p>
       <w:pPr>
-        <w:spacing w:after="80" w:line="276" w:lineRule="auto"/>
+        <w:spacing w:before="0" w:after="80"/>
         <w:jc w:val="both"/>
       </w:pPr>
       <w:r>
         <w:rPr>
-          <w:sz w:val="21"/>
+          <w:rFonts w:ascii="Times New Roman" w:hAnsi="Times New Roman"/>
+          <w:sz w:val="20"/>
         </w:rPr>
-        <w:t>This research evaluated the scoring and evidence admission mechanisms of CyberPro, transitioning the project from an unverified student prototype into an empirically bounded, reproducible software study. By analyzing the received prototype against sixteen control requirements, we demonstrated that common architectural oversights—including unauthenticated telemetry ingestion, omitted session ownership checks, loose type coercion, and liveness-based reset certification—critically undermine the credibility of cyber-range assessment. Our corrected candidate implementation resolved each identified failure, satisfying 16 of 16 requirements and demonstrating deterministic score progression, event linkage, and raw evidence preservation across 64 scripted exercises and 17 loopback HTTP tests. By strictly bounding our claims to software control-plane verification and explicitly disclaiming unverified human, industrial, and deployment outcomes, we provide a transparent, scientifically defensible engineering foundation for evidence-bound cyber-range design.</w:t>
+        <w:t>This research re-examined the CyberPro cyber-range prototype, transitioning it from an unverified prospective proposal into an empirically bounded, evidence-oriented software study. By systematically analyzing the received implementation against 16 control requirements, we demonstrated that common architectural oversights—such as unauthenticated telemetry ingestion, absent session ownership checks, dynamic type-coercion vulnerabilities, and liveness-based reset certification—critically undermine scoring credibility. Our corrected candidate implementation successfully resolved each counterexample, passing 16 of 16 requirements and demonstrating deterministic score progression, event linkage, and raw evidence preservation across 64 scripted exercises and 17 loopback HTTP tests. By rigorously bounding our claims to software-control-plane verification and explicitly disclaiming unverified human, industrial, and deployment outcomes, we provide a reproducible, scientifically defensible engineering foundation for evidence-bound cyber-range design.</w:t>
       </w:r>
     </w:p>
     <w:p>
@@ -3877,23 +3554,25 @@
       </w:pPr>
       <w:r>
         <w:rPr>
+          <w:rFonts w:ascii="Times New Roman" w:hAnsi="Times New Roman"/>
           <w:b/>
-          <w:color w:val="0F172A"/>
-          <w:sz w:val="24"/>
+          <w:color w:val="002060"/>
+          <w:sz w:val="23"/>
         </w:rPr>
         <w:t>AI Assistance Disclosure</w:t>
       </w:r>
     </w:p>
     <w:p>
       <w:pPr>
-        <w:spacing w:after="80" w:line="276" w:lineRule="auto"/>
+        <w:spacing w:before="0" w:after="80"/>
         <w:jc w:val="both"/>
       </w:pPr>
       <w:r>
         <w:rPr>
-          <w:sz w:val="21"/>
+          <w:rFonts w:ascii="Times New Roman" w:hAnsi="Times New Roman"/>
+          <w:sz w:val="20"/>
         </w:rPr>
-        <w:t>In accordance with institutional guidelines and academic publishing standards, the authors disclose that generative AI tooling (specifically OpenAI ChatGPT and Codex) provided substantive assistance during the development and analysis of this project. AI assistance was utilized for: (1) automated source code review and static security analysis across the 213 project files; (2) patch formulation and refactoring of the four corrected backend modules; (3) design and implementation of the automated SQLite test harness and deterministic fixture scripts; (4) quantitative verification data extraction and tabular synthesis; (5) generation of execution trace visualization graphics; and (6) structural manuscript reorganization to align with rigorous scientific evidence standards. This assistance extended beyond mechanical language editing to substantive technical analysis. All generated code, analytical claims, citations, experimental results, and manuscript prose were independently reviewed, validated, and approved by the human author team, who assume full intellectual and scientific responsibility for the contents of this manuscript.</w:t>
+        <w:t>In accordance with institutional guidelines and academic publishing standards, the authors disclose that generative AI tooling (specifically OpenAI ChatGPT and Codex) provided substantive assistance during the preparation of this project. AI assistance was utilized for: (1) automated source code review and static security analysis across the 213 project files; (2) code recovery, patch formulation, and refactoring of the four corrected backend modules; (3) design and implementation of the automated SQLite test harness and deterministic fixture scripts; (4) quantitative verification data extraction and tabular synthesis; (5) generation of execution trace visualization graphics; and (6) structural manuscript reorganization to align with rigorous scientific evidence standards. This assistance extended beyond mechanical language editing to substantive technical analysis. All generated code, analytical claims, citations, experimental results, and manuscript prose were independently reviewed, validated, and approved by the human author team, who assume full intellectual and scientific responsibility for the contents of this manuscript.</w:t>
       </w:r>
     </w:p>
     <w:p>
@@ -3903,77 +3582,169 @@
       </w:pPr>
       <w:r>
         <w:rPr>
+          <w:rFonts w:ascii="Times New Roman" w:hAnsi="Times New Roman"/>
           <w:b/>
-          <w:color w:val="0F172A"/>
-          <w:sz w:val="24"/>
+          <w:color w:val="002060"/>
+          <w:sz w:val="23"/>
         </w:rPr>
         <w:t>References</w:t>
       </w:r>
     </w:p>
     <w:p>
       <w:pPr>
-        <w:spacing w:after="80" w:line="276" w:lineRule="auto"/>
-        <w:ind w:left="360" w:hanging="360"/>
+        <w:spacing w:before="0" w:after="60"/>
+        <w:ind w:left="432" w:hanging="432"/>
+        <w:jc w:val="both"/>
       </w:pPr>
       <w:r>
         <w:rPr>
+          <w:rFonts w:ascii="Times New Roman" w:hAnsi="Times New Roman"/>
+          <w:b/>
           <w:sz w:val="19"/>
         </w:rPr>
-        <w:t>[1] M. M. Yamin, B. Katt, and V. Gkioulos, "Cyber ranges and security testbeds: Scenarios, functions, tools and architecture," Computers &amp; Security, vol. 88, art. no. 101636, 2020. https://doi.org/10.1016/j.cose.2019.101636</w:t>
+        <w:t xml:space="preserve">[1] </w:t>
+      </w:r>
+      <w:r>
+        <w:rPr>
+          <w:rFonts w:ascii="Times New Roman" w:hAnsi="Times New Roman"/>
+          <w:sz w:val="19"/>
+        </w:rPr>
+        <w:t>M. M. Yamin, B. Katt, and V. Gkioulos, "Cyber ranges and security testbeds: Scenarios, functions, tools and architecture," Computers &amp; Security, vol. 88, art. no. 101636, 2020. https://doi.org/10.1016/j.cose.2019.101636</w:t>
       </w:r>
     </w:p>
     <w:p>
       <w:pPr>
-        <w:spacing w:after="80" w:line="276" w:lineRule="auto"/>
-        <w:ind w:left="360" w:hanging="360"/>
+        <w:spacing w:before="0" w:after="60"/>
+        <w:ind w:left="432" w:hanging="432"/>
+        <w:jc w:val="both"/>
       </w:pPr>
       <w:r>
         <w:rPr>
+          <w:rFonts w:ascii="Times New Roman" w:hAnsi="Times New Roman"/>
+          <w:b/>
           <w:sz w:val="19"/>
         </w:rPr>
-        <w:t>[2] C. Chindrus and C.-F. Caruntu, "Securing the Network: A Red and Blue Cybersecurity Competition Case Study," Information, vol. 14, no. 11, art. no. 587, 2023. https://doi.org/10.3390/info14110587</w:t>
+        <w:t xml:space="preserve">[2] </w:t>
+      </w:r>
+      <w:r>
+        <w:rPr>
+          <w:rFonts w:ascii="Times New Roman" w:hAnsi="Times New Roman"/>
+          <w:sz w:val="19"/>
+        </w:rPr>
+        <w:t>C. Chindrus and C.-F. Caruntu, "Securing the Network: A Red and Blue Cybersecurity Competition Case Study," Information, vol. 14, no. 11, art. no. 587, 2023. https://doi.org/10.3390/info14110587</w:t>
       </w:r>
     </w:p>
     <w:p>
       <w:pPr>
-        <w:spacing w:after="80" w:line="276" w:lineRule="auto"/>
-        <w:ind w:left="360" w:hanging="360"/>
+        <w:spacing w:before="0" w:after="60"/>
+        <w:ind w:left="432" w:hanging="432"/>
+        <w:jc w:val="both"/>
       </w:pPr>
       <w:r>
         <w:rPr>
+          <w:rFonts w:ascii="Times New Roman" w:hAnsi="Times New Roman"/>
+          <w:b/>
           <w:sz w:val="19"/>
         </w:rPr>
-        <w:t>[3] K. Stouffer, M. Pease, C. Tang, T. Zimmerman, V. Pillitteri, and S. Lightman, "Guide to Operational Technology (OT) Security," NIST Special Publication 800-82, Revision 3, National Institute of Standards and Technology, Gaithersburg, MD, 2023. https://doi.org/10.6028/NIST.SP.800-82r3</w:t>
+        <w:t xml:space="preserve">[3] </w:t>
+      </w:r>
+      <w:r>
+        <w:rPr>
+          <w:rFonts w:ascii="Times New Roman" w:hAnsi="Times New Roman"/>
+          <w:sz w:val="19"/>
+        </w:rPr>
+        <w:t>K. Stouffer, M. Pease, C. Tang, T. Zimmerman, V. Pillitteri, and S. Lightman, "Guide to Operational Technology (OT) Security," NIST Special Publication 800-82, Revision 3, National Institute of Standards and Technology, Gaithersburg, MD, 2023. https://doi.org/10.6028/NIST.SP.800-82r3</w:t>
       </w:r>
     </w:p>
     <w:p>
       <w:pPr>
-        <w:spacing w:after="80" w:line="276" w:lineRule="auto"/>
-        <w:ind w:left="360" w:hanging="360"/>
+        <w:spacing w:before="0" w:after="60"/>
+        <w:ind w:left="432" w:hanging="432"/>
+        <w:jc w:val="both"/>
       </w:pPr>
       <w:r>
         <w:rPr>
+          <w:rFonts w:ascii="Times New Roman" w:hAnsi="Times New Roman"/>
+          <w:b/>
           <w:sz w:val="19"/>
         </w:rPr>
-        <w:t>[4] R. Petersen, D. Santos, M. C. Smith, K. A. Wetzel, and G. Witte, "Workforce Framework for Cybersecurity (NICE Framework)," NIST Special Publication 800-181, Revision 1, National Institute of Standards and Technology, Gaithersburg, MD, 2020. https://doi.org/10.6028/NIST.SP.800-181r1</w:t>
+        <w:t xml:space="preserve">[4] </w:t>
+      </w:r>
+      <w:r>
+        <w:rPr>
+          <w:rFonts w:ascii="Times New Roman" w:hAnsi="Times New Roman"/>
+          <w:sz w:val="19"/>
+        </w:rPr>
+        <w:t>R. Petersen, D. Santos, M. C. Smith, K. A. Wetzel, and G. Witte, "Workforce Framework for Cybersecurity (NICE Framework)," NIST Special Publication 800-181, Revision 1, National Institute of Standards and Technology, Gaithersburg, MD, 2020. https://doi.org/10.6028/NIST.SP.800-181r1</w:t>
       </w:r>
     </w:p>
     <w:p>
       <w:pPr>
-        <w:spacing w:after="80" w:line="276" w:lineRule="auto"/>
-        <w:ind w:left="360" w:hanging="360"/>
+        <w:spacing w:before="0" w:after="60"/>
+        <w:ind w:left="432" w:hanging="432"/>
+        <w:jc w:val="both"/>
       </w:pPr>
       <w:r>
         <w:rPr>
+          <w:rFonts w:ascii="Times New Roman" w:hAnsi="Times New Roman"/>
+          <w:b/>
           <w:sz w:val="19"/>
         </w:rPr>
-        <w:t>[5] M. Souppaya, K. Scarfone, and D. Dodson, "Secure Software Development Framework (SSDF) Version 1.1: Recommendations for Mitigating the Risk of Software Vulnerabilities," NIST Special Publication 800-218, National Institute of Standards and Technology, Gaithersburg, MD, 2022. https://doi.org/10.6028/NIST.SP.800-218</w:t>
+        <w:t xml:space="preserve">[5] </w:t>
+      </w:r>
+      <w:r>
+        <w:rPr>
+          <w:rFonts w:ascii="Times New Roman" w:hAnsi="Times New Roman"/>
+          <w:sz w:val="19"/>
+        </w:rPr>
+        <w:t>M. Souppaya, K. Scarfone, and D. Dodson, "Secure Software Development Framework (SSDF) Version 1.1: Recommendations for Mitigating the Risk of Software Vulnerabilities," NIST Special Publication 800-218, National Institute of Standards and Technology, Gaithersburg, MD, 2022. https://doi.org/10.6028/NIST.SP.800-218</w:t>
+      </w:r>
+    </w:p>
+    <w:p>
+      <w:pPr>
+        <w:keepNext/>
+        <w:spacing w:before="240" w:after="80"/>
+      </w:pPr>
+      <w:r>
+        <w:rPr>
+          <w:rFonts w:ascii="Times New Roman" w:hAnsi="Times New Roman"/>
+          <w:b/>
+          <w:color w:val="002060"/>
+          <w:sz w:val="23"/>
+        </w:rPr>
+        <w:t>Appendix A: Retained Execution Output and Artifacts</w:t>
+      </w:r>
+    </w:p>
+    <w:p>
+      <w:pPr>
+        <w:spacing w:before="0" w:after="80"/>
+        <w:jc w:val="both"/>
+      </w:pPr>
+      <w:r>
+        <w:rPr>
+          <w:rFonts w:ascii="Times New Roman" w:hAnsi="Times New Roman"/>
+          <w:sz w:val="20"/>
+        </w:rPr>
+        <w:t>The complete experimental verification artifact repository is preserved within the project workspace under results/ and docs/. Key retained artifacts include:</w:t>
+        <w:br/>
+        <w:t>• results/concurrency-verification.json: Records the execution of 7 concurrent multi-exercise data integrity cases across file-backed SQLite, verifying cross-session isolation and idempotent score recalculation.</w:t>
+        <w:br/>
+        <w:t>• results/replay-verification.json: Records the 7-case synthetic replay verification suite, validating exact score consistency and the detection of modified, missing, or duplicate telemetry events.</w:t>
+        <w:br/>
+        <w:t>• results/reset-verification.json: Explicitly records execution_mode: 'NOT EXECUTED' and clean_state_verified: false, documenting that live Docker reset was blocked due to container build issues.</w:t>
+        <w:br/>
+        <w:t>• results/network-containment.json: Documents the static configuration review of the multi-subnet OilSprings topology and records all 6 live runtime network tests as NOT TESTED.</w:t>
+        <w:br/>
+        <w:t>• results/final-verification.json: Comprehensive audit register documenting environment parameters (Node.js v24.20.0, npm 11.4.1), test suite pass status (12/12 suites), and the 31 unresolved npm audit vulnerabilities.</w:t>
+        <w:br/>
+        <w:t>All test runs are locally replayable via standard npm test commands without requiring external cloud accounts, proprietary software licenses, or live industrial networks.</w:t>
       </w:r>
     </w:p>
     <w:sectPr>
-      <w:footerReference w:type="default" r:id="rId9"/>
+      <w:headerReference w:type="default" r:id="rId9"/>
+      <w:footerReference w:type="default" r:id="rId10"/>
       <w:pgSz w:w="12240" w:h="15840"/>
-      <w:pgMar w:top="1440" w:right="1440" w:bottom="1440" w:left="1440" w:header="720" w:footer="720" w:gutter="0"/>
+      <w:pgMar w:top="1152" w:right="1152" w:bottom="1152" w:left="1152" w:header="720" w:footer="720" w:gutter="0"/>
       <w:cols w:space="720"/>
       <w:docGrid w:linePitch="360"/>
     </w:sectPr>
@@ -3991,13 +3762,42 @@
     <w:r>
       <w:rPr>
         <w:rFonts w:ascii="Times New Roman" w:hAnsi="Times New Roman"/>
-        <w:color w:val="787878"/>
+        <w:color w:val="646464"/>
         <w:sz w:val="18"/>
       </w:rPr>
       <w:t xml:space="preserve">Page </w:t>
     </w:r>
+    <w:fldSimple w:instr="PAGE"/>
+    <w:r>
+      <w:rPr>
+        <w:rFonts w:ascii="Times New Roman" w:hAnsi="Times New Roman"/>
+        <w:color w:val="646464"/>
+        <w:sz w:val="18"/>
+      </w:rPr>
+      <w:t xml:space="preserve"> of </w:t>
+    </w:r>
+    <w:fldSimple w:instr="NUMPAGES"/>
   </w:p>
 </w:ftr>
+</file>
+
+<file path=word/header1.xml><?xml version="1.0" encoding="utf-8"?>
+<w:hdr xmlns:m="http://schemas.openxmlformats.org/officeDocument/2006/math" xmlns:mc="http://schemas.openxmlformats.org/markup-compatibility/2006" xmlns:mo="http://schemas.microsoft.com/office/mac/office/2008/main" xmlns:mv="urn:schemas-microsoft-com:mac:vml" xmlns:o="urn:schemas-microsoft-com:office:office" xmlns:r="http://schemas.openxmlformats.org/officeDocument/2006/relationships" xmlns:v="urn:schemas-microsoft-com:vml" xmlns:w10="urn:schemas-microsoft-com:office:word" xmlns:w14="http://schemas.microsoft.com/office/word/2010/wordml" xmlns:w="http://schemas.openxmlformats.org/wordprocessingml/2006/main" xmlns:wne="http://schemas.microsoft.com/office/word/2006/wordml" xmlns:wp14="http://schemas.microsoft.com/office/word/2010/wordprocessingDrawing" xmlns:wp="http://schemas.openxmlformats.org/drawingml/2006/wordprocessingDrawing" xmlns:wpc="http://schemas.microsoft.com/office/word/2010/wordprocessingCanvas" xmlns:wpg="http://schemas.microsoft.com/office/word/2010/wordprocessingGroup" xmlns:wpi="http://schemas.microsoft.com/office/word/2010/wordprocessingInk" xmlns:wps="http://schemas.microsoft.com/office/word/2010/wordprocessingShape" mc:Ignorable="w14 wp14">
+  <w:p>
+    <w:pPr>
+      <w:pStyle w:val="Header"/>
+      <w:jc w:val="right"/>
+    </w:pPr>
+    <w:r>
+      <w:rPr>
+        <w:rFonts w:ascii="Times New Roman" w:hAnsi="Times New Roman"/>
+        <w:color w:val="787878"/>
+        <w:sz w:val="17"/>
+      </w:rPr>
+      <w:t>Evidence-Bound Scoring and Verification in a Scenario-Driven Cyber Range</w:t>
+    </w:r>
+  </w:p>
+</w:hdr>
 </file>
 
 <file path=word/numbering.xml><?xml version="1.0" encoding="utf-8"?>
@@ -4368,8 +4168,8 @@
     </w:pPr>
     <w:rPr>
       <w:rFonts w:ascii="Times New Roman" w:hAnsi="Times New Roman"/>
-      <w:color w:val="1E1E1E"/>
-      <w:sz w:val="21"/>
+      <w:color w:val="222222"/>
+      <w:sz w:val="20"/>
     </w:rPr>
   </w:style>
   <w:style w:type="paragraph" w:styleId="Header">
